--- a/thesis/01_whitepaper/UCCS_Whitepaper_v1_Alt.docx
+++ b/thesis/01_whitepaper/UCCS_Whitepaper_v1_Alt.docx
@@ -145,255 +145,149 @@
           <w:shd w:val="clear" w:color="auto" w:fill="FCFAF8"/>
           <w14:ligatures w14:val="none"/>
         </w:rPr>
-        <w:t>## **</w:t>
-      </w:r>
-      <w:proofErr w:type="spellStart"/>
-      <w:r>
-        <w:rPr>
-          <w:rFonts w:ascii="Arial" w:eastAsia="Times New Roman" w:hAnsi="Arial" w:cs="Arial"/>
-          <w:color w:val="2E2B29"/>
-          <w:kern w:val="0"/>
-          <w:sz w:val="27"/>
-          <w:szCs w:val="27"/>
-          <w:shd w:val="clear" w:color="auto" w:fill="FCFAF8"/>
-          <w14:ligatures w14:val="none"/>
-        </w:rPr>
-        <w:t>IntentKernel</w:t>
-      </w:r>
-      <w:proofErr w:type="spellEnd"/>
-      <w:r>
-        <w:rPr>
-          <w:rFonts w:ascii="Arial" w:eastAsia="Times New Roman" w:hAnsi="Arial" w:cs="Arial"/>
-          <w:color w:val="2E2B29"/>
-          <w:kern w:val="0"/>
-          <w:sz w:val="27"/>
-          <w:szCs w:val="27"/>
-          <w:shd w:val="clear" w:color="auto" w:fill="FCFAF8"/>
-          <w14:ligatures w14:val="none"/>
-        </w:rPr>
-        <w:t xml:space="preserve"> Runtime Security: A Capability-Secure Migration Path for Legacy Computing**</w:t>
-      </w:r>
-    </w:p>
-    <w:p>
-      <w:pPr>
-        <w:spacing w:after="0" w:line="240" w:lineRule="auto"/>
-        <w:rPr>
-          <w:rFonts w:ascii="Arial" w:eastAsia="Times New Roman" w:hAnsi="Arial" w:cs="Arial"/>
-          <w:color w:val="2E2B29"/>
-          <w:kern w:val="0"/>
-          <w:sz w:val="27"/>
-          <w:szCs w:val="27"/>
-          <w:shd w:val="clear" w:color="auto" w:fill="FCFAF8"/>
-          <w14:ligatures w14:val="none"/>
-        </w:rPr>
-      </w:pPr>
-    </w:p>
-    <w:p>
-      <w:pPr>
-        <w:spacing w:after="0" w:line="240" w:lineRule="auto"/>
-        <w:rPr>
-          <w:rFonts w:ascii="Arial" w:eastAsia="Times New Roman" w:hAnsi="Arial" w:cs="Arial"/>
-          <w:color w:val="2E2B29"/>
-          <w:kern w:val="0"/>
-          <w:sz w:val="27"/>
-          <w:szCs w:val="27"/>
-          <w:shd w:val="clear" w:color="auto" w:fill="FCFAF8"/>
-          <w14:ligatures w14:val="none"/>
-        </w:rPr>
-      </w:pPr>
-      <w:r>
-        <w:rPr>
-          <w:rFonts w:ascii="Arial" w:eastAsia="Times New Roman" w:hAnsi="Arial" w:cs="Arial"/>
-          <w:color w:val="2E2B29"/>
-          <w:kern w:val="0"/>
-          <w:sz w:val="27"/>
-          <w:szCs w:val="27"/>
-          <w:shd w:val="clear" w:color="auto" w:fill="FCFAF8"/>
-          <w14:ligatures w14:val="none"/>
-        </w:rPr>
-        <w:t>**</w:t>
-      </w:r>
-      <w:proofErr w:type="gramStart"/>
-      <w:r>
-        <w:rPr>
-          <w:rFonts w:ascii="Arial" w:eastAsia="Times New Roman" w:hAnsi="Arial" w:cs="Arial"/>
-          <w:color w:val="2E2B29"/>
-          <w:kern w:val="0"/>
-          <w:sz w:val="27"/>
-          <w:szCs w:val="27"/>
-          <w:shd w:val="clear" w:color="auto" w:fill="FCFAF8"/>
-          <w14:ligatures w14:val="none"/>
-        </w:rPr>
-        <w:t>Version:*</w:t>
-      </w:r>
-      <w:proofErr w:type="gramEnd"/>
-      <w:r>
-        <w:rPr>
-          <w:rFonts w:ascii="Arial" w:eastAsia="Times New Roman" w:hAnsi="Arial" w:cs="Arial"/>
-          <w:color w:val="2E2B29"/>
-          <w:kern w:val="0"/>
-          <w:sz w:val="27"/>
-          <w:szCs w:val="27"/>
-          <w:shd w:val="clear" w:color="auto" w:fill="FCFAF8"/>
-          <w14:ligatures w14:val="none"/>
-        </w:rPr>
-        <w:t xml:space="preserve">* 1.0  </w:t>
-      </w:r>
-    </w:p>
-    <w:p>
-      <w:pPr>
-        <w:spacing w:after="0" w:line="240" w:lineRule="auto"/>
-        <w:rPr>
-          <w:rFonts w:ascii="Arial" w:eastAsia="Times New Roman" w:hAnsi="Arial" w:cs="Arial"/>
-          <w:color w:val="2E2B29"/>
-          <w:kern w:val="0"/>
-          <w:sz w:val="27"/>
-          <w:szCs w:val="27"/>
-          <w:shd w:val="clear" w:color="auto" w:fill="FCFAF8"/>
-          <w14:ligatures w14:val="none"/>
-        </w:rPr>
-      </w:pPr>
-      <w:r>
-        <w:rPr>
-          <w:rFonts w:ascii="Arial" w:eastAsia="Times New Roman" w:hAnsi="Arial" w:cs="Arial"/>
-          <w:color w:val="2E2B29"/>
-          <w:kern w:val="0"/>
-          <w:sz w:val="27"/>
-          <w:szCs w:val="27"/>
-          <w:shd w:val="clear" w:color="auto" w:fill="FCFAF8"/>
-          <w14:ligatures w14:val="none"/>
-        </w:rPr>
-        <w:t>**</w:t>
-      </w:r>
-      <w:proofErr w:type="gramStart"/>
-      <w:r>
-        <w:rPr>
-          <w:rFonts w:ascii="Arial" w:eastAsia="Times New Roman" w:hAnsi="Arial" w:cs="Arial"/>
-          <w:color w:val="2E2B29"/>
-          <w:kern w:val="0"/>
-          <w:sz w:val="27"/>
-          <w:szCs w:val="27"/>
-          <w:shd w:val="clear" w:color="auto" w:fill="FCFAF8"/>
-          <w14:ligatures w14:val="none"/>
-        </w:rPr>
-        <w:t>Date:*</w:t>
-      </w:r>
-      <w:proofErr w:type="gramEnd"/>
-      <w:r>
-        <w:rPr>
-          <w:rFonts w:ascii="Arial" w:eastAsia="Times New Roman" w:hAnsi="Arial" w:cs="Arial"/>
-          <w:color w:val="2E2B29"/>
-          <w:kern w:val="0"/>
-          <w:sz w:val="27"/>
-          <w:szCs w:val="27"/>
-          <w:shd w:val="clear" w:color="auto" w:fill="FCFAF8"/>
-          <w14:ligatures w14:val="none"/>
-        </w:rPr>
-        <w:t xml:space="preserve">* July 2025  </w:t>
-      </w:r>
-    </w:p>
-    <w:p>
-      <w:pPr>
-        <w:spacing w:after="0" w:line="240" w:lineRule="auto"/>
-        <w:rPr>
-          <w:rFonts w:ascii="Arial" w:eastAsia="Times New Roman" w:hAnsi="Arial" w:cs="Arial"/>
-          <w:color w:val="2E2B29"/>
-          <w:kern w:val="0"/>
-          <w:sz w:val="27"/>
-          <w:szCs w:val="27"/>
-          <w:shd w:val="clear" w:color="auto" w:fill="FCFAF8"/>
-          <w14:ligatures w14:val="none"/>
-        </w:rPr>
-      </w:pPr>
-      <w:r>
-        <w:rPr>
-          <w:rFonts w:ascii="Arial" w:eastAsia="Times New Roman" w:hAnsi="Arial" w:cs="Arial"/>
-          <w:color w:val="2E2B29"/>
-          <w:kern w:val="0"/>
-          <w:sz w:val="27"/>
-          <w:szCs w:val="27"/>
-          <w:shd w:val="clear" w:color="auto" w:fill="FCFAF8"/>
-          <w14:ligatures w14:val="none"/>
-        </w:rPr>
-        <w:t>**</w:t>
-      </w:r>
-      <w:proofErr w:type="gramStart"/>
-      <w:r>
-        <w:rPr>
-          <w:rFonts w:ascii="Arial" w:eastAsia="Times New Roman" w:hAnsi="Arial" w:cs="Arial"/>
-          <w:color w:val="2E2B29"/>
-          <w:kern w:val="0"/>
-          <w:sz w:val="27"/>
-          <w:szCs w:val="27"/>
-          <w:shd w:val="clear" w:color="auto" w:fill="FCFAF8"/>
-          <w14:ligatures w14:val="none"/>
-        </w:rPr>
-        <w:t>Classification:*</w:t>
-      </w:r>
-      <w:proofErr w:type="gramEnd"/>
-      <w:r>
-        <w:rPr>
-          <w:rFonts w:ascii="Arial" w:eastAsia="Times New Roman" w:hAnsi="Arial" w:cs="Arial"/>
-          <w:color w:val="2E2B29"/>
-          <w:kern w:val="0"/>
-          <w:sz w:val="27"/>
-          <w:szCs w:val="27"/>
-          <w:shd w:val="clear" w:color="auto" w:fill="FCFAF8"/>
-          <w14:ligatures w14:val="none"/>
-        </w:rPr>
-        <w:t xml:space="preserve">* Public Architecture Document  </w:t>
-      </w:r>
-    </w:p>
-    <w:p>
-      <w:pPr>
-        <w:spacing w:after="0" w:line="240" w:lineRule="auto"/>
-        <w:rPr>
-          <w:rFonts w:ascii="Arial" w:eastAsia="Times New Roman" w:hAnsi="Arial" w:cs="Arial"/>
-          <w:color w:val="2E2B29"/>
-          <w:kern w:val="0"/>
-          <w:sz w:val="27"/>
-          <w:szCs w:val="27"/>
-          <w:shd w:val="clear" w:color="auto" w:fill="FCFAF8"/>
-          <w14:ligatures w14:val="none"/>
-        </w:rPr>
-      </w:pPr>
-      <w:r>
-        <w:rPr>
-          <w:rFonts w:ascii="Arial" w:eastAsia="Times New Roman" w:hAnsi="Arial" w:cs="Arial"/>
-          <w:color w:val="2E2B29"/>
-          <w:kern w:val="0"/>
-          <w:sz w:val="27"/>
-          <w:szCs w:val="27"/>
-          <w:shd w:val="clear" w:color="auto" w:fill="FCFAF8"/>
-          <w14:ligatures w14:val="none"/>
-        </w:rPr>
-        <w:t>**</w:t>
-      </w:r>
-      <w:proofErr w:type="gramStart"/>
-      <w:r>
-        <w:rPr>
-          <w:rFonts w:ascii="Arial" w:eastAsia="Times New Roman" w:hAnsi="Arial" w:cs="Arial"/>
-          <w:color w:val="2E2B29"/>
-          <w:kern w:val="0"/>
-          <w:sz w:val="27"/>
-          <w:szCs w:val="27"/>
-          <w:shd w:val="clear" w:color="auto" w:fill="FCFAF8"/>
-          <w14:ligatures w14:val="none"/>
-        </w:rPr>
-        <w:t>Status:*</w:t>
-      </w:r>
-      <w:proofErr w:type="gramEnd"/>
-      <w:r>
-        <w:rPr>
-          <w:rFonts w:ascii="Arial" w:eastAsia="Times New Roman" w:hAnsi="Arial" w:cs="Arial"/>
-          <w:color w:val="2E2B29"/>
-          <w:kern w:val="0"/>
-          <w:sz w:val="27"/>
-          <w:szCs w:val="27"/>
-          <w:shd w:val="clear" w:color="auto" w:fill="FCFAF8"/>
-          <w14:ligatures w14:val="none"/>
-        </w:rPr>
-        <w:t xml:space="preserve">* Research Validated / Prototype Available  </w:t>
+        <w:t>## **IntentKernel Runtime Security: A Capability-Secure Migration Path for Legacy Computing**</w:t>
+      </w:r>
+    </w:p>
+    <w:p>
+      <w:pPr>
+        <w:spacing w:after="0" w:line="240" w:lineRule="auto"/>
+        <w:rPr>
+          <w:rFonts w:ascii="Arial" w:eastAsia="Times New Roman" w:hAnsi="Arial" w:cs="Arial"/>
+          <w:color w:val="2E2B29"/>
+          <w:kern w:val="0"/>
+          <w:sz w:val="27"/>
+          <w:szCs w:val="27"/>
+          <w:shd w:val="clear" w:color="auto" w:fill="FCFAF8"/>
+          <w14:ligatures w14:val="none"/>
+        </w:rPr>
+      </w:pPr>
+    </w:p>
+    <w:p>
+      <w:pPr>
+        <w:spacing w:after="0" w:line="240" w:lineRule="auto"/>
+        <w:rPr>
+          <w:rFonts w:ascii="Arial" w:eastAsia="Times New Roman" w:hAnsi="Arial" w:cs="Arial"/>
+          <w:color w:val="2E2B29"/>
+          <w:kern w:val="0"/>
+          <w:sz w:val="27"/>
+          <w:szCs w:val="27"/>
+          <w:shd w:val="clear" w:color="auto" w:fill="FCFAF8"/>
+          <w14:ligatures w14:val="none"/>
+        </w:rPr>
+      </w:pPr>
+      <w:r>
+        <w:rPr>
+          <w:rFonts w:ascii="Arial" w:eastAsia="Times New Roman" w:hAnsi="Arial" w:cs="Arial"/>
+          <w:color w:val="2E2B29"/>
+          <w:kern w:val="0"/>
+          <w:sz w:val="27"/>
+          <w:szCs w:val="27"/>
+          <w:shd w:val="clear" w:color="auto" w:fill="FCFAF8"/>
+          <w14:ligatures w14:val="none"/>
+        </w:rPr>
+        <w:t xml:space="preserve">**Version:** 1.0  </w:t>
+      </w:r>
+    </w:p>
+    <w:p>
+      <w:pPr>
+        <w:spacing w:after="0" w:line="240" w:lineRule="auto"/>
+        <w:rPr>
+          <w:rFonts w:ascii="Arial" w:eastAsia="Times New Roman" w:hAnsi="Arial" w:cs="Arial"/>
+          <w:color w:val="2E2B29"/>
+          <w:kern w:val="0"/>
+          <w:sz w:val="27"/>
+          <w:szCs w:val="27"/>
+          <w:shd w:val="clear" w:color="auto" w:fill="FCFAF8"/>
+          <w14:ligatures w14:val="none"/>
+        </w:rPr>
+      </w:pPr>
+      <w:r>
+        <w:rPr>
+          <w:rFonts w:ascii="Arial" w:eastAsia="Times New Roman" w:hAnsi="Arial" w:cs="Arial"/>
+          <w:color w:val="2E2B29"/>
+          <w:kern w:val="0"/>
+          <w:sz w:val="27"/>
+          <w:szCs w:val="27"/>
+          <w:shd w:val="clear" w:color="auto" w:fill="FCFAF8"/>
+          <w14:ligatures w14:val="none"/>
+        </w:rPr>
+        <w:t>**Date:** July 202</w:t>
+      </w:r>
+      <w:r>
+        <w:rPr>
+          <w:rFonts w:ascii="Arial" w:eastAsia="Times New Roman" w:hAnsi="Arial" w:cs="Arial"/>
+          <w:color w:val="2E2B29"/>
+          <w:kern w:val="0"/>
+          <w:sz w:val="27"/>
+          <w:szCs w:val="27"/>
+          <w:shd w:val="clear" w:color="auto" w:fill="FCFAF8"/>
+          <w14:ligatures w14:val="none"/>
+        </w:rPr>
+        <w:t>6</w:t>
+      </w:r>
+      <w:r>
+        <w:rPr>
+          <w:rFonts w:ascii="Arial" w:eastAsia="Times New Roman" w:hAnsi="Arial" w:cs="Arial"/>
+          <w:color w:val="2E2B29"/>
+          <w:kern w:val="0"/>
+          <w:sz w:val="27"/>
+          <w:szCs w:val="27"/>
+          <w:shd w:val="clear" w:color="auto" w:fill="FCFAF8"/>
+          <w14:ligatures w14:val="none"/>
+        </w:rPr>
+        <w:t xml:space="preserve">  </w:t>
+      </w:r>
+    </w:p>
+    <w:p>
+      <w:pPr>
+        <w:spacing w:after="0" w:line="240" w:lineRule="auto"/>
+        <w:rPr>
+          <w:rFonts w:ascii="Arial" w:eastAsia="Times New Roman" w:hAnsi="Arial" w:cs="Arial"/>
+          <w:color w:val="2E2B29"/>
+          <w:kern w:val="0"/>
+          <w:sz w:val="27"/>
+          <w:szCs w:val="27"/>
+          <w:shd w:val="clear" w:color="auto" w:fill="FCFAF8"/>
+          <w14:ligatures w14:val="none"/>
+        </w:rPr>
+      </w:pPr>
+      <w:r>
+        <w:rPr>
+          <w:rFonts w:ascii="Arial" w:eastAsia="Times New Roman" w:hAnsi="Arial" w:cs="Arial"/>
+          <w:color w:val="2E2B29"/>
+          <w:kern w:val="0"/>
+          <w:sz w:val="27"/>
+          <w:szCs w:val="27"/>
+          <w:shd w:val="clear" w:color="auto" w:fill="FCFAF8"/>
+          <w14:ligatures w14:val="none"/>
+        </w:rPr>
+        <w:t xml:space="preserve">**Classification:** Public Architecture Document  </w:t>
+      </w:r>
+    </w:p>
+    <w:p>
+      <w:pPr>
+        <w:spacing w:after="0" w:line="240" w:lineRule="auto"/>
+        <w:rPr>
+          <w:rFonts w:ascii="Arial" w:eastAsia="Times New Roman" w:hAnsi="Arial" w:cs="Arial"/>
+          <w:color w:val="2E2B29"/>
+          <w:kern w:val="0"/>
+          <w:sz w:val="27"/>
+          <w:szCs w:val="27"/>
+          <w:shd w:val="clear" w:color="auto" w:fill="FCFAF8"/>
+          <w14:ligatures w14:val="none"/>
+        </w:rPr>
+      </w:pPr>
+      <w:r>
+        <w:rPr>
+          <w:rFonts w:ascii="Arial" w:eastAsia="Times New Roman" w:hAnsi="Arial" w:cs="Arial"/>
+          <w:color w:val="2E2B29"/>
+          <w:kern w:val="0"/>
+          <w:sz w:val="27"/>
+          <w:szCs w:val="27"/>
+          <w:shd w:val="clear" w:color="auto" w:fill="FCFAF8"/>
+          <w14:ligatures w14:val="none"/>
+        </w:rPr>
+        <w:t xml:space="preserve">**Status:** Research Validated / Prototype Available  </w:t>
       </w:r>
     </w:p>
     <w:p>
@@ -511,33 +405,7 @@
           <w:shd w:val="clear" w:color="auto" w:fill="FCFAF8"/>
           <w14:ligatures w14:val="none"/>
         </w:rPr>
-        <w:t xml:space="preserve"> **</w:t>
-      </w:r>
-      <w:proofErr w:type="gramStart"/>
-      <w:r>
-        <w:rPr>
-          <w:rFonts w:ascii="Arial" w:eastAsia="Times New Roman" w:hAnsi="Arial" w:cs="Arial"/>
-          <w:color w:val="2E2B29"/>
-          <w:kern w:val="0"/>
-          <w:sz w:val="27"/>
-          <w:szCs w:val="27"/>
-          <w:shd w:val="clear" w:color="auto" w:fill="FCFAF8"/>
-          <w14:ligatures w14:val="none"/>
-        </w:rPr>
-        <w:t>Validated:*</w:t>
-      </w:r>
-      <w:proofErr w:type="gramEnd"/>
-      <w:r>
-        <w:rPr>
-          <w:rFonts w:ascii="Arial" w:eastAsia="Times New Roman" w:hAnsi="Arial" w:cs="Arial"/>
-          <w:color w:val="2E2B29"/>
-          <w:kern w:val="0"/>
-          <w:sz w:val="27"/>
-          <w:szCs w:val="27"/>
-          <w:shd w:val="clear" w:color="auto" w:fill="FCFAF8"/>
-          <w14:ligatures w14:val="none"/>
-        </w:rPr>
-        <w:t xml:space="preserve">* Empirical results from thesis research  </w:t>
+        <w:t xml:space="preserve"> **Validated:** Empirical results from thesis research  </w:t>
       </w:r>
     </w:p>
     <w:p>
@@ -575,33 +443,7 @@
           <w:shd w:val="clear" w:color="auto" w:fill="FCFAF8"/>
           <w14:ligatures w14:val="none"/>
         </w:rPr>
-        <w:t xml:space="preserve"> **</w:t>
-      </w:r>
-      <w:proofErr w:type="gramStart"/>
-      <w:r>
-        <w:rPr>
-          <w:rFonts w:ascii="Arial" w:eastAsia="Times New Roman" w:hAnsi="Arial" w:cs="Arial"/>
-          <w:color w:val="2E2B29"/>
-          <w:kern w:val="0"/>
-          <w:sz w:val="27"/>
-          <w:szCs w:val="27"/>
-          <w:shd w:val="clear" w:color="auto" w:fill="FCFAF8"/>
-          <w14:ligatures w14:val="none"/>
-        </w:rPr>
-        <w:t>Prototyped:*</w:t>
-      </w:r>
-      <w:proofErr w:type="gramEnd"/>
-      <w:r>
-        <w:rPr>
-          <w:rFonts w:ascii="Arial" w:eastAsia="Times New Roman" w:hAnsi="Arial" w:cs="Arial"/>
-          <w:color w:val="2E2B29"/>
-          <w:kern w:val="0"/>
-          <w:sz w:val="27"/>
-          <w:szCs w:val="27"/>
-          <w:shd w:val="clear" w:color="auto" w:fill="FCFAF8"/>
-          <w14:ligatures w14:val="none"/>
-        </w:rPr>
-        <w:t xml:space="preserve">* Functional implementation exists, undergoing hardening  </w:t>
+        <w:t xml:space="preserve"> **Prototyped:** Functional implementation exists, undergoing hardening  </w:t>
       </w:r>
     </w:p>
     <w:p>
@@ -639,33 +481,7 @@
           <w:shd w:val="clear" w:color="auto" w:fill="FCFAF8"/>
           <w14:ligatures w14:val="none"/>
         </w:rPr>
-        <w:t xml:space="preserve"> **</w:t>
-      </w:r>
-      <w:proofErr w:type="gramStart"/>
-      <w:r>
-        <w:rPr>
-          <w:rFonts w:ascii="Arial" w:eastAsia="Times New Roman" w:hAnsi="Arial" w:cs="Arial"/>
-          <w:color w:val="2E2B29"/>
-          <w:kern w:val="0"/>
-          <w:sz w:val="27"/>
-          <w:szCs w:val="27"/>
-          <w:shd w:val="clear" w:color="auto" w:fill="FCFAF8"/>
-          <w14:ligatures w14:val="none"/>
-        </w:rPr>
-        <w:t>Planned:*</w:t>
-      </w:r>
-      <w:proofErr w:type="gramEnd"/>
-      <w:r>
-        <w:rPr>
-          <w:rFonts w:ascii="Arial" w:eastAsia="Times New Roman" w:hAnsi="Arial" w:cs="Arial"/>
-          <w:color w:val="2E2B29"/>
-          <w:kern w:val="0"/>
-          <w:sz w:val="27"/>
-          <w:szCs w:val="27"/>
-          <w:shd w:val="clear" w:color="auto" w:fill="FCFAF8"/>
-          <w14:ligatures w14:val="none"/>
-        </w:rPr>
-        <w:t xml:space="preserve">* Architecture specified, awaiting development resources  </w:t>
+        <w:t xml:space="preserve"> **Planned:** Architecture specified, awaiting development resources  </w:t>
       </w:r>
     </w:p>
     <w:p>
@@ -815,57 +631,17 @@
           <w14:ligatures w14:val="none"/>
         </w:rPr>
       </w:pPr>
-      <w:proofErr w:type="spellStart"/>
-      <w:r>
-        <w:rPr>
-          <w:rFonts w:ascii="Arial" w:eastAsia="Times New Roman" w:hAnsi="Arial" w:cs="Arial"/>
-          <w:color w:val="2E2B29"/>
-          <w:kern w:val="0"/>
-          <w:sz w:val="27"/>
-          <w:szCs w:val="27"/>
-          <w:shd w:val="clear" w:color="auto" w:fill="FCFAF8"/>
-          <w14:ligatures w14:val="none"/>
-        </w:rPr>
-        <w:t>IntentKernel</w:t>
-      </w:r>
-      <w:proofErr w:type="spellEnd"/>
-      <w:r>
-        <w:rPr>
-          <w:rFonts w:ascii="Arial" w:eastAsia="Times New Roman" w:hAnsi="Arial" w:cs="Arial"/>
-          <w:color w:val="2E2B29"/>
-          <w:kern w:val="0"/>
-          <w:sz w:val="27"/>
-          <w:szCs w:val="27"/>
-          <w:shd w:val="clear" w:color="auto" w:fill="FCFAF8"/>
-          <w14:ligatures w14:val="none"/>
-        </w:rPr>
-        <w:t xml:space="preserve"> introduces a **capability-secure runtime** that retrofits event-scoped authority onto existing Windows and Linux infrastructure without operating system replacement. By converting every resource access into a temporary, </w:t>
-      </w:r>
-      <w:proofErr w:type="gramStart"/>
-      <w:r>
-        <w:rPr>
-          <w:rFonts w:ascii="Arial" w:eastAsia="Times New Roman" w:hAnsi="Arial" w:cs="Arial"/>
-          <w:color w:val="2E2B29"/>
-          <w:kern w:val="0"/>
-          <w:sz w:val="27"/>
-          <w:szCs w:val="27"/>
-          <w:shd w:val="clear" w:color="auto" w:fill="FCFAF8"/>
-          <w14:ligatures w14:val="none"/>
-        </w:rPr>
-        <w:t>cryptographically-verified</w:t>
-      </w:r>
-      <w:proofErr w:type="gramEnd"/>
-      <w:r>
-        <w:rPr>
-          <w:rFonts w:ascii="Arial" w:eastAsia="Times New Roman" w:hAnsi="Arial" w:cs="Arial"/>
-          <w:color w:val="2E2B29"/>
-          <w:kern w:val="0"/>
-          <w:sz w:val="27"/>
-          <w:szCs w:val="27"/>
-          <w:shd w:val="clear" w:color="auto" w:fill="FCFAF8"/>
-          <w14:ligatures w14:val="none"/>
-        </w:rPr>
-        <w:t xml:space="preserve"> capability token with strict time-to-live </w:t>
+      <w:r>
+        <w:rPr>
+          <w:rFonts w:ascii="Arial" w:eastAsia="Times New Roman" w:hAnsi="Arial" w:cs="Arial"/>
+          <w:color w:val="2E2B29"/>
+          <w:kern w:val="0"/>
+          <w:sz w:val="27"/>
+          <w:szCs w:val="27"/>
+          <w:shd w:val="clear" w:color="auto" w:fill="FCFAF8"/>
+          <w14:ligatures w14:val="none"/>
+        </w:rPr>
+        <w:t xml:space="preserve">IntentKernel introduces a **capability-secure runtime** that retrofits event-scoped authority onto existing Windows and Linux infrastructure without operating system replacement. By converting every resource access into a temporary, cryptographically-verified capability token with strict time-to-live </w:t>
       </w:r>
       <w:r>
         <w:rPr>
@@ -878,115 +654,62 @@
           <w14:ligatures w14:val="none"/>
         </w:rPr>
         <w:lastRenderedPageBreak/>
-        <w:t xml:space="preserve">(TTL) enforcement, </w:t>
-      </w:r>
-      <w:proofErr w:type="spellStart"/>
-      <w:r>
-        <w:rPr>
-          <w:rFonts w:ascii="Arial" w:eastAsia="Times New Roman" w:hAnsi="Arial" w:cs="Arial"/>
-          <w:color w:val="2E2B29"/>
-          <w:kern w:val="0"/>
-          <w:sz w:val="27"/>
-          <w:szCs w:val="27"/>
-          <w:shd w:val="clear" w:color="auto" w:fill="FCFAF8"/>
-          <w14:ligatures w14:val="none"/>
-        </w:rPr>
-        <w:t>IntentKernel</w:t>
-      </w:r>
-      <w:proofErr w:type="spellEnd"/>
-      <w:r>
-        <w:rPr>
-          <w:rFonts w:ascii="Arial" w:eastAsia="Times New Roman" w:hAnsi="Arial" w:cs="Arial"/>
-          <w:color w:val="2E2B29"/>
-          <w:kern w:val="0"/>
-          <w:sz w:val="27"/>
-          <w:szCs w:val="27"/>
-          <w:shd w:val="clear" w:color="auto" w:fill="FCFAF8"/>
-          <w14:ligatures w14:val="none"/>
-        </w:rPr>
-        <w:t xml:space="preserve"> eliminates the structural conditions that allow malware to persist.</w:t>
-      </w:r>
-    </w:p>
-    <w:p>
-      <w:pPr>
-        <w:spacing w:after="0" w:line="240" w:lineRule="auto"/>
-        <w:rPr>
-          <w:rFonts w:ascii="Arial" w:eastAsia="Times New Roman" w:hAnsi="Arial" w:cs="Arial"/>
-          <w:color w:val="2E2B29"/>
-          <w:kern w:val="0"/>
-          <w:sz w:val="27"/>
-          <w:szCs w:val="27"/>
-          <w:shd w:val="clear" w:color="auto" w:fill="FCFAF8"/>
-          <w14:ligatures w14:val="none"/>
-        </w:rPr>
-      </w:pPr>
-    </w:p>
-    <w:p>
-      <w:pPr>
-        <w:spacing w:after="0" w:line="240" w:lineRule="auto"/>
-        <w:rPr>
-          <w:rFonts w:ascii="Arial" w:eastAsia="Times New Roman" w:hAnsi="Arial" w:cs="Arial"/>
-          <w:color w:val="2E2B29"/>
-          <w:kern w:val="0"/>
-          <w:sz w:val="27"/>
-          <w:szCs w:val="27"/>
-          <w:shd w:val="clear" w:color="auto" w:fill="FCFAF8"/>
-          <w14:ligatures w14:val="none"/>
-        </w:rPr>
-      </w:pPr>
-      <w:r>
-        <w:rPr>
-          <w:rFonts w:ascii="Arial" w:eastAsia="Times New Roman" w:hAnsi="Arial" w:cs="Arial"/>
-          <w:color w:val="2E2B29"/>
-          <w:kern w:val="0"/>
-          <w:sz w:val="27"/>
-          <w:szCs w:val="27"/>
-          <w:shd w:val="clear" w:color="auto" w:fill="FCFAF8"/>
-          <w14:ligatures w14:val="none"/>
-        </w:rPr>
-        <w:t>**Key Findings (Validated</w:t>
-      </w:r>
-      <w:proofErr w:type="gramStart"/>
-      <w:r>
-        <w:rPr>
-          <w:rFonts w:ascii="Arial" w:eastAsia="Times New Roman" w:hAnsi="Arial" w:cs="Arial"/>
-          <w:color w:val="2E2B29"/>
-          <w:kern w:val="0"/>
-          <w:sz w:val="27"/>
-          <w:szCs w:val="27"/>
-          <w:shd w:val="clear" w:color="auto" w:fill="FCFAF8"/>
-          <w14:ligatures w14:val="none"/>
-        </w:rPr>
-        <w:t>):*</w:t>
-      </w:r>
-      <w:proofErr w:type="gramEnd"/>
-      <w:r>
-        <w:rPr>
-          <w:rFonts w:ascii="Arial" w:eastAsia="Times New Roman" w:hAnsi="Arial" w:cs="Arial"/>
-          <w:color w:val="2E2B29"/>
-          <w:kern w:val="0"/>
-          <w:sz w:val="27"/>
-          <w:szCs w:val="27"/>
-          <w:shd w:val="clear" w:color="auto" w:fill="FCFAF8"/>
-          <w14:ligatures w14:val="none"/>
-        </w:rPr>
-        <w:t xml:space="preserve">*  </w:t>
-      </w:r>
-    </w:p>
-    <w:p>
-      <w:pPr>
-        <w:spacing w:after="0" w:line="240" w:lineRule="auto"/>
-        <w:rPr>
-          <w:rFonts w:ascii="Arial" w:eastAsia="Times New Roman" w:hAnsi="Arial" w:cs="Arial"/>
-          <w:color w:val="2E2B29"/>
-          <w:kern w:val="0"/>
-          <w:sz w:val="27"/>
-          <w:szCs w:val="27"/>
-          <w:shd w:val="clear" w:color="auto" w:fill="FCFAF8"/>
-          <w14:ligatures w14:val="none"/>
-        </w:rPr>
-      </w:pPr>
-      <w:proofErr w:type="gramStart"/>
+        <w:t>(TTL) enforcement, IntentKernel eliminates the structural conditions that allow malware to persist.</w:t>
+      </w:r>
+    </w:p>
+    <w:p>
+      <w:pPr>
+        <w:spacing w:after="0" w:line="240" w:lineRule="auto"/>
+        <w:rPr>
+          <w:rFonts w:ascii="Arial" w:eastAsia="Times New Roman" w:hAnsi="Arial" w:cs="Arial"/>
+          <w:color w:val="2E2B29"/>
+          <w:kern w:val="0"/>
+          <w:sz w:val="27"/>
+          <w:szCs w:val="27"/>
+          <w:shd w:val="clear" w:color="auto" w:fill="FCFAF8"/>
+          <w14:ligatures w14:val="none"/>
+        </w:rPr>
+      </w:pPr>
+    </w:p>
+    <w:p>
+      <w:pPr>
+        <w:spacing w:after="0" w:line="240" w:lineRule="auto"/>
+        <w:rPr>
+          <w:rFonts w:ascii="Arial" w:eastAsia="Times New Roman" w:hAnsi="Arial" w:cs="Arial"/>
+          <w:color w:val="2E2B29"/>
+          <w:kern w:val="0"/>
+          <w:sz w:val="27"/>
+          <w:szCs w:val="27"/>
+          <w:shd w:val="clear" w:color="auto" w:fill="FCFAF8"/>
+          <w14:ligatures w14:val="none"/>
+        </w:rPr>
+      </w:pPr>
+      <w:r>
+        <w:rPr>
+          <w:rFonts w:ascii="Arial" w:eastAsia="Times New Roman" w:hAnsi="Arial" w:cs="Arial"/>
+          <w:color w:val="2E2B29"/>
+          <w:kern w:val="0"/>
+          <w:sz w:val="27"/>
+          <w:szCs w:val="27"/>
+          <w:shd w:val="clear" w:color="auto" w:fill="FCFAF8"/>
+          <w14:ligatures w14:val="none"/>
+        </w:rPr>
+        <w:t xml:space="preserve">**Key Findings (Validated):**  </w:t>
+      </w:r>
+    </w:p>
+    <w:p>
+      <w:pPr>
+        <w:spacing w:after="0" w:line="240" w:lineRule="auto"/>
+        <w:rPr>
+          <w:rFonts w:ascii="Arial" w:eastAsia="Times New Roman" w:hAnsi="Arial" w:cs="Arial"/>
+          <w:color w:val="2E2B29"/>
+          <w:kern w:val="0"/>
+          <w:sz w:val="27"/>
+          <w:szCs w:val="27"/>
+          <w:shd w:val="clear" w:color="auto" w:fill="FCFAF8"/>
+          <w14:ligatures w14:val="none"/>
+        </w:rPr>
+      </w:pPr>
       <w:r>
         <w:rPr>
           <w:rFonts w:ascii="Arial" w:eastAsia="Times New Roman" w:hAnsi="Arial" w:cs="Arial"/>
@@ -1021,36 +744,22 @@
           <w:shd w:val="clear" w:color="auto" w:fill="FCFAF8"/>
           <w14:ligatures w14:val="none"/>
         </w:rPr>
-        <w:t xml:space="preserve"> *</w:t>
-      </w:r>
-      <w:proofErr w:type="gramEnd"/>
-      <w:r>
-        <w:rPr>
-          <w:rFonts w:ascii="Arial" w:eastAsia="Times New Roman" w:hAnsi="Arial" w:cs="Arial"/>
-          <w:color w:val="2E2B29"/>
-          <w:kern w:val="0"/>
-          <w:sz w:val="27"/>
-          <w:szCs w:val="27"/>
-          <w:shd w:val="clear" w:color="auto" w:fill="FCFAF8"/>
-          <w14:ligatures w14:val="none"/>
-        </w:rPr>
-        <w:t xml:space="preserve">*94.7% reduction** in ransomware blast radius compared to native OS controls  </w:t>
-      </w:r>
-    </w:p>
-    <w:p>
-      <w:pPr>
-        <w:spacing w:after="0" w:line="240" w:lineRule="auto"/>
-        <w:rPr>
-          <w:rFonts w:ascii="Arial" w:eastAsia="Times New Roman" w:hAnsi="Arial" w:cs="Arial"/>
-          <w:color w:val="2E2B29"/>
-          <w:kern w:val="0"/>
-          <w:sz w:val="27"/>
-          <w:szCs w:val="27"/>
-          <w:shd w:val="clear" w:color="auto" w:fill="FCFAF8"/>
-          <w14:ligatures w14:val="none"/>
-        </w:rPr>
-      </w:pPr>
-      <w:proofErr w:type="gramStart"/>
+        <w:t xml:space="preserve"> **94.7% reduction** in ransomware blast radius compared to native OS controls  </w:t>
+      </w:r>
+    </w:p>
+    <w:p>
+      <w:pPr>
+        <w:spacing w:after="0" w:line="240" w:lineRule="auto"/>
+        <w:rPr>
+          <w:rFonts w:ascii="Arial" w:eastAsia="Times New Roman" w:hAnsi="Arial" w:cs="Arial"/>
+          <w:color w:val="2E2B29"/>
+          <w:kern w:val="0"/>
+          <w:sz w:val="27"/>
+          <w:szCs w:val="27"/>
+          <w:shd w:val="clear" w:color="auto" w:fill="FCFAF8"/>
+          <w14:ligatures w14:val="none"/>
+        </w:rPr>
+      </w:pPr>
       <w:r>
         <w:rPr>
           <w:rFonts w:ascii="Arial" w:eastAsia="Times New Roman" w:hAnsi="Arial" w:cs="Arial"/>
@@ -1085,36 +794,22 @@
           <w:shd w:val="clear" w:color="auto" w:fill="FCFAF8"/>
           <w14:ligatures w14:val="none"/>
         </w:rPr>
-        <w:t xml:space="preserve"> *</w:t>
-      </w:r>
-      <w:proofErr w:type="gramEnd"/>
-      <w:r>
-        <w:rPr>
-          <w:rFonts w:ascii="Arial" w:eastAsia="Times New Roman" w:hAnsi="Arial" w:cs="Arial"/>
-          <w:color w:val="2E2B29"/>
-          <w:kern w:val="0"/>
-          <w:sz w:val="27"/>
-          <w:szCs w:val="27"/>
-          <w:shd w:val="clear" w:color="auto" w:fill="FCFAF8"/>
-          <w14:ligatures w14:val="none"/>
-        </w:rPr>
-        <w:t xml:space="preserve">*8.3% ± 2.1%** system call latency overhead (within enterprise SLA thresholds)  </w:t>
-      </w:r>
-    </w:p>
-    <w:p>
-      <w:pPr>
-        <w:spacing w:after="0" w:line="240" w:lineRule="auto"/>
-        <w:rPr>
-          <w:rFonts w:ascii="Arial" w:eastAsia="Times New Roman" w:hAnsi="Arial" w:cs="Arial"/>
-          <w:color w:val="2E2B29"/>
-          <w:kern w:val="0"/>
-          <w:sz w:val="27"/>
-          <w:szCs w:val="27"/>
-          <w:shd w:val="clear" w:color="auto" w:fill="FCFAF8"/>
-          <w14:ligatures w14:val="none"/>
-        </w:rPr>
-      </w:pPr>
-      <w:proofErr w:type="gramStart"/>
+        <w:t xml:space="preserve"> **8.3% ± 2.1%** system call latency overhead (within enterprise SLA thresholds)  </w:t>
+      </w:r>
+    </w:p>
+    <w:p>
+      <w:pPr>
+        <w:spacing w:after="0" w:line="240" w:lineRule="auto"/>
+        <w:rPr>
+          <w:rFonts w:ascii="Arial" w:eastAsia="Times New Roman" w:hAnsi="Arial" w:cs="Arial"/>
+          <w:color w:val="2E2B29"/>
+          <w:kern w:val="0"/>
+          <w:sz w:val="27"/>
+          <w:szCs w:val="27"/>
+          <w:shd w:val="clear" w:color="auto" w:fill="FCFAF8"/>
+          <w14:ligatures w14:val="none"/>
+        </w:rPr>
+      </w:pPr>
       <w:r>
         <w:rPr>
           <w:rFonts w:ascii="Arial" w:eastAsia="Times New Roman" w:hAnsi="Arial" w:cs="Arial"/>
@@ -1149,20 +844,7 @@
           <w:shd w:val="clear" w:color="auto" w:fill="FCFAF8"/>
           <w14:ligatures w14:val="none"/>
         </w:rPr>
-        <w:t xml:space="preserve"> *</w:t>
-      </w:r>
-      <w:proofErr w:type="gramEnd"/>
-      <w:r>
-        <w:rPr>
-          <w:rFonts w:ascii="Arial" w:eastAsia="Times New Roman" w:hAnsi="Arial" w:cs="Arial"/>
-          <w:color w:val="2E2B29"/>
-          <w:kern w:val="0"/>
-          <w:sz w:val="27"/>
-          <w:szCs w:val="27"/>
-          <w:shd w:val="clear" w:color="auto" w:fill="FCFAF8"/>
-          <w14:ligatures w14:val="none"/>
-        </w:rPr>
-        <w:t xml:space="preserve">*82.4** System Usability Scale (SUS) score for developer integration  </w:t>
+        <w:t xml:space="preserve"> **82.4** System Usability Scale (SUS) score for developer integration  </w:t>
       </w:r>
     </w:p>
     <w:p>
@@ -1212,139 +894,47 @@
           <w:shd w:val="clear" w:color="auto" w:fill="FCFAF8"/>
           <w14:ligatures w14:val="none"/>
         </w:rPr>
-        <w:t xml:space="preserve"> Functional prototypes active on Linux (</w:t>
-      </w:r>
-      <w:proofErr w:type="spellStart"/>
-      <w:r>
-        <w:rPr>
-          <w:rFonts w:ascii="Arial" w:eastAsia="Times New Roman" w:hAnsi="Arial" w:cs="Arial"/>
-          <w:color w:val="2E2B29"/>
-          <w:kern w:val="0"/>
-          <w:sz w:val="27"/>
-          <w:szCs w:val="27"/>
-          <w:shd w:val="clear" w:color="auto" w:fill="FCFAF8"/>
-          <w14:ligatures w14:val="none"/>
-        </w:rPr>
-        <w:t>eBPF</w:t>
-      </w:r>
-      <w:proofErr w:type="spellEnd"/>
-      <w:r>
-        <w:rPr>
-          <w:rFonts w:ascii="Arial" w:eastAsia="Times New Roman" w:hAnsi="Arial" w:cs="Arial"/>
-          <w:color w:val="2E2B29"/>
-          <w:kern w:val="0"/>
-          <w:sz w:val="27"/>
-          <w:szCs w:val="27"/>
-          <w:shd w:val="clear" w:color="auto" w:fill="FCFAF8"/>
-          <w14:ligatures w14:val="none"/>
-        </w:rPr>
-        <w:t>/LSM) and Windows (</w:t>
-      </w:r>
-      <w:proofErr w:type="spellStart"/>
-      <w:r>
-        <w:rPr>
-          <w:rFonts w:ascii="Arial" w:eastAsia="Times New Roman" w:hAnsi="Arial" w:cs="Arial"/>
-          <w:color w:val="2E2B29"/>
-          <w:kern w:val="0"/>
-          <w:sz w:val="27"/>
-          <w:szCs w:val="27"/>
-          <w:shd w:val="clear" w:color="auto" w:fill="FCFAF8"/>
-          <w14:ligatures w14:val="none"/>
-        </w:rPr>
-        <w:t>Minifilter</w:t>
-      </w:r>
-      <w:proofErr w:type="spellEnd"/>
-      <w:r>
-        <w:rPr>
-          <w:rFonts w:ascii="Arial" w:eastAsia="Times New Roman" w:hAnsi="Arial" w:cs="Arial"/>
-          <w:color w:val="2E2B29"/>
-          <w:kern w:val="0"/>
-          <w:sz w:val="27"/>
-          <w:szCs w:val="27"/>
-          <w:shd w:val="clear" w:color="auto" w:fill="FCFAF8"/>
-          <w14:ligatures w14:val="none"/>
-        </w:rPr>
-        <w:t xml:space="preserve">)  </w:t>
-      </w:r>
-    </w:p>
-    <w:p>
-      <w:pPr>
-        <w:spacing w:after="0" w:line="240" w:lineRule="auto"/>
-        <w:rPr>
-          <w:rFonts w:ascii="Arial" w:eastAsia="Times New Roman" w:hAnsi="Arial" w:cs="Arial"/>
-          <w:color w:val="2E2B29"/>
-          <w:kern w:val="0"/>
-          <w:sz w:val="27"/>
-          <w:szCs w:val="27"/>
-          <w:shd w:val="clear" w:color="auto" w:fill="FCFAF8"/>
-          <w14:ligatures w14:val="none"/>
-        </w:rPr>
-      </w:pPr>
-    </w:p>
-    <w:p>
-      <w:pPr>
-        <w:spacing w:after="0" w:line="240" w:lineRule="auto"/>
-        <w:rPr>
-          <w:rFonts w:ascii="Arial" w:eastAsia="Times New Roman" w:hAnsi="Arial" w:cs="Arial"/>
-          <w:color w:val="2E2B29"/>
-          <w:kern w:val="0"/>
-          <w:sz w:val="27"/>
-          <w:szCs w:val="27"/>
-          <w:shd w:val="clear" w:color="auto" w:fill="FCFAF8"/>
-          <w14:ligatures w14:val="none"/>
-        </w:rPr>
-      </w:pPr>
-      <w:proofErr w:type="spellStart"/>
-      <w:r>
-        <w:rPr>
-          <w:rFonts w:ascii="Arial" w:eastAsia="Times New Roman" w:hAnsi="Arial" w:cs="Arial"/>
-          <w:color w:val="2E2B29"/>
-          <w:kern w:val="0"/>
-          <w:sz w:val="27"/>
-          <w:szCs w:val="27"/>
-          <w:shd w:val="clear" w:color="auto" w:fill="FCFAF8"/>
-          <w14:ligatures w14:val="none"/>
-        </w:rPr>
-        <w:t>IntentKernel</w:t>
-      </w:r>
-      <w:proofErr w:type="spellEnd"/>
-      <w:r>
-        <w:rPr>
-          <w:rFonts w:ascii="Arial" w:eastAsia="Times New Roman" w:hAnsi="Arial" w:cs="Arial"/>
-          <w:color w:val="2E2B29"/>
-          <w:kern w:val="0"/>
-          <w:sz w:val="27"/>
-          <w:szCs w:val="27"/>
-          <w:shd w:val="clear" w:color="auto" w:fill="FCFAF8"/>
-          <w14:ligatures w14:val="none"/>
-        </w:rPr>
-        <w:t xml:space="preserve"> is not an operating system. It is a **compatibility runtime</w:t>
-      </w:r>
-      <w:proofErr w:type="gramStart"/>
-      <w:r>
-        <w:rPr>
-          <w:rFonts w:ascii="Arial" w:eastAsia="Times New Roman" w:hAnsi="Arial" w:cs="Arial"/>
-          <w:color w:val="2E2B29"/>
-          <w:kern w:val="0"/>
-          <w:sz w:val="27"/>
-          <w:szCs w:val="27"/>
-          <w:shd w:val="clear" w:color="auto" w:fill="FCFAF8"/>
-          <w14:ligatures w14:val="none"/>
-        </w:rPr>
-        <w:t>**—</w:t>
-      </w:r>
-      <w:proofErr w:type="gramEnd"/>
-      <w:r>
-        <w:rPr>
-          <w:rFonts w:ascii="Arial" w:eastAsia="Times New Roman" w:hAnsi="Arial" w:cs="Arial"/>
-          <w:color w:val="2E2B29"/>
-          <w:kern w:val="0"/>
-          <w:sz w:val="27"/>
-          <w:szCs w:val="27"/>
-          <w:shd w:val="clear" w:color="auto" w:fill="FCFAF8"/>
-          <w14:ligatures w14:val="none"/>
-        </w:rPr>
-        <w:t>a security substrate that enables immediate Zero Trust compliance while providing a migration path toward native hardware-backed capability enforcement.</w:t>
+        <w:t xml:space="preserve"> Functional prototypes active on Linux (eBPF/LSM) and Windows (Minifilter)  </w:t>
+      </w:r>
+    </w:p>
+    <w:p>
+      <w:pPr>
+        <w:spacing w:after="0" w:line="240" w:lineRule="auto"/>
+        <w:rPr>
+          <w:rFonts w:ascii="Arial" w:eastAsia="Times New Roman" w:hAnsi="Arial" w:cs="Arial"/>
+          <w:color w:val="2E2B29"/>
+          <w:kern w:val="0"/>
+          <w:sz w:val="27"/>
+          <w:szCs w:val="27"/>
+          <w:shd w:val="clear" w:color="auto" w:fill="FCFAF8"/>
+          <w14:ligatures w14:val="none"/>
+        </w:rPr>
+      </w:pPr>
+    </w:p>
+    <w:p>
+      <w:pPr>
+        <w:spacing w:after="0" w:line="240" w:lineRule="auto"/>
+        <w:rPr>
+          <w:rFonts w:ascii="Arial" w:eastAsia="Times New Roman" w:hAnsi="Arial" w:cs="Arial"/>
+          <w:color w:val="2E2B29"/>
+          <w:kern w:val="0"/>
+          <w:sz w:val="27"/>
+          <w:szCs w:val="27"/>
+          <w:shd w:val="clear" w:color="auto" w:fill="FCFAF8"/>
+          <w14:ligatures w14:val="none"/>
+        </w:rPr>
+      </w:pPr>
+      <w:r>
+        <w:rPr>
+          <w:rFonts w:ascii="Arial" w:eastAsia="Times New Roman" w:hAnsi="Arial" w:cs="Arial"/>
+          <w:color w:val="2E2B29"/>
+          <w:kern w:val="0"/>
+          <w:sz w:val="27"/>
+          <w:szCs w:val="27"/>
+          <w:shd w:val="clear" w:color="auto" w:fill="FCFAF8"/>
+          <w14:ligatures w14:val="none"/>
+        </w:rPr>
+        <w:t>IntentKernel is not an operating system. It is a **compatibility runtime**—a security substrate that enables immediate Zero Trust compliance while providing a migration path toward native hardware-backed capability enforcement.</w:t>
       </w:r>
     </w:p>
     <w:p>
@@ -1490,99 +1080,47 @@
           <w:shd w:val="clear" w:color="auto" w:fill="FCFAF8"/>
           <w14:ligatures w14:val="none"/>
         </w:rPr>
-        <w:t xml:space="preserve">Current operating systems implement Discretionary Access Control (DAC) and Mandatory Access Control (MAC) models where permissions, once granted, persist for the duration of the session or indefinitely. This creates *ambient </w:t>
-      </w:r>
-      <w:proofErr w:type="gramStart"/>
-      <w:r>
-        <w:rPr>
-          <w:rFonts w:ascii="Arial" w:eastAsia="Times New Roman" w:hAnsi="Arial" w:cs="Arial"/>
-          <w:color w:val="2E2B29"/>
-          <w:kern w:val="0"/>
-          <w:sz w:val="27"/>
-          <w:szCs w:val="27"/>
-          <w:shd w:val="clear" w:color="auto" w:fill="FCFAF8"/>
-          <w14:ligatures w14:val="none"/>
-        </w:rPr>
-        <w:t>authority*—</w:t>
-      </w:r>
-      <w:proofErr w:type="gramEnd"/>
-      <w:r>
-        <w:rPr>
-          <w:rFonts w:ascii="Arial" w:eastAsia="Times New Roman" w:hAnsi="Arial" w:cs="Arial"/>
-          <w:color w:val="2E2B29"/>
-          <w:kern w:val="0"/>
-          <w:sz w:val="27"/>
-          <w:szCs w:val="27"/>
-          <w:shd w:val="clear" w:color="auto" w:fill="FCFAF8"/>
-          <w14:ligatures w14:val="none"/>
-        </w:rPr>
-        <w:t>a condition where processes retain access rights regardless of immediate operational necessity.</w:t>
-      </w:r>
-    </w:p>
-    <w:p>
-      <w:pPr>
-        <w:spacing w:after="0" w:line="240" w:lineRule="auto"/>
-        <w:rPr>
-          <w:rFonts w:ascii="Arial" w:eastAsia="Times New Roman" w:hAnsi="Arial" w:cs="Arial"/>
-          <w:color w:val="2E2B29"/>
-          <w:kern w:val="0"/>
-          <w:sz w:val="27"/>
-          <w:szCs w:val="27"/>
-          <w:shd w:val="clear" w:color="auto" w:fill="FCFAF8"/>
-          <w14:ligatures w14:val="none"/>
-        </w:rPr>
-      </w:pPr>
-    </w:p>
-    <w:p>
-      <w:pPr>
-        <w:spacing w:after="0" w:line="240" w:lineRule="auto"/>
-        <w:rPr>
-          <w:rFonts w:ascii="Arial" w:eastAsia="Times New Roman" w:hAnsi="Arial" w:cs="Arial"/>
-          <w:color w:val="2E2B29"/>
-          <w:kern w:val="0"/>
-          <w:sz w:val="27"/>
-          <w:szCs w:val="27"/>
-          <w:shd w:val="clear" w:color="auto" w:fill="FCFAF8"/>
-          <w14:ligatures w14:val="none"/>
-        </w:rPr>
-      </w:pPr>
-      <w:r>
-        <w:rPr>
-          <w:rFonts w:ascii="Arial" w:eastAsia="Times New Roman" w:hAnsi="Arial" w:cs="Arial"/>
-          <w:color w:val="2E2B29"/>
-          <w:kern w:val="0"/>
-          <w:sz w:val="27"/>
-          <w:szCs w:val="27"/>
-          <w:shd w:val="clear" w:color="auto" w:fill="FCFAF8"/>
-          <w14:ligatures w14:val="none"/>
-        </w:rPr>
-        <w:t xml:space="preserve">**Empirical </w:t>
-      </w:r>
-      <w:proofErr w:type="gramStart"/>
-      <w:r>
-        <w:rPr>
-          <w:rFonts w:ascii="Arial" w:eastAsia="Times New Roman" w:hAnsi="Arial" w:cs="Arial"/>
-          <w:color w:val="2E2B29"/>
-          <w:kern w:val="0"/>
-          <w:sz w:val="27"/>
-          <w:szCs w:val="27"/>
-          <w:shd w:val="clear" w:color="auto" w:fill="FCFAF8"/>
-          <w14:ligatures w14:val="none"/>
-        </w:rPr>
-        <w:t>Impact:*</w:t>
-      </w:r>
-      <w:proofErr w:type="gramEnd"/>
-      <w:r>
-        <w:rPr>
-          <w:rFonts w:ascii="Arial" w:eastAsia="Times New Roman" w:hAnsi="Arial" w:cs="Arial"/>
-          <w:color w:val="2E2B29"/>
-          <w:kern w:val="0"/>
-          <w:sz w:val="27"/>
-          <w:szCs w:val="27"/>
-          <w:shd w:val="clear" w:color="auto" w:fill="FCFAF8"/>
-          <w14:ligatures w14:val="none"/>
-        </w:rPr>
-        <w:t xml:space="preserve">*  </w:t>
+        <w:t>Current operating systems implement Discretionary Access Control (DAC) and Mandatory Access Control (MAC) models where permissions, once granted, persist for the duration of the session or indefinitely. This creates *ambient authority*—a condition where processes retain access rights regardless of immediate operational necessity.</w:t>
+      </w:r>
+    </w:p>
+    <w:p>
+      <w:pPr>
+        <w:spacing w:after="0" w:line="240" w:lineRule="auto"/>
+        <w:rPr>
+          <w:rFonts w:ascii="Arial" w:eastAsia="Times New Roman" w:hAnsi="Arial" w:cs="Arial"/>
+          <w:color w:val="2E2B29"/>
+          <w:kern w:val="0"/>
+          <w:sz w:val="27"/>
+          <w:szCs w:val="27"/>
+          <w:shd w:val="clear" w:color="auto" w:fill="FCFAF8"/>
+          <w14:ligatures w14:val="none"/>
+        </w:rPr>
+      </w:pPr>
+    </w:p>
+    <w:p>
+      <w:pPr>
+        <w:spacing w:after="0" w:line="240" w:lineRule="auto"/>
+        <w:rPr>
+          <w:rFonts w:ascii="Arial" w:eastAsia="Times New Roman" w:hAnsi="Arial" w:cs="Arial"/>
+          <w:color w:val="2E2B29"/>
+          <w:kern w:val="0"/>
+          <w:sz w:val="27"/>
+          <w:szCs w:val="27"/>
+          <w:shd w:val="clear" w:color="auto" w:fill="FCFAF8"/>
+          <w14:ligatures w14:val="none"/>
+        </w:rPr>
+      </w:pPr>
+      <w:r>
+        <w:rPr>
+          <w:rFonts w:ascii="Arial" w:eastAsia="Times New Roman" w:hAnsi="Arial" w:cs="Arial"/>
+          <w:color w:val="2E2B29"/>
+          <w:kern w:val="0"/>
+          <w:sz w:val="27"/>
+          <w:szCs w:val="27"/>
+          <w:shd w:val="clear" w:color="auto" w:fill="FCFAF8"/>
+          <w14:ligatures w14:val="none"/>
+        </w:rPr>
+        <w:t xml:space="preserve">**Empirical Impact:**  </w:t>
       </w:r>
     </w:p>
     <w:p>
@@ -1897,33 +1435,7 @@
           <w:shd w:val="clear" w:color="auto" w:fill="FCFAF8"/>
           <w14:ligatures w14:val="none"/>
         </w:rPr>
-        <w:t xml:space="preserve">**The </w:t>
-      </w:r>
-      <w:proofErr w:type="gramStart"/>
-      <w:r>
-        <w:rPr>
-          <w:rFonts w:ascii="Arial" w:eastAsia="Times New Roman" w:hAnsi="Arial" w:cs="Arial"/>
-          <w:color w:val="2E2B29"/>
-          <w:kern w:val="0"/>
-          <w:sz w:val="27"/>
-          <w:szCs w:val="27"/>
-          <w:shd w:val="clear" w:color="auto" w:fill="FCFAF8"/>
-          <w14:ligatures w14:val="none"/>
-        </w:rPr>
-        <w:t>Gap:*</w:t>
-      </w:r>
-      <w:proofErr w:type="gramEnd"/>
-      <w:r>
-        <w:rPr>
-          <w:rFonts w:ascii="Arial" w:eastAsia="Times New Roman" w:hAnsi="Arial" w:cs="Arial"/>
-          <w:color w:val="2E2B29"/>
-          <w:kern w:val="0"/>
-          <w:sz w:val="27"/>
-          <w:szCs w:val="27"/>
-          <w:shd w:val="clear" w:color="auto" w:fill="FCFAF8"/>
-          <w14:ligatures w14:val="none"/>
-        </w:rPr>
-        <w:t>* No existing solution provides **structural enforcement** of least privilege on unmodified, production-grade legacy kernels.</w:t>
+        <w:t>**The Gap:** No existing solution provides **structural enforcement** of least privilege on unmodified, production-grade legacy kernels.</w:t>
       </w:r>
     </w:p>
     <w:p>
@@ -2043,99 +1555,33 @@
           <w:shd w:val="clear" w:color="auto" w:fill="FCFAF8"/>
           <w14:ligatures w14:val="none"/>
         </w:rPr>
-        <w:t xml:space="preserve">### **3.1 The </w:t>
-      </w:r>
-      <w:proofErr w:type="spellStart"/>
-      <w:r>
-        <w:rPr>
-          <w:rFonts w:ascii="Arial" w:eastAsia="Times New Roman" w:hAnsi="Arial" w:cs="Arial"/>
-          <w:color w:val="2E2B29"/>
-          <w:kern w:val="0"/>
-          <w:sz w:val="27"/>
-          <w:szCs w:val="27"/>
-          <w:shd w:val="clear" w:color="auto" w:fill="FCFAF8"/>
-          <w14:ligatures w14:val="none"/>
-        </w:rPr>
-        <w:t>IntentKernel</w:t>
-      </w:r>
-      <w:proofErr w:type="spellEnd"/>
-      <w:r>
-        <w:rPr>
-          <w:rFonts w:ascii="Arial" w:eastAsia="Times New Roman" w:hAnsi="Arial" w:cs="Arial"/>
-          <w:color w:val="2E2B29"/>
-          <w:kern w:val="0"/>
-          <w:sz w:val="27"/>
-          <w:szCs w:val="27"/>
-          <w:shd w:val="clear" w:color="auto" w:fill="FCFAF8"/>
-          <w14:ligatures w14:val="none"/>
-        </w:rPr>
-        <w:t xml:space="preserve"> Stack**</w:t>
-      </w:r>
-    </w:p>
-    <w:p>
-      <w:pPr>
-        <w:spacing w:after="0" w:line="240" w:lineRule="auto"/>
-        <w:rPr>
-          <w:rFonts w:ascii="Arial" w:eastAsia="Times New Roman" w:hAnsi="Arial" w:cs="Arial"/>
-          <w:color w:val="2E2B29"/>
-          <w:kern w:val="0"/>
-          <w:sz w:val="27"/>
-          <w:szCs w:val="27"/>
-          <w:shd w:val="clear" w:color="auto" w:fill="FCFAF8"/>
-          <w14:ligatures w14:val="none"/>
-        </w:rPr>
-      </w:pPr>
-      <w:proofErr w:type="spellStart"/>
-      <w:r>
-        <w:rPr>
-          <w:rFonts w:ascii="Arial" w:eastAsia="Times New Roman" w:hAnsi="Arial" w:cs="Arial"/>
-          <w:color w:val="2E2B29"/>
-          <w:kern w:val="0"/>
-          <w:sz w:val="27"/>
-          <w:szCs w:val="27"/>
-          <w:shd w:val="clear" w:color="auto" w:fill="FCFAF8"/>
-          <w14:ligatures w14:val="none"/>
-        </w:rPr>
-        <w:t>IntentKernel</w:t>
-      </w:r>
-      <w:proofErr w:type="spellEnd"/>
-      <w:r>
-        <w:rPr>
-          <w:rFonts w:ascii="Arial" w:eastAsia="Times New Roman" w:hAnsi="Arial" w:cs="Arial"/>
-          <w:color w:val="2E2B29"/>
-          <w:kern w:val="0"/>
-          <w:sz w:val="27"/>
-          <w:szCs w:val="27"/>
-          <w:shd w:val="clear" w:color="auto" w:fill="FCFAF8"/>
-          <w14:ligatures w14:val="none"/>
-        </w:rPr>
-        <w:t xml:space="preserve"> operates as </w:t>
-      </w:r>
-      <w:proofErr w:type="gramStart"/>
-      <w:r>
-        <w:rPr>
-          <w:rFonts w:ascii="Arial" w:eastAsia="Times New Roman" w:hAnsi="Arial" w:cs="Arial"/>
-          <w:color w:val="2E2B29"/>
-          <w:kern w:val="0"/>
-          <w:sz w:val="27"/>
-          <w:szCs w:val="27"/>
-          <w:shd w:val="clear" w:color="auto" w:fill="FCFAF8"/>
-          <w14:ligatures w14:val="none"/>
-        </w:rPr>
-        <w:t>a **</w:t>
-      </w:r>
-      <w:proofErr w:type="gramEnd"/>
-      <w:r>
-        <w:rPr>
-          <w:rFonts w:ascii="Arial" w:eastAsia="Times New Roman" w:hAnsi="Arial" w:cs="Arial"/>
-          <w:color w:val="2E2B29"/>
-          <w:kern w:val="0"/>
-          <w:sz w:val="27"/>
-          <w:szCs w:val="27"/>
-          <w:shd w:val="clear" w:color="auto" w:fill="FCFAF8"/>
-          <w14:ligatures w14:val="none"/>
-        </w:rPr>
-        <w:t>privileged shim** between applications and the host OS, implementing four integrated subsystems:</w:t>
+        <w:t>### **3.1 The IntentKernel Stack**</w:t>
+      </w:r>
+    </w:p>
+    <w:p>
+      <w:pPr>
+        <w:spacing w:after="0" w:line="240" w:lineRule="auto"/>
+        <w:rPr>
+          <w:rFonts w:ascii="Arial" w:eastAsia="Times New Roman" w:hAnsi="Arial" w:cs="Arial"/>
+          <w:color w:val="2E2B29"/>
+          <w:kern w:val="0"/>
+          <w:sz w:val="27"/>
+          <w:szCs w:val="27"/>
+          <w:shd w:val="clear" w:color="auto" w:fill="FCFAF8"/>
+          <w14:ligatures w14:val="none"/>
+        </w:rPr>
+      </w:pPr>
+      <w:r>
+        <w:rPr>
+          <w:rFonts w:ascii="Arial" w:eastAsia="Times New Roman" w:hAnsi="Arial" w:cs="Arial"/>
+          <w:color w:val="2E2B29"/>
+          <w:kern w:val="0"/>
+          <w:sz w:val="27"/>
+          <w:szCs w:val="27"/>
+          <w:shd w:val="clear" w:color="auto" w:fill="FCFAF8"/>
+          <w14:ligatures w14:val="none"/>
+        </w:rPr>
+        <w:t>IntentKernel operates as a **privileged shim** between applications and the host OS, implementing four integrated subsystems:</w:t>
       </w:r>
     </w:p>
     <w:p>
@@ -2253,59 +1699,7 @@
           <w:shd w:val="clear" w:color="auto" w:fill="FCFAF8"/>
           <w14:ligatures w14:val="none"/>
         </w:rPr>
-        <w:t xml:space="preserve">│         </w:t>
-      </w:r>
-      <w:proofErr w:type="gramStart"/>
-      <w:r>
-        <w:rPr>
-          <w:rFonts w:ascii="Arial" w:eastAsia="Times New Roman" w:hAnsi="Arial" w:cs="Arial"/>
-          <w:color w:val="2E2B29"/>
-          <w:kern w:val="0"/>
-          <w:sz w:val="27"/>
-          <w:szCs w:val="27"/>
-          <w:shd w:val="clear" w:color="auto" w:fill="FCFAF8"/>
-          <w14:ligatures w14:val="none"/>
-        </w:rPr>
-        <w:t xml:space="preserve">   (</w:t>
-      </w:r>
-      <w:proofErr w:type="gramEnd"/>
-      <w:r>
-        <w:rPr>
-          <w:rFonts w:ascii="Arial" w:eastAsia="Times New Roman" w:hAnsi="Arial" w:cs="Arial"/>
-          <w:color w:val="2E2B29"/>
-          <w:kern w:val="0"/>
-          <w:sz w:val="27"/>
-          <w:szCs w:val="27"/>
-          <w:shd w:val="clear" w:color="auto" w:fill="FCFAF8"/>
-          <w14:ligatures w14:val="none"/>
-        </w:rPr>
-        <w:t xml:space="preserve">Click, Voice, Sensor </w:t>
-      </w:r>
-      <w:proofErr w:type="gramStart"/>
-      <w:r>
-        <w:rPr>
-          <w:rFonts w:ascii="Arial" w:eastAsia="Times New Roman" w:hAnsi="Arial" w:cs="Arial"/>
-          <w:color w:val="2E2B29"/>
-          <w:kern w:val="0"/>
-          <w:sz w:val="27"/>
-          <w:szCs w:val="27"/>
-          <w:shd w:val="clear" w:color="auto" w:fill="FCFAF8"/>
-          <w14:ligatures w14:val="none"/>
-        </w:rPr>
-        <w:t xml:space="preserve">Trigger)   </w:t>
-      </w:r>
-      <w:proofErr w:type="gramEnd"/>
-      <w:r>
-        <w:rPr>
-          <w:rFonts w:ascii="Arial" w:eastAsia="Times New Roman" w:hAnsi="Arial" w:cs="Arial"/>
-          <w:color w:val="2E2B29"/>
-          <w:kern w:val="0"/>
-          <w:sz w:val="27"/>
-          <w:szCs w:val="27"/>
-          <w:shd w:val="clear" w:color="auto" w:fill="FCFAF8"/>
-          <w14:ligatures w14:val="none"/>
-        </w:rPr>
-        <w:t xml:space="preserve">                 │</w:t>
+        <w:t>│            (Click, Voice, Sensor Trigger)                    │</w:t>
       </w:r>
     </w:p>
     <w:p>
@@ -2451,255 +1845,95 @@
           <w14:ligatures w14:val="none"/>
         </w:rPr>
       </w:pPr>
-      <w:proofErr w:type="gramStart"/>
-      <w:r>
-        <w:rPr>
-          <w:rFonts w:ascii="Arial" w:eastAsia="Times New Roman" w:hAnsi="Arial" w:cs="Arial"/>
-          <w:color w:val="2E2B29"/>
-          <w:kern w:val="0"/>
-          <w:sz w:val="27"/>
-          <w:szCs w:val="27"/>
-          <w:shd w:val="clear" w:color="auto" w:fill="FCFAF8"/>
-          <w14:ligatures w14:val="none"/>
-        </w:rPr>
-        <w:t>│  •</w:t>
-      </w:r>
-      <w:proofErr w:type="gramEnd"/>
-      <w:r>
-        <w:rPr>
-          <w:rFonts w:ascii="Arial" w:eastAsia="Times New Roman" w:hAnsi="Arial" w:cs="Arial"/>
-          <w:color w:val="2E2B29"/>
-          <w:kern w:val="0"/>
-          <w:sz w:val="27"/>
-          <w:szCs w:val="27"/>
-          <w:shd w:val="clear" w:color="auto" w:fill="FCFAF8"/>
-          <w14:ligatures w14:val="none"/>
-        </w:rPr>
-        <w:t xml:space="preserve"> </w:t>
-      </w:r>
-      <w:proofErr w:type="spellStart"/>
-      <w:r>
-        <w:rPr>
-          <w:rFonts w:ascii="Arial" w:eastAsia="Times New Roman" w:hAnsi="Arial" w:cs="Arial"/>
-          <w:color w:val="2E2B29"/>
-          <w:kern w:val="0"/>
-          <w:sz w:val="27"/>
-          <w:szCs w:val="27"/>
-          <w:shd w:val="clear" w:color="auto" w:fill="FCFAF8"/>
-          <w14:ligatures w14:val="none"/>
-        </w:rPr>
-        <w:t>intentd</w:t>
-      </w:r>
-      <w:proofErr w:type="spellEnd"/>
-      <w:r>
-        <w:rPr>
-          <w:rFonts w:ascii="Arial" w:eastAsia="Times New Roman" w:hAnsi="Arial" w:cs="Arial"/>
-          <w:color w:val="2E2B29"/>
-          <w:kern w:val="0"/>
-          <w:sz w:val="27"/>
-          <w:szCs w:val="27"/>
-          <w:shd w:val="clear" w:color="auto" w:fill="FCFAF8"/>
-          <w14:ligatures w14:val="none"/>
-        </w:rPr>
-        <w:t>: Input validation and intent classification       │</w:t>
-      </w:r>
-    </w:p>
-    <w:p>
-      <w:pPr>
-        <w:spacing w:after="0" w:line="240" w:lineRule="auto"/>
-        <w:rPr>
-          <w:rFonts w:ascii="Arial" w:eastAsia="Times New Roman" w:hAnsi="Arial" w:cs="Arial"/>
-          <w:color w:val="2E2B29"/>
-          <w:kern w:val="0"/>
-          <w:sz w:val="27"/>
-          <w:szCs w:val="27"/>
-          <w:shd w:val="clear" w:color="auto" w:fill="FCFAF8"/>
-          <w14:ligatures w14:val="none"/>
-        </w:rPr>
-      </w:pPr>
-      <w:proofErr w:type="gramStart"/>
-      <w:r>
-        <w:rPr>
-          <w:rFonts w:ascii="Arial" w:eastAsia="Times New Roman" w:hAnsi="Arial" w:cs="Arial"/>
-          <w:color w:val="2E2B29"/>
-          <w:kern w:val="0"/>
-          <w:sz w:val="27"/>
-          <w:szCs w:val="27"/>
-          <w:shd w:val="clear" w:color="auto" w:fill="FCFAF8"/>
-          <w14:ligatures w14:val="none"/>
-        </w:rPr>
-        <w:t>│  •</w:t>
-      </w:r>
-      <w:proofErr w:type="gramEnd"/>
-      <w:r>
-        <w:rPr>
-          <w:rFonts w:ascii="Arial" w:eastAsia="Times New Roman" w:hAnsi="Arial" w:cs="Arial"/>
-          <w:color w:val="2E2B29"/>
-          <w:kern w:val="0"/>
-          <w:sz w:val="27"/>
-          <w:szCs w:val="27"/>
-          <w:shd w:val="clear" w:color="auto" w:fill="FCFAF8"/>
-          <w14:ligatures w14:val="none"/>
-        </w:rPr>
-        <w:t xml:space="preserve"> </w:t>
-      </w:r>
-      <w:proofErr w:type="spellStart"/>
-      <w:r>
-        <w:rPr>
-          <w:rFonts w:ascii="Arial" w:eastAsia="Times New Roman" w:hAnsi="Arial" w:cs="Arial"/>
-          <w:color w:val="2E2B29"/>
-          <w:kern w:val="0"/>
-          <w:sz w:val="27"/>
-          <w:szCs w:val="27"/>
-          <w:shd w:val="clear" w:color="auto" w:fill="FCFAF8"/>
-          <w14:ligatures w14:val="none"/>
-        </w:rPr>
-        <w:t>capd</w:t>
-      </w:r>
-      <w:proofErr w:type="spellEnd"/>
-      <w:r>
-        <w:rPr>
-          <w:rFonts w:ascii="Arial" w:eastAsia="Times New Roman" w:hAnsi="Arial" w:cs="Arial"/>
-          <w:color w:val="2E2B29"/>
-          <w:kern w:val="0"/>
-          <w:sz w:val="27"/>
-          <w:szCs w:val="27"/>
-          <w:shd w:val="clear" w:color="auto" w:fill="FCFAF8"/>
-          <w14:ligatures w14:val="none"/>
-        </w:rPr>
-        <w:t>: Post-quantum cryptographic token issuance           │</w:t>
-      </w:r>
-    </w:p>
-    <w:p>
-      <w:pPr>
-        <w:spacing w:after="0" w:line="240" w:lineRule="auto"/>
-        <w:rPr>
-          <w:rFonts w:ascii="Arial" w:eastAsia="Times New Roman" w:hAnsi="Arial" w:cs="Arial"/>
-          <w:color w:val="2E2B29"/>
-          <w:kern w:val="0"/>
-          <w:sz w:val="27"/>
-          <w:szCs w:val="27"/>
-          <w:shd w:val="clear" w:color="auto" w:fill="FCFAF8"/>
-          <w14:ligatures w14:val="none"/>
-        </w:rPr>
-      </w:pPr>
-      <w:proofErr w:type="gramStart"/>
-      <w:r>
-        <w:rPr>
-          <w:rFonts w:ascii="Arial" w:eastAsia="Times New Roman" w:hAnsi="Arial" w:cs="Arial"/>
-          <w:color w:val="2E2B29"/>
-          <w:kern w:val="0"/>
-          <w:sz w:val="27"/>
-          <w:szCs w:val="27"/>
-          <w:shd w:val="clear" w:color="auto" w:fill="FCFAF8"/>
-          <w14:ligatures w14:val="none"/>
-        </w:rPr>
-        <w:t>│  •</w:t>
-      </w:r>
-      <w:proofErr w:type="gramEnd"/>
-      <w:r>
-        <w:rPr>
-          <w:rFonts w:ascii="Arial" w:eastAsia="Times New Roman" w:hAnsi="Arial" w:cs="Arial"/>
-          <w:color w:val="2E2B29"/>
-          <w:kern w:val="0"/>
-          <w:sz w:val="27"/>
-          <w:szCs w:val="27"/>
-          <w:shd w:val="clear" w:color="auto" w:fill="FCFAF8"/>
-          <w14:ligatures w14:val="none"/>
-        </w:rPr>
-        <w:t xml:space="preserve"> </w:t>
-      </w:r>
-      <w:proofErr w:type="spellStart"/>
-      <w:r>
-        <w:rPr>
-          <w:rFonts w:ascii="Arial" w:eastAsia="Times New Roman" w:hAnsi="Arial" w:cs="Arial"/>
-          <w:color w:val="2E2B29"/>
-          <w:kern w:val="0"/>
-          <w:sz w:val="27"/>
-          <w:szCs w:val="27"/>
-          <w:shd w:val="clear" w:color="auto" w:fill="FCFAF8"/>
-          <w14:ligatures w14:val="none"/>
-        </w:rPr>
-        <w:t>leasebroker</w:t>
-      </w:r>
-      <w:proofErr w:type="spellEnd"/>
-      <w:r>
-        <w:rPr>
-          <w:rFonts w:ascii="Arial" w:eastAsia="Times New Roman" w:hAnsi="Arial" w:cs="Arial"/>
-          <w:color w:val="2E2B29"/>
-          <w:kern w:val="0"/>
-          <w:sz w:val="27"/>
-          <w:szCs w:val="27"/>
-          <w:shd w:val="clear" w:color="auto" w:fill="FCFAF8"/>
-          <w14:ligatures w14:val="none"/>
-        </w:rPr>
-        <w:t>: TTL enforcement and heartbeat management     │</w:t>
-      </w:r>
-    </w:p>
-    <w:p>
-      <w:pPr>
-        <w:spacing w:after="0" w:line="240" w:lineRule="auto"/>
-        <w:rPr>
-          <w:rFonts w:ascii="Arial" w:eastAsia="Times New Roman" w:hAnsi="Arial" w:cs="Arial"/>
-          <w:color w:val="2E2B29"/>
-          <w:kern w:val="0"/>
-          <w:sz w:val="27"/>
-          <w:szCs w:val="27"/>
-          <w:shd w:val="clear" w:color="auto" w:fill="FCFAF8"/>
-          <w14:ligatures w14:val="none"/>
-        </w:rPr>
-      </w:pPr>
-      <w:proofErr w:type="gramStart"/>
-      <w:r>
-        <w:rPr>
-          <w:rFonts w:ascii="Arial" w:eastAsia="Times New Roman" w:hAnsi="Arial" w:cs="Arial"/>
-          <w:color w:val="2E2B29"/>
-          <w:kern w:val="0"/>
-          <w:sz w:val="27"/>
-          <w:szCs w:val="27"/>
-          <w:shd w:val="clear" w:color="auto" w:fill="FCFAF8"/>
-          <w14:ligatures w14:val="none"/>
-        </w:rPr>
-        <w:t>│  •</w:t>
-      </w:r>
-      <w:proofErr w:type="gramEnd"/>
-      <w:r>
-        <w:rPr>
-          <w:rFonts w:ascii="Arial" w:eastAsia="Times New Roman" w:hAnsi="Arial" w:cs="Arial"/>
-          <w:color w:val="2E2B29"/>
-          <w:kern w:val="0"/>
-          <w:sz w:val="27"/>
-          <w:szCs w:val="27"/>
-          <w:shd w:val="clear" w:color="auto" w:fill="FCFAF8"/>
-          <w14:ligatures w14:val="none"/>
-        </w:rPr>
-        <w:t xml:space="preserve"> </w:t>
-      </w:r>
-      <w:proofErr w:type="spellStart"/>
-      <w:r>
-        <w:rPr>
-          <w:rFonts w:ascii="Arial" w:eastAsia="Times New Roman" w:hAnsi="Arial" w:cs="Arial"/>
-          <w:color w:val="2E2B29"/>
-          <w:kern w:val="0"/>
-          <w:sz w:val="27"/>
-          <w:szCs w:val="27"/>
-          <w:shd w:val="clear" w:color="auto" w:fill="FCFAF8"/>
-          <w14:ligatures w14:val="none"/>
-        </w:rPr>
-        <w:t>eventscope</w:t>
-      </w:r>
-      <w:proofErr w:type="spellEnd"/>
-      <w:r>
-        <w:rPr>
-          <w:rFonts w:ascii="Arial" w:eastAsia="Times New Roman" w:hAnsi="Arial" w:cs="Arial"/>
-          <w:color w:val="2E2B29"/>
-          <w:kern w:val="0"/>
-          <w:sz w:val="27"/>
-          <w:szCs w:val="27"/>
-          <w:shd w:val="clear" w:color="auto" w:fill="FCFAF8"/>
-          <w14:ligatures w14:val="none"/>
-        </w:rPr>
-        <w:t>: Secure token injection into process context   │</w:t>
+      <w:r>
+        <w:rPr>
+          <w:rFonts w:ascii="Arial" w:eastAsia="Times New Roman" w:hAnsi="Arial" w:cs="Arial"/>
+          <w:color w:val="2E2B29"/>
+          <w:kern w:val="0"/>
+          <w:sz w:val="27"/>
+          <w:szCs w:val="27"/>
+          <w:shd w:val="clear" w:color="auto" w:fill="FCFAF8"/>
+          <w14:ligatures w14:val="none"/>
+        </w:rPr>
+        <w:t>│  • intentd: Input validation and intent classification       │</w:t>
+      </w:r>
+    </w:p>
+    <w:p>
+      <w:pPr>
+        <w:spacing w:after="0" w:line="240" w:lineRule="auto"/>
+        <w:rPr>
+          <w:rFonts w:ascii="Arial" w:eastAsia="Times New Roman" w:hAnsi="Arial" w:cs="Arial"/>
+          <w:color w:val="2E2B29"/>
+          <w:kern w:val="0"/>
+          <w:sz w:val="27"/>
+          <w:szCs w:val="27"/>
+          <w:shd w:val="clear" w:color="auto" w:fill="FCFAF8"/>
+          <w14:ligatures w14:val="none"/>
+        </w:rPr>
+      </w:pPr>
+      <w:r>
+        <w:rPr>
+          <w:rFonts w:ascii="Arial" w:eastAsia="Times New Roman" w:hAnsi="Arial" w:cs="Arial"/>
+          <w:color w:val="2E2B29"/>
+          <w:kern w:val="0"/>
+          <w:sz w:val="27"/>
+          <w:szCs w:val="27"/>
+          <w:shd w:val="clear" w:color="auto" w:fill="FCFAF8"/>
+          <w14:ligatures w14:val="none"/>
+        </w:rPr>
+        <w:t>│  • capd: Post-quantum cryptographic token issuance           │</w:t>
+      </w:r>
+    </w:p>
+    <w:p>
+      <w:pPr>
+        <w:spacing w:after="0" w:line="240" w:lineRule="auto"/>
+        <w:rPr>
+          <w:rFonts w:ascii="Arial" w:eastAsia="Times New Roman" w:hAnsi="Arial" w:cs="Arial"/>
+          <w:color w:val="2E2B29"/>
+          <w:kern w:val="0"/>
+          <w:sz w:val="27"/>
+          <w:szCs w:val="27"/>
+          <w:shd w:val="clear" w:color="auto" w:fill="FCFAF8"/>
+          <w14:ligatures w14:val="none"/>
+        </w:rPr>
+      </w:pPr>
+      <w:r>
+        <w:rPr>
+          <w:rFonts w:ascii="Arial" w:eastAsia="Times New Roman" w:hAnsi="Arial" w:cs="Arial"/>
+          <w:color w:val="2E2B29"/>
+          <w:kern w:val="0"/>
+          <w:sz w:val="27"/>
+          <w:szCs w:val="27"/>
+          <w:shd w:val="clear" w:color="auto" w:fill="FCFAF8"/>
+          <w14:ligatures w14:val="none"/>
+        </w:rPr>
+        <w:t>│  • leasebroker: TTL enforcement and heartbeat management     │</w:t>
+      </w:r>
+    </w:p>
+    <w:p>
+      <w:pPr>
+        <w:spacing w:after="0" w:line="240" w:lineRule="auto"/>
+        <w:rPr>
+          <w:rFonts w:ascii="Arial" w:eastAsia="Times New Roman" w:hAnsi="Arial" w:cs="Arial"/>
+          <w:color w:val="2E2B29"/>
+          <w:kern w:val="0"/>
+          <w:sz w:val="27"/>
+          <w:szCs w:val="27"/>
+          <w:shd w:val="clear" w:color="auto" w:fill="FCFAF8"/>
+          <w14:ligatures w14:val="none"/>
+        </w:rPr>
+      </w:pPr>
+      <w:r>
+        <w:rPr>
+          <w:rFonts w:ascii="Arial" w:eastAsia="Times New Roman" w:hAnsi="Arial" w:cs="Arial"/>
+          <w:color w:val="2E2B29"/>
+          <w:kern w:val="0"/>
+          <w:sz w:val="27"/>
+          <w:szCs w:val="27"/>
+          <w:shd w:val="clear" w:color="auto" w:fill="FCFAF8"/>
+          <w14:ligatures w14:val="none"/>
+        </w:rPr>
+        <w:t>│  • eventscope: Secure token injection into process context   │</w:t>
       </w:r>
     </w:p>
     <w:p>
@@ -2856,139 +2090,59 @@
           <w14:ligatures w14:val="none"/>
         </w:rPr>
         <w:lastRenderedPageBreak/>
-        <w:t xml:space="preserve">│      </w:t>
-      </w:r>
-      <w:proofErr w:type="gramStart"/>
-      <w:r>
-        <w:rPr>
-          <w:rFonts w:ascii="Arial" w:eastAsia="Times New Roman" w:hAnsi="Arial" w:cs="Arial"/>
-          <w:color w:val="2E2B29"/>
-          <w:kern w:val="0"/>
-          <w:sz w:val="27"/>
-          <w:szCs w:val="27"/>
-          <w:shd w:val="clear" w:color="auto" w:fill="FCFAF8"/>
-          <w14:ligatures w14:val="none"/>
-        </w:rPr>
-        <w:t xml:space="preserve">   (</w:t>
-      </w:r>
-      <w:proofErr w:type="gramEnd"/>
-      <w:r>
-        <w:rPr>
-          <w:rFonts w:ascii="Arial" w:eastAsia="Times New Roman" w:hAnsi="Arial" w:cs="Arial"/>
-          <w:color w:val="2E2B29"/>
-          <w:kern w:val="0"/>
-          <w:sz w:val="27"/>
-          <w:szCs w:val="27"/>
-          <w:shd w:val="clear" w:color="auto" w:fill="FCFAF8"/>
-          <w14:ligatures w14:val="none"/>
-        </w:rPr>
-        <w:t xml:space="preserve">Process / Container / Firmware </w:t>
-      </w:r>
-      <w:proofErr w:type="gramStart"/>
-      <w:r>
-        <w:rPr>
-          <w:rFonts w:ascii="Arial" w:eastAsia="Times New Roman" w:hAnsi="Arial" w:cs="Arial"/>
-          <w:color w:val="2E2B29"/>
-          <w:kern w:val="0"/>
-          <w:sz w:val="27"/>
-          <w:szCs w:val="27"/>
-          <w:shd w:val="clear" w:color="auto" w:fill="FCFAF8"/>
-          <w14:ligatures w14:val="none"/>
-        </w:rPr>
-        <w:t xml:space="preserve">Task)   </w:t>
-      </w:r>
-      <w:proofErr w:type="gramEnd"/>
-      <w:r>
-        <w:rPr>
-          <w:rFonts w:ascii="Arial" w:eastAsia="Times New Roman" w:hAnsi="Arial" w:cs="Arial"/>
-          <w:color w:val="2E2B29"/>
-          <w:kern w:val="0"/>
-          <w:sz w:val="27"/>
-          <w:szCs w:val="27"/>
-          <w:shd w:val="clear" w:color="auto" w:fill="FCFAF8"/>
-          <w14:ligatures w14:val="none"/>
-        </w:rPr>
-        <w:t xml:space="preserve">             │</w:t>
-      </w:r>
-    </w:p>
-    <w:p>
-      <w:pPr>
-        <w:spacing w:after="0" w:line="240" w:lineRule="auto"/>
-        <w:rPr>
-          <w:rFonts w:ascii="Arial" w:eastAsia="Times New Roman" w:hAnsi="Arial" w:cs="Arial"/>
-          <w:color w:val="2E2B29"/>
-          <w:kern w:val="0"/>
-          <w:sz w:val="27"/>
-          <w:szCs w:val="27"/>
-          <w:shd w:val="clear" w:color="auto" w:fill="FCFAF8"/>
-          <w14:ligatures w14:val="none"/>
-        </w:rPr>
-      </w:pPr>
-      <w:proofErr w:type="gramStart"/>
-      <w:r>
-        <w:rPr>
-          <w:rFonts w:ascii="Arial" w:eastAsia="Times New Roman" w:hAnsi="Arial" w:cs="Arial"/>
-          <w:color w:val="2E2B29"/>
-          <w:kern w:val="0"/>
-          <w:sz w:val="27"/>
-          <w:szCs w:val="27"/>
-          <w:shd w:val="clear" w:color="auto" w:fill="FCFAF8"/>
-          <w14:ligatures w14:val="none"/>
-        </w:rPr>
-        <w:t>│  •</w:t>
-      </w:r>
-      <w:proofErr w:type="gramEnd"/>
-      <w:r>
-        <w:rPr>
-          <w:rFonts w:ascii="Arial" w:eastAsia="Times New Roman" w:hAnsi="Arial" w:cs="Arial"/>
-          <w:color w:val="2E2B29"/>
-          <w:kern w:val="0"/>
-          <w:sz w:val="27"/>
-          <w:szCs w:val="27"/>
-          <w:shd w:val="clear" w:color="auto" w:fill="FCFAF8"/>
-          <w14:ligatures w14:val="none"/>
-        </w:rPr>
-        <w:t xml:space="preserve"> Zero ambient authority by default                         │</w:t>
-      </w:r>
-    </w:p>
-    <w:p>
-      <w:pPr>
-        <w:spacing w:after="0" w:line="240" w:lineRule="auto"/>
-        <w:rPr>
-          <w:rFonts w:ascii="Arial" w:eastAsia="Times New Roman" w:hAnsi="Arial" w:cs="Arial"/>
-          <w:color w:val="2E2B29"/>
-          <w:kern w:val="0"/>
-          <w:sz w:val="27"/>
-          <w:szCs w:val="27"/>
-          <w:shd w:val="clear" w:color="auto" w:fill="FCFAF8"/>
-          <w14:ligatures w14:val="none"/>
-        </w:rPr>
-      </w:pPr>
-      <w:proofErr w:type="gramStart"/>
-      <w:r>
-        <w:rPr>
-          <w:rFonts w:ascii="Arial" w:eastAsia="Times New Roman" w:hAnsi="Arial" w:cs="Arial"/>
-          <w:color w:val="2E2B29"/>
-          <w:kern w:val="0"/>
-          <w:sz w:val="27"/>
-          <w:szCs w:val="27"/>
-          <w:shd w:val="clear" w:color="auto" w:fill="FCFAF8"/>
-          <w14:ligatures w14:val="none"/>
-        </w:rPr>
-        <w:t>│  •</w:t>
-      </w:r>
-      <w:proofErr w:type="gramEnd"/>
-      <w:r>
-        <w:rPr>
-          <w:rFonts w:ascii="Arial" w:eastAsia="Times New Roman" w:hAnsi="Arial" w:cs="Arial"/>
-          <w:color w:val="2E2B29"/>
-          <w:kern w:val="0"/>
-          <w:sz w:val="27"/>
-          <w:szCs w:val="27"/>
-          <w:shd w:val="clear" w:color="auto" w:fill="FCFAF8"/>
-          <w14:ligatures w14:val="none"/>
-        </w:rPr>
-        <w:t xml:space="preserve"> Temporary access via validated tokens only                │</w:t>
+        <w:t>│         (Process / Container / Firmware Task)                │</w:t>
+      </w:r>
+    </w:p>
+    <w:p>
+      <w:pPr>
+        <w:spacing w:after="0" w:line="240" w:lineRule="auto"/>
+        <w:rPr>
+          <w:rFonts w:ascii="Arial" w:eastAsia="Times New Roman" w:hAnsi="Arial" w:cs="Arial"/>
+          <w:color w:val="2E2B29"/>
+          <w:kern w:val="0"/>
+          <w:sz w:val="27"/>
+          <w:szCs w:val="27"/>
+          <w:shd w:val="clear" w:color="auto" w:fill="FCFAF8"/>
+          <w14:ligatures w14:val="none"/>
+        </w:rPr>
+      </w:pPr>
+      <w:r>
+        <w:rPr>
+          <w:rFonts w:ascii="Arial" w:eastAsia="Times New Roman" w:hAnsi="Arial" w:cs="Arial"/>
+          <w:color w:val="2E2B29"/>
+          <w:kern w:val="0"/>
+          <w:sz w:val="27"/>
+          <w:szCs w:val="27"/>
+          <w:shd w:val="clear" w:color="auto" w:fill="FCFAF8"/>
+          <w14:ligatures w14:val="none"/>
+        </w:rPr>
+        <w:t>│  • Zero ambient authority by default                         │</w:t>
+      </w:r>
+    </w:p>
+    <w:p>
+      <w:pPr>
+        <w:spacing w:after="0" w:line="240" w:lineRule="auto"/>
+        <w:rPr>
+          <w:rFonts w:ascii="Arial" w:eastAsia="Times New Roman" w:hAnsi="Arial" w:cs="Arial"/>
+          <w:color w:val="2E2B29"/>
+          <w:kern w:val="0"/>
+          <w:sz w:val="27"/>
+          <w:szCs w:val="27"/>
+          <w:shd w:val="clear" w:color="auto" w:fill="FCFAF8"/>
+          <w14:ligatures w14:val="none"/>
+        </w:rPr>
+      </w:pPr>
+      <w:r>
+        <w:rPr>
+          <w:rFonts w:ascii="Arial" w:eastAsia="Times New Roman" w:hAnsi="Arial" w:cs="Arial"/>
+          <w:color w:val="2E2B29"/>
+          <w:kern w:val="0"/>
+          <w:sz w:val="27"/>
+          <w:szCs w:val="27"/>
+          <w:shd w:val="clear" w:color="auto" w:fill="FCFAF8"/>
+          <w14:ligatures w14:val="none"/>
+        </w:rPr>
+        <w:t>│  • Temporary access via validated tokens only                │</w:t>
       </w:r>
     </w:p>
     <w:p>
@@ -3040,22 +2194,8 @@
           <w:shd w:val="clear" w:color="auto" w:fill="FCFAF8"/>
           <w14:ligatures w14:val="none"/>
         </w:rPr>
-        <w:t xml:space="preserve">                        │ Intercepted </w:t>
-      </w:r>
-      <w:proofErr w:type="spellStart"/>
-      <w:r>
-        <w:rPr>
-          <w:rFonts w:ascii="Arial" w:eastAsia="Times New Roman" w:hAnsi="Arial" w:cs="Arial"/>
-          <w:color w:val="2E2B29"/>
-          <w:kern w:val="0"/>
-          <w:sz w:val="27"/>
-          <w:szCs w:val="27"/>
-          <w:shd w:val="clear" w:color="auto" w:fill="FCFAF8"/>
-          <w14:ligatures w14:val="none"/>
-        </w:rPr>
-        <w:t>Syscall</w:t>
-      </w:r>
-      <w:proofErr w:type="spellEnd"/>
+        <w:t xml:space="preserve">                        │ Intercepted Syscall</w:t>
+      </w:r>
     </w:p>
     <w:p>
       <w:pPr>
@@ -3158,139 +2298,59 @@
           <w:shd w:val="clear" w:color="auto" w:fill="FCFAF8"/>
           <w14:ligatures w14:val="none"/>
         </w:rPr>
-        <w:t xml:space="preserve">│       </w:t>
-      </w:r>
-      <w:proofErr w:type="gramStart"/>
-      <w:r>
-        <w:rPr>
-          <w:rFonts w:ascii="Arial" w:eastAsia="Times New Roman" w:hAnsi="Arial" w:cs="Arial"/>
-          <w:color w:val="2E2B29"/>
-          <w:kern w:val="0"/>
-          <w:sz w:val="27"/>
-          <w:szCs w:val="27"/>
-          <w:shd w:val="clear" w:color="auto" w:fill="FCFAF8"/>
-          <w14:ligatures w14:val="none"/>
-        </w:rPr>
-        <w:t xml:space="preserve">   (</w:t>
-      </w:r>
-      <w:proofErr w:type="gramEnd"/>
-      <w:r>
-        <w:rPr>
-          <w:rFonts w:ascii="Arial" w:eastAsia="Times New Roman" w:hAnsi="Arial" w:cs="Arial"/>
-          <w:color w:val="2E2B29"/>
-          <w:kern w:val="0"/>
-          <w:sz w:val="27"/>
-          <w:szCs w:val="27"/>
-          <w:shd w:val="clear" w:color="auto" w:fill="FCFAF8"/>
-          <w14:ligatures w14:val="none"/>
-        </w:rPr>
-        <w:t xml:space="preserve">Windows / Linux / Android / </w:t>
-      </w:r>
-      <w:proofErr w:type="gramStart"/>
-      <w:r>
-        <w:rPr>
-          <w:rFonts w:ascii="Arial" w:eastAsia="Times New Roman" w:hAnsi="Arial" w:cs="Arial"/>
-          <w:color w:val="2E2B29"/>
-          <w:kern w:val="0"/>
-          <w:sz w:val="27"/>
-          <w:szCs w:val="27"/>
-          <w:shd w:val="clear" w:color="auto" w:fill="FCFAF8"/>
-          <w14:ligatures w14:val="none"/>
-        </w:rPr>
-        <w:t xml:space="preserve">Embedded)   </w:t>
-      </w:r>
-      <w:proofErr w:type="gramEnd"/>
-      <w:r>
-        <w:rPr>
-          <w:rFonts w:ascii="Arial" w:eastAsia="Times New Roman" w:hAnsi="Arial" w:cs="Arial"/>
-          <w:color w:val="2E2B29"/>
-          <w:kern w:val="0"/>
-          <w:sz w:val="27"/>
-          <w:szCs w:val="27"/>
-          <w:shd w:val="clear" w:color="auto" w:fill="FCFAF8"/>
-          <w14:ligatures w14:val="none"/>
-        </w:rPr>
-        <w:t xml:space="preserve">           │</w:t>
-      </w:r>
-    </w:p>
-    <w:p>
-      <w:pPr>
-        <w:spacing w:after="0" w:line="240" w:lineRule="auto"/>
-        <w:rPr>
-          <w:rFonts w:ascii="Arial" w:eastAsia="Times New Roman" w:hAnsi="Arial" w:cs="Arial"/>
-          <w:color w:val="2E2B29"/>
-          <w:kern w:val="0"/>
-          <w:sz w:val="27"/>
-          <w:szCs w:val="27"/>
-          <w:shd w:val="clear" w:color="auto" w:fill="FCFAF8"/>
-          <w14:ligatures w14:val="none"/>
-        </w:rPr>
-      </w:pPr>
-      <w:proofErr w:type="gramStart"/>
-      <w:r>
-        <w:rPr>
-          <w:rFonts w:ascii="Arial" w:eastAsia="Times New Roman" w:hAnsi="Arial" w:cs="Arial"/>
-          <w:color w:val="2E2B29"/>
-          <w:kern w:val="0"/>
-          <w:sz w:val="27"/>
-          <w:szCs w:val="27"/>
-          <w:shd w:val="clear" w:color="auto" w:fill="FCFAF8"/>
-          <w14:ligatures w14:val="none"/>
-        </w:rPr>
-        <w:t>│  •</w:t>
-      </w:r>
-      <w:proofErr w:type="gramEnd"/>
-      <w:r>
-        <w:rPr>
-          <w:rFonts w:ascii="Arial" w:eastAsia="Times New Roman" w:hAnsi="Arial" w:cs="Arial"/>
-          <w:color w:val="2E2B29"/>
-          <w:kern w:val="0"/>
-          <w:sz w:val="27"/>
-          <w:szCs w:val="27"/>
-          <w:shd w:val="clear" w:color="auto" w:fill="FCFAF8"/>
-          <w14:ligatures w14:val="none"/>
-        </w:rPr>
-        <w:t xml:space="preserve"> Untrusted resource provider                               │</w:t>
-      </w:r>
-    </w:p>
-    <w:p>
-      <w:pPr>
-        <w:spacing w:after="0" w:line="240" w:lineRule="auto"/>
-        <w:rPr>
-          <w:rFonts w:ascii="Arial" w:eastAsia="Times New Roman" w:hAnsi="Arial" w:cs="Arial"/>
-          <w:color w:val="2E2B29"/>
-          <w:kern w:val="0"/>
-          <w:sz w:val="27"/>
-          <w:szCs w:val="27"/>
-          <w:shd w:val="clear" w:color="auto" w:fill="FCFAF8"/>
-          <w14:ligatures w14:val="none"/>
-        </w:rPr>
-      </w:pPr>
-      <w:proofErr w:type="gramStart"/>
-      <w:r>
-        <w:rPr>
-          <w:rFonts w:ascii="Arial" w:eastAsia="Times New Roman" w:hAnsi="Arial" w:cs="Arial"/>
-          <w:color w:val="2E2B29"/>
-          <w:kern w:val="0"/>
-          <w:sz w:val="27"/>
-          <w:szCs w:val="27"/>
-          <w:shd w:val="clear" w:color="auto" w:fill="FCFAF8"/>
-          <w14:ligatures w14:val="none"/>
-        </w:rPr>
-        <w:t>│  •</w:t>
-      </w:r>
-      <w:proofErr w:type="gramEnd"/>
-      <w:r>
-        <w:rPr>
-          <w:rFonts w:ascii="Arial" w:eastAsia="Times New Roman" w:hAnsi="Arial" w:cs="Arial"/>
-          <w:color w:val="2E2B29"/>
-          <w:kern w:val="0"/>
-          <w:sz w:val="27"/>
-          <w:szCs w:val="27"/>
-          <w:shd w:val="clear" w:color="auto" w:fill="FCFAF8"/>
-          <w14:ligatures w14:val="none"/>
-        </w:rPr>
-        <w:t xml:space="preserve"> Handle granted only after token validation                │</w:t>
+        <w:t>│          (Windows / Linux / Android / Embedded)              │</w:t>
+      </w:r>
+    </w:p>
+    <w:p>
+      <w:pPr>
+        <w:spacing w:after="0" w:line="240" w:lineRule="auto"/>
+        <w:rPr>
+          <w:rFonts w:ascii="Arial" w:eastAsia="Times New Roman" w:hAnsi="Arial" w:cs="Arial"/>
+          <w:color w:val="2E2B29"/>
+          <w:kern w:val="0"/>
+          <w:sz w:val="27"/>
+          <w:szCs w:val="27"/>
+          <w:shd w:val="clear" w:color="auto" w:fill="FCFAF8"/>
+          <w14:ligatures w14:val="none"/>
+        </w:rPr>
+      </w:pPr>
+      <w:r>
+        <w:rPr>
+          <w:rFonts w:ascii="Arial" w:eastAsia="Times New Roman" w:hAnsi="Arial" w:cs="Arial"/>
+          <w:color w:val="2E2B29"/>
+          <w:kern w:val="0"/>
+          <w:sz w:val="27"/>
+          <w:szCs w:val="27"/>
+          <w:shd w:val="clear" w:color="auto" w:fill="FCFAF8"/>
+          <w14:ligatures w14:val="none"/>
+        </w:rPr>
+        <w:t>│  • Untrusted resource provider                               │</w:t>
+      </w:r>
+    </w:p>
+    <w:p>
+      <w:pPr>
+        <w:spacing w:after="0" w:line="240" w:lineRule="auto"/>
+        <w:rPr>
+          <w:rFonts w:ascii="Arial" w:eastAsia="Times New Roman" w:hAnsi="Arial" w:cs="Arial"/>
+          <w:color w:val="2E2B29"/>
+          <w:kern w:val="0"/>
+          <w:sz w:val="27"/>
+          <w:szCs w:val="27"/>
+          <w:shd w:val="clear" w:color="auto" w:fill="FCFAF8"/>
+          <w14:ligatures w14:val="none"/>
+        </w:rPr>
+      </w:pPr>
+      <w:r>
+        <w:rPr>
+          <w:rFonts w:ascii="Arial" w:eastAsia="Times New Roman" w:hAnsi="Arial" w:cs="Arial"/>
+          <w:color w:val="2E2B29"/>
+          <w:kern w:val="0"/>
+          <w:sz w:val="27"/>
+          <w:szCs w:val="27"/>
+          <w:shd w:val="clear" w:color="auto" w:fill="FCFAF8"/>
+          <w14:ligatures w14:val="none"/>
+        </w:rPr>
+        <w:t>│  • Handle granted only after token validation                │</w:t>
       </w:r>
     </w:p>
     <w:p>
@@ -3408,241 +2468,85 @@
           <w:shd w:val="clear" w:color="auto" w:fill="FCFAF8"/>
           <w14:ligatures w14:val="none"/>
         </w:rPr>
-        <w:t xml:space="preserve">1. **Zero Ambient </w:t>
-      </w:r>
-      <w:proofErr w:type="gramStart"/>
-      <w:r>
-        <w:rPr>
-          <w:rFonts w:ascii="Arial" w:eastAsia="Times New Roman" w:hAnsi="Arial" w:cs="Arial"/>
-          <w:color w:val="2E2B29"/>
-          <w:kern w:val="0"/>
-          <w:sz w:val="27"/>
-          <w:szCs w:val="27"/>
-          <w:shd w:val="clear" w:color="auto" w:fill="FCFAF8"/>
-          <w14:ligatures w14:val="none"/>
-        </w:rPr>
-        <w:t>Authority:*</w:t>
-      </w:r>
-      <w:proofErr w:type="gramEnd"/>
-      <w:r>
-        <w:rPr>
-          <w:rFonts w:ascii="Arial" w:eastAsia="Times New Roman" w:hAnsi="Arial" w:cs="Arial"/>
-          <w:color w:val="2E2B29"/>
-          <w:kern w:val="0"/>
-          <w:sz w:val="27"/>
-          <w:szCs w:val="27"/>
-          <w:shd w:val="clear" w:color="auto" w:fill="FCFAF8"/>
-          <w14:ligatures w14:val="none"/>
-        </w:rPr>
-        <w:t>* No process has default access to any resource.</w:t>
-      </w:r>
-    </w:p>
-    <w:p>
-      <w:pPr>
-        <w:spacing w:after="0" w:line="240" w:lineRule="auto"/>
-        <w:rPr>
-          <w:rFonts w:ascii="Arial" w:eastAsia="Times New Roman" w:hAnsi="Arial" w:cs="Arial"/>
-          <w:color w:val="2E2B29"/>
-          <w:kern w:val="0"/>
-          <w:sz w:val="27"/>
-          <w:szCs w:val="27"/>
-          <w:shd w:val="clear" w:color="auto" w:fill="FCFAF8"/>
-          <w14:ligatures w14:val="none"/>
-        </w:rPr>
-      </w:pPr>
-      <w:r>
-        <w:rPr>
-          <w:rFonts w:ascii="Arial" w:eastAsia="Times New Roman" w:hAnsi="Arial" w:cs="Arial"/>
-          <w:color w:val="2E2B29"/>
-          <w:kern w:val="0"/>
-          <w:sz w:val="27"/>
-          <w:szCs w:val="27"/>
-          <w:shd w:val="clear" w:color="auto" w:fill="FCFAF8"/>
-          <w14:ligatures w14:val="none"/>
-        </w:rPr>
-        <w:t xml:space="preserve">2. **Event-Scoped </w:t>
-      </w:r>
-      <w:proofErr w:type="gramStart"/>
-      <w:r>
-        <w:rPr>
-          <w:rFonts w:ascii="Arial" w:eastAsia="Times New Roman" w:hAnsi="Arial" w:cs="Arial"/>
-          <w:color w:val="2E2B29"/>
-          <w:kern w:val="0"/>
-          <w:sz w:val="27"/>
-          <w:szCs w:val="27"/>
-          <w:shd w:val="clear" w:color="auto" w:fill="FCFAF8"/>
-          <w14:ligatures w14:val="none"/>
-        </w:rPr>
-        <w:t>Execution:*</w:t>
-      </w:r>
-      <w:proofErr w:type="gramEnd"/>
-      <w:r>
-        <w:rPr>
-          <w:rFonts w:ascii="Arial" w:eastAsia="Times New Roman" w:hAnsi="Arial" w:cs="Arial"/>
-          <w:color w:val="2E2B29"/>
-          <w:kern w:val="0"/>
-          <w:sz w:val="27"/>
-          <w:szCs w:val="27"/>
-          <w:shd w:val="clear" w:color="auto" w:fill="FCFAF8"/>
-          <w14:ligatures w14:val="none"/>
-        </w:rPr>
-        <w:t>* Authority is tied to specific, verified user intent.</w:t>
-      </w:r>
-    </w:p>
-    <w:p>
-      <w:pPr>
-        <w:spacing w:after="0" w:line="240" w:lineRule="auto"/>
-        <w:rPr>
-          <w:rFonts w:ascii="Arial" w:eastAsia="Times New Roman" w:hAnsi="Arial" w:cs="Arial"/>
-          <w:color w:val="2E2B29"/>
-          <w:kern w:val="0"/>
-          <w:sz w:val="27"/>
-          <w:szCs w:val="27"/>
-          <w:shd w:val="clear" w:color="auto" w:fill="FCFAF8"/>
-          <w14:ligatures w14:val="none"/>
-        </w:rPr>
-      </w:pPr>
-      <w:r>
-        <w:rPr>
-          <w:rFonts w:ascii="Arial" w:eastAsia="Times New Roman" w:hAnsi="Arial" w:cs="Arial"/>
-          <w:color w:val="2E2B29"/>
-          <w:kern w:val="0"/>
-          <w:sz w:val="27"/>
-          <w:szCs w:val="27"/>
-          <w:shd w:val="clear" w:color="auto" w:fill="FCFAF8"/>
-          <w14:ligatures w14:val="none"/>
-        </w:rPr>
-        <w:t xml:space="preserve">3. **Temporal </w:t>
-      </w:r>
-      <w:proofErr w:type="gramStart"/>
-      <w:r>
-        <w:rPr>
-          <w:rFonts w:ascii="Arial" w:eastAsia="Times New Roman" w:hAnsi="Arial" w:cs="Arial"/>
-          <w:color w:val="2E2B29"/>
-          <w:kern w:val="0"/>
-          <w:sz w:val="27"/>
-          <w:szCs w:val="27"/>
-          <w:shd w:val="clear" w:color="auto" w:fill="FCFAF8"/>
-          <w14:ligatures w14:val="none"/>
-        </w:rPr>
-        <w:t>Binding:*</w:t>
-      </w:r>
-      <w:proofErr w:type="gramEnd"/>
-      <w:r>
-        <w:rPr>
-          <w:rFonts w:ascii="Arial" w:eastAsia="Times New Roman" w:hAnsi="Arial" w:cs="Arial"/>
-          <w:color w:val="2E2B29"/>
-          <w:kern w:val="0"/>
-          <w:sz w:val="27"/>
-          <w:szCs w:val="27"/>
-          <w:shd w:val="clear" w:color="auto" w:fill="FCFAF8"/>
-          <w14:ligatures w14:val="none"/>
-        </w:rPr>
-        <w:t xml:space="preserve">* All capabilities expire automatically (TTL or </w:t>
-      </w:r>
-      <w:proofErr w:type="gramStart"/>
-      <w:r>
-        <w:rPr>
-          <w:rFonts w:ascii="Arial" w:eastAsia="Times New Roman" w:hAnsi="Arial" w:cs="Arial"/>
-          <w:color w:val="2E2B29"/>
-          <w:kern w:val="0"/>
-          <w:sz w:val="27"/>
-          <w:szCs w:val="27"/>
-          <w:shd w:val="clear" w:color="auto" w:fill="FCFAF8"/>
-          <w14:ligatures w14:val="none"/>
-        </w:rPr>
-        <w:t>single-use</w:t>
-      </w:r>
-      <w:proofErr w:type="gramEnd"/>
-      <w:r>
-        <w:rPr>
-          <w:rFonts w:ascii="Arial" w:eastAsia="Times New Roman" w:hAnsi="Arial" w:cs="Arial"/>
-          <w:color w:val="2E2B29"/>
-          <w:kern w:val="0"/>
-          <w:sz w:val="27"/>
-          <w:szCs w:val="27"/>
-          <w:shd w:val="clear" w:color="auto" w:fill="FCFAF8"/>
-          <w14:ligatures w14:val="none"/>
-        </w:rPr>
-        <w:t>).</w:t>
-      </w:r>
-    </w:p>
-    <w:p>
-      <w:pPr>
-        <w:spacing w:after="0" w:line="240" w:lineRule="auto"/>
-        <w:rPr>
-          <w:rFonts w:ascii="Arial" w:eastAsia="Times New Roman" w:hAnsi="Arial" w:cs="Arial"/>
-          <w:color w:val="2E2B29"/>
-          <w:kern w:val="0"/>
-          <w:sz w:val="27"/>
-          <w:szCs w:val="27"/>
-          <w:shd w:val="clear" w:color="auto" w:fill="FCFAF8"/>
-          <w14:ligatures w14:val="none"/>
-        </w:rPr>
-      </w:pPr>
-      <w:r>
-        <w:rPr>
-          <w:rFonts w:ascii="Arial" w:eastAsia="Times New Roman" w:hAnsi="Arial" w:cs="Arial"/>
-          <w:color w:val="2E2B29"/>
-          <w:kern w:val="0"/>
-          <w:sz w:val="27"/>
-          <w:szCs w:val="27"/>
-          <w:shd w:val="clear" w:color="auto" w:fill="FCFAF8"/>
-          <w14:ligatures w14:val="none"/>
-        </w:rPr>
-        <w:t xml:space="preserve">4. **Post-Quantum </w:t>
-      </w:r>
-      <w:proofErr w:type="gramStart"/>
-      <w:r>
-        <w:rPr>
-          <w:rFonts w:ascii="Arial" w:eastAsia="Times New Roman" w:hAnsi="Arial" w:cs="Arial"/>
-          <w:color w:val="2E2B29"/>
-          <w:kern w:val="0"/>
-          <w:sz w:val="27"/>
-          <w:szCs w:val="27"/>
-          <w:shd w:val="clear" w:color="auto" w:fill="FCFAF8"/>
-          <w14:ligatures w14:val="none"/>
-        </w:rPr>
-        <w:t>Readiness:*</w:t>
-      </w:r>
-      <w:proofErr w:type="gramEnd"/>
-      <w:r>
-        <w:rPr>
-          <w:rFonts w:ascii="Arial" w:eastAsia="Times New Roman" w:hAnsi="Arial" w:cs="Arial"/>
-          <w:color w:val="2E2B29"/>
-          <w:kern w:val="0"/>
-          <w:sz w:val="27"/>
-          <w:szCs w:val="27"/>
-          <w:shd w:val="clear" w:color="auto" w:fill="FCFAF8"/>
-          <w14:ligatures w14:val="none"/>
-        </w:rPr>
-        <w:t>* Native integration of NIST-standardized ML-DSA (</w:t>
-      </w:r>
-      <w:proofErr w:type="spellStart"/>
-      <w:r>
-        <w:rPr>
-          <w:rFonts w:ascii="Arial" w:eastAsia="Times New Roman" w:hAnsi="Arial" w:cs="Arial"/>
-          <w:color w:val="2E2B29"/>
-          <w:kern w:val="0"/>
-          <w:sz w:val="27"/>
-          <w:szCs w:val="27"/>
-          <w:shd w:val="clear" w:color="auto" w:fill="FCFAF8"/>
-          <w14:ligatures w14:val="none"/>
-        </w:rPr>
-        <w:t>Dilithium</w:t>
-      </w:r>
-      <w:proofErr w:type="spellEnd"/>
-      <w:r>
-        <w:rPr>
-          <w:rFonts w:ascii="Arial" w:eastAsia="Times New Roman" w:hAnsi="Arial" w:cs="Arial"/>
-          <w:color w:val="2E2B29"/>
-          <w:kern w:val="0"/>
-          <w:sz w:val="27"/>
-          <w:szCs w:val="27"/>
-          <w:shd w:val="clear" w:color="auto" w:fill="FCFAF8"/>
-          <w14:ligatures w14:val="none"/>
-        </w:rPr>
-        <w:t>) signatures.</w:t>
+        <w:t>1. **Zero Ambient Authority:** No process has default access to any resource.</w:t>
+      </w:r>
+    </w:p>
+    <w:p>
+      <w:pPr>
+        <w:spacing w:after="0" w:line="240" w:lineRule="auto"/>
+        <w:rPr>
+          <w:rFonts w:ascii="Arial" w:eastAsia="Times New Roman" w:hAnsi="Arial" w:cs="Arial"/>
+          <w:color w:val="2E2B29"/>
+          <w:kern w:val="0"/>
+          <w:sz w:val="27"/>
+          <w:szCs w:val="27"/>
+          <w:shd w:val="clear" w:color="auto" w:fill="FCFAF8"/>
+          <w14:ligatures w14:val="none"/>
+        </w:rPr>
+      </w:pPr>
+      <w:r>
+        <w:rPr>
+          <w:rFonts w:ascii="Arial" w:eastAsia="Times New Roman" w:hAnsi="Arial" w:cs="Arial"/>
+          <w:color w:val="2E2B29"/>
+          <w:kern w:val="0"/>
+          <w:sz w:val="27"/>
+          <w:szCs w:val="27"/>
+          <w:shd w:val="clear" w:color="auto" w:fill="FCFAF8"/>
+          <w14:ligatures w14:val="none"/>
+        </w:rPr>
+        <w:t>2. **Event-Scoped Execution:** Authority is tied to specific, verified user intent.</w:t>
+      </w:r>
+    </w:p>
+    <w:p>
+      <w:pPr>
+        <w:spacing w:after="0" w:line="240" w:lineRule="auto"/>
+        <w:rPr>
+          <w:rFonts w:ascii="Arial" w:eastAsia="Times New Roman" w:hAnsi="Arial" w:cs="Arial"/>
+          <w:color w:val="2E2B29"/>
+          <w:kern w:val="0"/>
+          <w:sz w:val="27"/>
+          <w:szCs w:val="27"/>
+          <w:shd w:val="clear" w:color="auto" w:fill="FCFAF8"/>
+          <w14:ligatures w14:val="none"/>
+        </w:rPr>
+      </w:pPr>
+      <w:r>
+        <w:rPr>
+          <w:rFonts w:ascii="Arial" w:eastAsia="Times New Roman" w:hAnsi="Arial" w:cs="Arial"/>
+          <w:color w:val="2E2B29"/>
+          <w:kern w:val="0"/>
+          <w:sz w:val="27"/>
+          <w:szCs w:val="27"/>
+          <w:shd w:val="clear" w:color="auto" w:fill="FCFAF8"/>
+          <w14:ligatures w14:val="none"/>
+        </w:rPr>
+        <w:t>3. **Temporal Binding:** All capabilities expire automatically (TTL or single-use).</w:t>
+      </w:r>
+    </w:p>
+    <w:p>
+      <w:pPr>
+        <w:spacing w:after="0" w:line="240" w:lineRule="auto"/>
+        <w:rPr>
+          <w:rFonts w:ascii="Arial" w:eastAsia="Times New Roman" w:hAnsi="Arial" w:cs="Arial"/>
+          <w:color w:val="2E2B29"/>
+          <w:kern w:val="0"/>
+          <w:sz w:val="27"/>
+          <w:szCs w:val="27"/>
+          <w:shd w:val="clear" w:color="auto" w:fill="FCFAF8"/>
+          <w14:ligatures w14:val="none"/>
+        </w:rPr>
+      </w:pPr>
+      <w:r>
+        <w:rPr>
+          <w:rFonts w:ascii="Arial" w:eastAsia="Times New Roman" w:hAnsi="Arial" w:cs="Arial"/>
+          <w:color w:val="2E2B29"/>
+          <w:kern w:val="0"/>
+          <w:sz w:val="27"/>
+          <w:szCs w:val="27"/>
+          <w:shd w:val="clear" w:color="auto" w:fill="FCFAF8"/>
+          <w14:ligatures w14:val="none"/>
+        </w:rPr>
+        <w:t>4. **Post-Quantum Readiness:** Native integration of NIST-standardized ML-DSA (Dilithium) signatures.</w:t>
       </w:r>
     </w:p>
     <w:p>
@@ -3800,33 +2704,7 @@
           <w:shd w:val="clear" w:color="auto" w:fill="FCFAF8"/>
           <w14:ligatures w14:val="none"/>
         </w:rPr>
-        <w:t xml:space="preserve">The Intent Broker validates </w:t>
-      </w:r>
-      <w:proofErr w:type="gramStart"/>
-      <w:r>
-        <w:rPr>
-          <w:rFonts w:ascii="Arial" w:eastAsia="Times New Roman" w:hAnsi="Arial" w:cs="Arial"/>
-          <w:color w:val="2E2B29"/>
-          <w:kern w:val="0"/>
-          <w:sz w:val="27"/>
-          <w:szCs w:val="27"/>
-          <w:shd w:val="clear" w:color="auto" w:fill="FCFAF8"/>
-          <w14:ligatures w14:val="none"/>
-        </w:rPr>
-        <w:t>that digital requests</w:t>
-      </w:r>
-      <w:proofErr w:type="gramEnd"/>
-      <w:r>
-        <w:rPr>
-          <w:rFonts w:ascii="Arial" w:eastAsia="Times New Roman" w:hAnsi="Arial" w:cs="Arial"/>
-          <w:color w:val="2E2B29"/>
-          <w:kern w:val="0"/>
-          <w:sz w:val="27"/>
-          <w:szCs w:val="27"/>
-          <w:shd w:val="clear" w:color="auto" w:fill="FCFAF8"/>
-          <w14:ligatures w14:val="none"/>
-        </w:rPr>
-        <w:t xml:space="preserve"> correlate with physical human action through a **Trust Hierarchy**:</w:t>
+        <w:t>The Intent Broker validates that digital requests correlate with physical human action through a **Trust Hierarchy**:</w:t>
       </w:r>
     </w:p>
     <w:p>
@@ -3944,33 +2822,7 @@
           <w:shd w:val="clear" w:color="auto" w:fill="FCFAF8"/>
           <w14:ligatures w14:val="none"/>
         </w:rPr>
-        <w:t xml:space="preserve">| 2 | Biometric Confirmation | </w:t>
-      </w:r>
-      <w:proofErr w:type="spellStart"/>
-      <w:r>
-        <w:rPr>
-          <w:rFonts w:ascii="Arial" w:eastAsia="Times New Roman" w:hAnsi="Arial" w:cs="Arial"/>
-          <w:color w:val="2E2B29"/>
-          <w:kern w:val="0"/>
-          <w:sz w:val="27"/>
-          <w:szCs w:val="27"/>
-          <w:shd w:val="clear" w:color="auto" w:fill="FCFAF8"/>
-          <w14:ligatures w14:val="none"/>
-        </w:rPr>
-        <w:t>FaceID</w:t>
-      </w:r>
-      <w:proofErr w:type="spellEnd"/>
-      <w:r>
-        <w:rPr>
-          <w:rFonts w:ascii="Arial" w:eastAsia="Times New Roman" w:hAnsi="Arial" w:cs="Arial"/>
-          <w:color w:val="2E2B29"/>
-          <w:kern w:val="0"/>
-          <w:sz w:val="27"/>
-          <w:szCs w:val="27"/>
-          <w:shd w:val="clear" w:color="auto" w:fill="FCFAF8"/>
-          <w14:ligatures w14:val="none"/>
-        </w:rPr>
-        <w:t>, fingerprint, iris scan |</w:t>
+        <w:t>| 2 | Biometric Confirmation | FaceID, fingerprint, iris scan |</w:t>
       </w:r>
     </w:p>
     <w:p>
@@ -4049,76 +2901,48 @@
           <w:shd w:val="clear" w:color="auto" w:fill="FCFAF8"/>
           <w14:ligatures w14:val="none"/>
         </w:rPr>
-        <w:t xml:space="preserve">| 5 (Lowest) | Software Signal | API call requiring elevated trust tier for sensitive </w:t>
-      </w:r>
-      <w:proofErr w:type="gramStart"/>
-      <w:r>
-        <w:rPr>
-          <w:rFonts w:ascii="Arial" w:eastAsia="Times New Roman" w:hAnsi="Arial" w:cs="Arial"/>
-          <w:color w:val="2E2B29"/>
-          <w:kern w:val="0"/>
-          <w:sz w:val="27"/>
-          <w:szCs w:val="27"/>
-          <w:shd w:val="clear" w:color="auto" w:fill="FCFAF8"/>
-          <w14:ligatures w14:val="none"/>
-        </w:rPr>
-        <w:t>ops |</w:t>
-      </w:r>
-      <w:proofErr w:type="gramEnd"/>
-    </w:p>
-    <w:p>
-      <w:pPr>
-        <w:spacing w:after="0" w:line="240" w:lineRule="auto"/>
-        <w:rPr>
-          <w:rFonts w:ascii="Arial" w:eastAsia="Times New Roman" w:hAnsi="Arial" w:cs="Arial"/>
-          <w:color w:val="2E2B29"/>
-          <w:kern w:val="0"/>
-          <w:sz w:val="27"/>
-          <w:szCs w:val="27"/>
-          <w:shd w:val="clear" w:color="auto" w:fill="FCFAF8"/>
-          <w14:ligatures w14:val="none"/>
-        </w:rPr>
-      </w:pPr>
-    </w:p>
-    <w:p>
-      <w:pPr>
-        <w:spacing w:after="0" w:line="240" w:lineRule="auto"/>
-        <w:rPr>
-          <w:rFonts w:ascii="Arial" w:eastAsia="Times New Roman" w:hAnsi="Arial" w:cs="Arial"/>
-          <w:color w:val="2E2B29"/>
-          <w:kern w:val="0"/>
-          <w:sz w:val="27"/>
-          <w:szCs w:val="27"/>
-          <w:shd w:val="clear" w:color="auto" w:fill="FCFAF8"/>
-          <w14:ligatures w14:val="none"/>
-        </w:rPr>
-      </w:pPr>
-      <w:r>
-        <w:rPr>
-          <w:rFonts w:ascii="Arial" w:eastAsia="Times New Roman" w:hAnsi="Arial" w:cs="Arial"/>
-          <w:color w:val="2E2B29"/>
-          <w:kern w:val="0"/>
-          <w:sz w:val="27"/>
-          <w:szCs w:val="27"/>
-          <w:shd w:val="clear" w:color="auto" w:fill="FCFAF8"/>
-          <w14:ligatures w14:val="none"/>
-        </w:rPr>
-        <w:t xml:space="preserve">### **4.2 Capability Token </w:t>
-      </w:r>
-      <w:proofErr w:type="gramStart"/>
-      <w:r>
-        <w:rPr>
-          <w:rFonts w:ascii="Arial" w:eastAsia="Times New Roman" w:hAnsi="Arial" w:cs="Arial"/>
-          <w:color w:val="2E2B29"/>
-          <w:kern w:val="0"/>
-          <w:sz w:val="27"/>
-          <w:szCs w:val="27"/>
-          <w:shd w:val="clear" w:color="auto" w:fill="FCFAF8"/>
-          <w14:ligatures w14:val="none"/>
-        </w:rPr>
-        <w:t xml:space="preserve">Structure** </w:t>
-      </w:r>
-      <w:proofErr w:type="gramEnd"/>
+        <w:t>| 5 (Lowest) | Software Signal | API call requiring elevated trust tier for sensitive ops |</w:t>
+      </w:r>
+    </w:p>
+    <w:p>
+      <w:pPr>
+        <w:spacing w:after="0" w:line="240" w:lineRule="auto"/>
+        <w:rPr>
+          <w:rFonts w:ascii="Arial" w:eastAsia="Times New Roman" w:hAnsi="Arial" w:cs="Arial"/>
+          <w:color w:val="2E2B29"/>
+          <w:kern w:val="0"/>
+          <w:sz w:val="27"/>
+          <w:szCs w:val="27"/>
+          <w:shd w:val="clear" w:color="auto" w:fill="FCFAF8"/>
+          <w14:ligatures w14:val="none"/>
+        </w:rPr>
+      </w:pPr>
+    </w:p>
+    <w:p>
+      <w:pPr>
+        <w:spacing w:after="0" w:line="240" w:lineRule="auto"/>
+        <w:rPr>
+          <w:rFonts w:ascii="Arial" w:eastAsia="Times New Roman" w:hAnsi="Arial" w:cs="Arial"/>
+          <w:color w:val="2E2B29"/>
+          <w:kern w:val="0"/>
+          <w:sz w:val="27"/>
+          <w:szCs w:val="27"/>
+          <w:shd w:val="clear" w:color="auto" w:fill="FCFAF8"/>
+          <w14:ligatures w14:val="none"/>
+        </w:rPr>
+      </w:pPr>
+      <w:r>
+        <w:rPr>
+          <w:rFonts w:ascii="Arial" w:eastAsia="Times New Roman" w:hAnsi="Arial" w:cs="Arial"/>
+          <w:color w:val="2E2B29"/>
+          <w:kern w:val="0"/>
+          <w:sz w:val="27"/>
+          <w:szCs w:val="27"/>
+          <w:shd w:val="clear" w:color="auto" w:fill="FCFAF8"/>
+          <w14:ligatures w14:val="none"/>
+        </w:rPr>
+        <w:t xml:space="preserve">### **4.2 Capability Token Structure** </w:t>
+      </w:r>
       <w:r>
         <w:rPr>
           <w:rFonts w:ascii="Segoe UI Emoji" w:eastAsia="Times New Roman" w:hAnsi="Segoe UI Emoji" w:cs="Segoe UI Emoji"/>
@@ -4155,33 +2979,7 @@
           <w:shd w:val="clear" w:color="auto" w:fill="FCFAF8"/>
           <w14:ligatures w14:val="none"/>
         </w:rPr>
-        <w:t>Tokens are self-describing, CBOR-encoded structures signed with ML-DSA-65 (</w:t>
-      </w:r>
-      <w:proofErr w:type="spellStart"/>
-      <w:r>
-        <w:rPr>
-          <w:rFonts w:ascii="Arial" w:eastAsia="Times New Roman" w:hAnsi="Arial" w:cs="Arial"/>
-          <w:color w:val="2E2B29"/>
-          <w:kern w:val="0"/>
-          <w:sz w:val="27"/>
-          <w:szCs w:val="27"/>
-          <w:shd w:val="clear" w:color="auto" w:fill="FCFAF8"/>
-          <w14:ligatures w14:val="none"/>
-        </w:rPr>
-        <w:t>Dilithium</w:t>
-      </w:r>
-      <w:proofErr w:type="spellEnd"/>
-      <w:r>
-        <w:rPr>
-          <w:rFonts w:ascii="Arial" w:eastAsia="Times New Roman" w:hAnsi="Arial" w:cs="Arial"/>
-          <w:color w:val="2E2B29"/>
-          <w:kern w:val="0"/>
-          <w:sz w:val="27"/>
-          <w:szCs w:val="27"/>
-          <w:shd w:val="clear" w:color="auto" w:fill="FCFAF8"/>
-          <w14:ligatures w14:val="none"/>
-        </w:rPr>
-        <w:t>):</w:t>
+        <w:t>Tokens are self-describing, CBOR-encoded structures signed with ML-DSA-65 (Dilithium):</w:t>
       </w:r>
     </w:p>
     <w:p>
@@ -4299,267 +3097,85 @@
           <w:shd w:val="clear" w:color="auto" w:fill="FCFAF8"/>
           <w14:ligatures w14:val="none"/>
         </w:rPr>
-        <w:t xml:space="preserve">    uint16_t </w:t>
-      </w:r>
-      <w:proofErr w:type="gramStart"/>
-      <w:r>
-        <w:rPr>
-          <w:rFonts w:ascii="Arial" w:eastAsia="Times New Roman" w:hAnsi="Arial" w:cs="Arial"/>
-          <w:color w:val="2E2B29"/>
-          <w:kern w:val="0"/>
-          <w:sz w:val="27"/>
-          <w:szCs w:val="27"/>
-          <w:shd w:val="clear" w:color="auto" w:fill="FCFAF8"/>
-          <w14:ligatures w14:val="none"/>
-        </w:rPr>
-        <w:t xml:space="preserve">magic;   </w:t>
-      </w:r>
-      <w:proofErr w:type="gramEnd"/>
-      <w:r>
-        <w:rPr>
-          <w:rFonts w:ascii="Arial" w:eastAsia="Times New Roman" w:hAnsi="Arial" w:cs="Arial"/>
-          <w:color w:val="2E2B29"/>
-          <w:kern w:val="0"/>
-          <w:sz w:val="27"/>
-          <w:szCs w:val="27"/>
-          <w:shd w:val="clear" w:color="auto" w:fill="FCFAF8"/>
-          <w14:ligatures w14:val="none"/>
-        </w:rPr>
-        <w:t xml:space="preserve">       // 0xCAFE</w:t>
-      </w:r>
-    </w:p>
-    <w:p>
-      <w:pPr>
-        <w:spacing w:after="0" w:line="240" w:lineRule="auto"/>
-        <w:rPr>
-          <w:rFonts w:ascii="Arial" w:eastAsia="Times New Roman" w:hAnsi="Arial" w:cs="Arial"/>
-          <w:color w:val="2E2B29"/>
-          <w:kern w:val="0"/>
-          <w:sz w:val="27"/>
-          <w:szCs w:val="27"/>
-          <w:shd w:val="clear" w:color="auto" w:fill="FCFAF8"/>
-          <w14:ligatures w14:val="none"/>
-        </w:rPr>
-      </w:pPr>
-      <w:r>
-        <w:rPr>
-          <w:rFonts w:ascii="Arial" w:eastAsia="Times New Roman" w:hAnsi="Arial" w:cs="Arial"/>
-          <w:color w:val="2E2B29"/>
-          <w:kern w:val="0"/>
-          <w:sz w:val="27"/>
-          <w:szCs w:val="27"/>
-          <w:shd w:val="clear" w:color="auto" w:fill="FCFAF8"/>
-          <w14:ligatures w14:val="none"/>
-        </w:rPr>
-        <w:t xml:space="preserve">    uint8_</w:t>
-      </w:r>
-      <w:proofErr w:type="gramStart"/>
-      <w:r>
-        <w:rPr>
-          <w:rFonts w:ascii="Arial" w:eastAsia="Times New Roman" w:hAnsi="Arial" w:cs="Arial"/>
-          <w:color w:val="2E2B29"/>
-          <w:kern w:val="0"/>
-          <w:sz w:val="27"/>
-          <w:szCs w:val="27"/>
-          <w:shd w:val="clear" w:color="auto" w:fill="FCFAF8"/>
-          <w14:ligatures w14:val="none"/>
-        </w:rPr>
-        <w:t>t  version</w:t>
-      </w:r>
-      <w:proofErr w:type="gramEnd"/>
-      <w:r>
-        <w:rPr>
-          <w:rFonts w:ascii="Arial" w:eastAsia="Times New Roman" w:hAnsi="Arial" w:cs="Arial"/>
-          <w:color w:val="2E2B29"/>
-          <w:kern w:val="0"/>
-          <w:sz w:val="27"/>
-          <w:szCs w:val="27"/>
-          <w:shd w:val="clear" w:color="auto" w:fill="FCFAF8"/>
-          <w14:ligatures w14:val="none"/>
-        </w:rPr>
-        <w:t>;        // 0x01</w:t>
-      </w:r>
-    </w:p>
-    <w:p>
-      <w:pPr>
-        <w:spacing w:after="0" w:line="240" w:lineRule="auto"/>
-        <w:rPr>
-          <w:rFonts w:ascii="Arial" w:eastAsia="Times New Roman" w:hAnsi="Arial" w:cs="Arial"/>
-          <w:color w:val="2E2B29"/>
-          <w:kern w:val="0"/>
-          <w:sz w:val="27"/>
-          <w:szCs w:val="27"/>
-          <w:shd w:val="clear" w:color="auto" w:fill="FCFAF8"/>
-          <w14:ligatures w14:val="none"/>
-        </w:rPr>
-      </w:pPr>
-      <w:r>
-        <w:rPr>
-          <w:rFonts w:ascii="Arial" w:eastAsia="Times New Roman" w:hAnsi="Arial" w:cs="Arial"/>
-          <w:color w:val="2E2B29"/>
-          <w:kern w:val="0"/>
-          <w:sz w:val="27"/>
-          <w:szCs w:val="27"/>
-          <w:shd w:val="clear" w:color="auto" w:fill="FCFAF8"/>
-          <w14:ligatures w14:val="none"/>
-        </w:rPr>
-        <w:t xml:space="preserve">    uint8_</w:t>
-      </w:r>
-      <w:proofErr w:type="gramStart"/>
-      <w:r>
-        <w:rPr>
-          <w:rFonts w:ascii="Arial" w:eastAsia="Times New Roman" w:hAnsi="Arial" w:cs="Arial"/>
-          <w:color w:val="2E2B29"/>
-          <w:kern w:val="0"/>
-          <w:sz w:val="27"/>
-          <w:szCs w:val="27"/>
-          <w:shd w:val="clear" w:color="auto" w:fill="FCFAF8"/>
-          <w14:ligatures w14:val="none"/>
-        </w:rPr>
-        <w:t xml:space="preserve">t  </w:t>
-      </w:r>
-      <w:proofErr w:type="spellStart"/>
-      <w:r>
-        <w:rPr>
-          <w:rFonts w:ascii="Arial" w:eastAsia="Times New Roman" w:hAnsi="Arial" w:cs="Arial"/>
-          <w:color w:val="2E2B29"/>
-          <w:kern w:val="0"/>
-          <w:sz w:val="27"/>
-          <w:szCs w:val="27"/>
-          <w:shd w:val="clear" w:color="auto" w:fill="FCFAF8"/>
-          <w14:ligatures w14:val="none"/>
-        </w:rPr>
-        <w:t>algo</w:t>
-      </w:r>
-      <w:proofErr w:type="gramEnd"/>
-      <w:r>
-        <w:rPr>
-          <w:rFonts w:ascii="Arial" w:eastAsia="Times New Roman" w:hAnsi="Arial" w:cs="Arial"/>
-          <w:color w:val="2E2B29"/>
-          <w:kern w:val="0"/>
-          <w:sz w:val="27"/>
-          <w:szCs w:val="27"/>
-          <w:shd w:val="clear" w:color="auto" w:fill="FCFAF8"/>
-          <w14:ligatures w14:val="none"/>
-        </w:rPr>
-        <w:t>_</w:t>
-      </w:r>
-      <w:proofErr w:type="gramStart"/>
-      <w:r>
-        <w:rPr>
-          <w:rFonts w:ascii="Arial" w:eastAsia="Times New Roman" w:hAnsi="Arial" w:cs="Arial"/>
-          <w:color w:val="2E2B29"/>
-          <w:kern w:val="0"/>
-          <w:sz w:val="27"/>
-          <w:szCs w:val="27"/>
-          <w:shd w:val="clear" w:color="auto" w:fill="FCFAF8"/>
-          <w14:ligatures w14:val="none"/>
-        </w:rPr>
-        <w:t>id</w:t>
-      </w:r>
-      <w:proofErr w:type="spellEnd"/>
-      <w:r>
-        <w:rPr>
-          <w:rFonts w:ascii="Arial" w:eastAsia="Times New Roman" w:hAnsi="Arial" w:cs="Arial"/>
-          <w:color w:val="2E2B29"/>
-          <w:kern w:val="0"/>
-          <w:sz w:val="27"/>
-          <w:szCs w:val="27"/>
-          <w:shd w:val="clear" w:color="auto" w:fill="FCFAF8"/>
-          <w14:ligatures w14:val="none"/>
-        </w:rPr>
-        <w:t xml:space="preserve">;   </w:t>
-      </w:r>
-      <w:proofErr w:type="gramEnd"/>
-      <w:r>
-        <w:rPr>
-          <w:rFonts w:ascii="Arial" w:eastAsia="Times New Roman" w:hAnsi="Arial" w:cs="Arial"/>
-          <w:color w:val="2E2B29"/>
-          <w:kern w:val="0"/>
-          <w:sz w:val="27"/>
-          <w:szCs w:val="27"/>
-          <w:shd w:val="clear" w:color="auto" w:fill="FCFAF8"/>
-          <w14:ligatures w14:val="none"/>
-        </w:rPr>
-        <w:t xml:space="preserve">     // 0x05 (ML-DSA-65)</w:t>
-      </w:r>
-    </w:p>
-    <w:p>
-      <w:pPr>
-        <w:spacing w:after="0" w:line="240" w:lineRule="auto"/>
-        <w:rPr>
-          <w:rFonts w:ascii="Arial" w:eastAsia="Times New Roman" w:hAnsi="Arial" w:cs="Arial"/>
-          <w:color w:val="2E2B29"/>
-          <w:kern w:val="0"/>
-          <w:sz w:val="27"/>
-          <w:szCs w:val="27"/>
-          <w:shd w:val="clear" w:color="auto" w:fill="FCFAF8"/>
-          <w14:ligatures w14:val="none"/>
-        </w:rPr>
-      </w:pPr>
-      <w:r>
-        <w:rPr>
-          <w:rFonts w:ascii="Arial" w:eastAsia="Times New Roman" w:hAnsi="Arial" w:cs="Arial"/>
-          <w:color w:val="2E2B29"/>
-          <w:kern w:val="0"/>
-          <w:sz w:val="27"/>
-          <w:szCs w:val="27"/>
-          <w:shd w:val="clear" w:color="auto" w:fill="FCFAF8"/>
-          <w14:ligatures w14:val="none"/>
-        </w:rPr>
-        <w:t xml:space="preserve">    uint64_t </w:t>
-      </w:r>
-      <w:proofErr w:type="spellStart"/>
-      <w:r>
-        <w:rPr>
-          <w:rFonts w:ascii="Arial" w:eastAsia="Times New Roman" w:hAnsi="Arial" w:cs="Arial"/>
-          <w:color w:val="2E2B29"/>
-          <w:kern w:val="0"/>
-          <w:sz w:val="27"/>
-          <w:szCs w:val="27"/>
-          <w:shd w:val="clear" w:color="auto" w:fill="FCFAF8"/>
-          <w14:ligatures w14:val="none"/>
-        </w:rPr>
-        <w:t>issuer_</w:t>
-      </w:r>
-      <w:proofErr w:type="gramStart"/>
-      <w:r>
-        <w:rPr>
-          <w:rFonts w:ascii="Arial" w:eastAsia="Times New Roman" w:hAnsi="Arial" w:cs="Arial"/>
-          <w:color w:val="2E2B29"/>
-          <w:kern w:val="0"/>
-          <w:sz w:val="27"/>
-          <w:szCs w:val="27"/>
-          <w:shd w:val="clear" w:color="auto" w:fill="FCFAF8"/>
-          <w14:ligatures w14:val="none"/>
-        </w:rPr>
-        <w:t>id</w:t>
-      </w:r>
-      <w:proofErr w:type="spellEnd"/>
-      <w:r>
-        <w:rPr>
-          <w:rFonts w:ascii="Arial" w:eastAsia="Times New Roman" w:hAnsi="Arial" w:cs="Arial"/>
-          <w:color w:val="2E2B29"/>
-          <w:kern w:val="0"/>
-          <w:sz w:val="27"/>
-          <w:szCs w:val="27"/>
-          <w:shd w:val="clear" w:color="auto" w:fill="FCFAF8"/>
-          <w14:ligatures w14:val="none"/>
-        </w:rPr>
-        <w:t xml:space="preserve">;   </w:t>
-      </w:r>
-      <w:proofErr w:type="gramEnd"/>
-      <w:r>
-        <w:rPr>
-          <w:rFonts w:ascii="Arial" w:eastAsia="Times New Roman" w:hAnsi="Arial" w:cs="Arial"/>
-          <w:color w:val="2E2B29"/>
-          <w:kern w:val="0"/>
-          <w:sz w:val="27"/>
-          <w:szCs w:val="27"/>
-          <w:shd w:val="clear" w:color="auto" w:fill="FCFAF8"/>
-          <w14:ligatures w14:val="none"/>
-        </w:rPr>
-        <w:t xml:space="preserve">   // Hash of broker identity</w:t>
+        <w:t xml:space="preserve">    uint16_t magic;          // 0xCAFE</w:t>
+      </w:r>
+    </w:p>
+    <w:p>
+      <w:pPr>
+        <w:spacing w:after="0" w:line="240" w:lineRule="auto"/>
+        <w:rPr>
+          <w:rFonts w:ascii="Arial" w:eastAsia="Times New Roman" w:hAnsi="Arial" w:cs="Arial"/>
+          <w:color w:val="2E2B29"/>
+          <w:kern w:val="0"/>
+          <w:sz w:val="27"/>
+          <w:szCs w:val="27"/>
+          <w:shd w:val="clear" w:color="auto" w:fill="FCFAF8"/>
+          <w14:ligatures w14:val="none"/>
+        </w:rPr>
+      </w:pPr>
+      <w:r>
+        <w:rPr>
+          <w:rFonts w:ascii="Arial" w:eastAsia="Times New Roman" w:hAnsi="Arial" w:cs="Arial"/>
+          <w:color w:val="2E2B29"/>
+          <w:kern w:val="0"/>
+          <w:sz w:val="27"/>
+          <w:szCs w:val="27"/>
+          <w:shd w:val="clear" w:color="auto" w:fill="FCFAF8"/>
+          <w14:ligatures w14:val="none"/>
+        </w:rPr>
+        <w:t xml:space="preserve">    uint8_t  version;        // 0x01</w:t>
+      </w:r>
+    </w:p>
+    <w:p>
+      <w:pPr>
+        <w:spacing w:after="0" w:line="240" w:lineRule="auto"/>
+        <w:rPr>
+          <w:rFonts w:ascii="Arial" w:eastAsia="Times New Roman" w:hAnsi="Arial" w:cs="Arial"/>
+          <w:color w:val="2E2B29"/>
+          <w:kern w:val="0"/>
+          <w:sz w:val="27"/>
+          <w:szCs w:val="27"/>
+          <w:shd w:val="clear" w:color="auto" w:fill="FCFAF8"/>
+          <w14:ligatures w14:val="none"/>
+        </w:rPr>
+      </w:pPr>
+      <w:r>
+        <w:rPr>
+          <w:rFonts w:ascii="Arial" w:eastAsia="Times New Roman" w:hAnsi="Arial" w:cs="Arial"/>
+          <w:color w:val="2E2B29"/>
+          <w:kern w:val="0"/>
+          <w:sz w:val="27"/>
+          <w:szCs w:val="27"/>
+          <w:shd w:val="clear" w:color="auto" w:fill="FCFAF8"/>
+          <w14:ligatures w14:val="none"/>
+        </w:rPr>
+        <w:t xml:space="preserve">    uint8_t  algo_id;        // 0x05 (ML-DSA-65)</w:t>
+      </w:r>
+    </w:p>
+    <w:p>
+      <w:pPr>
+        <w:spacing w:after="0" w:line="240" w:lineRule="auto"/>
+        <w:rPr>
+          <w:rFonts w:ascii="Arial" w:eastAsia="Times New Roman" w:hAnsi="Arial" w:cs="Arial"/>
+          <w:color w:val="2E2B29"/>
+          <w:kern w:val="0"/>
+          <w:sz w:val="27"/>
+          <w:szCs w:val="27"/>
+          <w:shd w:val="clear" w:color="auto" w:fill="FCFAF8"/>
+          <w14:ligatures w14:val="none"/>
+        </w:rPr>
+      </w:pPr>
+      <w:r>
+        <w:rPr>
+          <w:rFonts w:ascii="Arial" w:eastAsia="Times New Roman" w:hAnsi="Arial" w:cs="Arial"/>
+          <w:color w:val="2E2B29"/>
+          <w:kern w:val="0"/>
+          <w:sz w:val="27"/>
+          <w:szCs w:val="27"/>
+          <w:shd w:val="clear" w:color="auto" w:fill="FCFAF8"/>
+          <w14:ligatures w14:val="none"/>
+        </w:rPr>
+        <w:t xml:space="preserve">    uint64_t issuer_id;      // Hash of broker identity</w:t>
       </w:r>
     </w:p>
     <w:p>
@@ -4637,475 +3253,111 @@
           <w:shd w:val="clear" w:color="auto" w:fill="FCFAF8"/>
           <w14:ligatures w14:val="none"/>
         </w:rPr>
-        <w:t xml:space="preserve">    uint8_</w:t>
-      </w:r>
-      <w:proofErr w:type="gramStart"/>
-      <w:r>
-        <w:rPr>
-          <w:rFonts w:ascii="Arial" w:eastAsia="Times New Roman" w:hAnsi="Arial" w:cs="Arial"/>
-          <w:color w:val="2E2B29"/>
-          <w:kern w:val="0"/>
-          <w:sz w:val="27"/>
-          <w:szCs w:val="27"/>
-          <w:shd w:val="clear" w:color="auto" w:fill="FCFAF8"/>
-          <w14:ligatures w14:val="none"/>
-        </w:rPr>
-        <w:t xml:space="preserve">t  </w:t>
-      </w:r>
-      <w:proofErr w:type="spellStart"/>
-      <w:r>
-        <w:rPr>
-          <w:rFonts w:ascii="Arial" w:eastAsia="Times New Roman" w:hAnsi="Arial" w:cs="Arial"/>
-          <w:color w:val="2E2B29"/>
-          <w:kern w:val="0"/>
-          <w:sz w:val="27"/>
-          <w:szCs w:val="27"/>
-          <w:shd w:val="clear" w:color="auto" w:fill="FCFAF8"/>
-          <w14:ligatures w14:val="none"/>
-        </w:rPr>
-        <w:t>subject</w:t>
-      </w:r>
-      <w:proofErr w:type="gramEnd"/>
-      <w:r>
-        <w:rPr>
-          <w:rFonts w:ascii="Arial" w:eastAsia="Times New Roman" w:hAnsi="Arial" w:cs="Arial"/>
-          <w:color w:val="2E2B29"/>
-          <w:kern w:val="0"/>
-          <w:sz w:val="27"/>
-          <w:szCs w:val="27"/>
-          <w:shd w:val="clear" w:color="auto" w:fill="FCFAF8"/>
-          <w14:ligatures w14:val="none"/>
-        </w:rPr>
-        <w:t>_</w:t>
-      </w:r>
-      <w:proofErr w:type="gramStart"/>
-      <w:r>
-        <w:rPr>
-          <w:rFonts w:ascii="Arial" w:eastAsia="Times New Roman" w:hAnsi="Arial" w:cs="Arial"/>
-          <w:color w:val="2E2B29"/>
-          <w:kern w:val="0"/>
-          <w:sz w:val="27"/>
-          <w:szCs w:val="27"/>
-          <w:shd w:val="clear" w:color="auto" w:fill="FCFAF8"/>
-          <w14:ligatures w14:val="none"/>
-        </w:rPr>
-        <w:t>hash</w:t>
-      </w:r>
-      <w:proofErr w:type="spellEnd"/>
-      <w:r>
-        <w:rPr>
-          <w:rFonts w:ascii="Arial" w:eastAsia="Times New Roman" w:hAnsi="Arial" w:cs="Arial"/>
-          <w:color w:val="2E2B29"/>
-          <w:kern w:val="0"/>
-          <w:sz w:val="27"/>
-          <w:szCs w:val="27"/>
-          <w:shd w:val="clear" w:color="auto" w:fill="FCFAF8"/>
-          <w14:ligatures w14:val="none"/>
-        </w:rPr>
-        <w:t>[</w:t>
-      </w:r>
-      <w:proofErr w:type="gramEnd"/>
-      <w:r>
-        <w:rPr>
-          <w:rFonts w:ascii="Arial" w:eastAsia="Times New Roman" w:hAnsi="Arial" w:cs="Arial"/>
-          <w:color w:val="2E2B29"/>
-          <w:kern w:val="0"/>
-          <w:sz w:val="27"/>
-          <w:szCs w:val="27"/>
-          <w:shd w:val="clear" w:color="auto" w:fill="FCFAF8"/>
-          <w14:ligatures w14:val="none"/>
-        </w:rPr>
-        <w:t>32</w:t>
-      </w:r>
-      <w:proofErr w:type="gramStart"/>
-      <w:r>
-        <w:rPr>
-          <w:rFonts w:ascii="Arial" w:eastAsia="Times New Roman" w:hAnsi="Arial" w:cs="Arial"/>
-          <w:color w:val="2E2B29"/>
-          <w:kern w:val="0"/>
-          <w:sz w:val="27"/>
-          <w:szCs w:val="27"/>
-          <w:shd w:val="clear" w:color="auto" w:fill="FCFAF8"/>
-          <w14:ligatures w14:val="none"/>
-        </w:rPr>
-        <w:t xml:space="preserve">];   </w:t>
-      </w:r>
-      <w:proofErr w:type="gramEnd"/>
-      <w:r>
-        <w:rPr>
-          <w:rFonts w:ascii="Arial" w:eastAsia="Times New Roman" w:hAnsi="Arial" w:cs="Arial"/>
-          <w:color w:val="2E2B29"/>
-          <w:kern w:val="0"/>
-          <w:sz w:val="27"/>
-          <w:szCs w:val="27"/>
-          <w:shd w:val="clear" w:color="auto" w:fill="FCFAF8"/>
-          <w14:ligatures w14:val="none"/>
-        </w:rPr>
-        <w:t>// SHA3-256 of process identity</w:t>
-      </w:r>
-    </w:p>
-    <w:p>
-      <w:pPr>
-        <w:spacing w:after="0" w:line="240" w:lineRule="auto"/>
-        <w:rPr>
-          <w:rFonts w:ascii="Arial" w:eastAsia="Times New Roman" w:hAnsi="Arial" w:cs="Arial"/>
-          <w:color w:val="2E2B29"/>
-          <w:kern w:val="0"/>
-          <w:sz w:val="27"/>
-          <w:szCs w:val="27"/>
-          <w:shd w:val="clear" w:color="auto" w:fill="FCFAF8"/>
-          <w14:ligatures w14:val="none"/>
-        </w:rPr>
-      </w:pPr>
-      <w:r>
-        <w:rPr>
-          <w:rFonts w:ascii="Arial" w:eastAsia="Times New Roman" w:hAnsi="Arial" w:cs="Arial"/>
-          <w:color w:val="2E2B29"/>
-          <w:kern w:val="0"/>
-          <w:sz w:val="27"/>
-          <w:szCs w:val="27"/>
-          <w:shd w:val="clear" w:color="auto" w:fill="FCFAF8"/>
-          <w14:ligatures w14:val="none"/>
-        </w:rPr>
-        <w:t xml:space="preserve">    uint8_</w:t>
-      </w:r>
-      <w:proofErr w:type="gramStart"/>
-      <w:r>
-        <w:rPr>
-          <w:rFonts w:ascii="Arial" w:eastAsia="Times New Roman" w:hAnsi="Arial" w:cs="Arial"/>
-          <w:color w:val="2E2B29"/>
-          <w:kern w:val="0"/>
-          <w:sz w:val="27"/>
-          <w:szCs w:val="27"/>
-          <w:shd w:val="clear" w:color="auto" w:fill="FCFAF8"/>
-          <w14:ligatures w14:val="none"/>
-        </w:rPr>
-        <w:t xml:space="preserve">t  </w:t>
-      </w:r>
-      <w:proofErr w:type="spellStart"/>
-      <w:r>
-        <w:rPr>
-          <w:rFonts w:ascii="Arial" w:eastAsia="Times New Roman" w:hAnsi="Arial" w:cs="Arial"/>
-          <w:color w:val="2E2B29"/>
-          <w:kern w:val="0"/>
-          <w:sz w:val="27"/>
-          <w:szCs w:val="27"/>
-          <w:shd w:val="clear" w:color="auto" w:fill="FCFAF8"/>
-          <w14:ligatures w14:val="none"/>
-        </w:rPr>
-        <w:t>resource</w:t>
-      </w:r>
-      <w:proofErr w:type="gramEnd"/>
-      <w:r>
-        <w:rPr>
-          <w:rFonts w:ascii="Arial" w:eastAsia="Times New Roman" w:hAnsi="Arial" w:cs="Arial"/>
-          <w:color w:val="2E2B29"/>
-          <w:kern w:val="0"/>
-          <w:sz w:val="27"/>
-          <w:szCs w:val="27"/>
-          <w:shd w:val="clear" w:color="auto" w:fill="FCFAF8"/>
-          <w14:ligatures w14:val="none"/>
-        </w:rPr>
-        <w:t>_</w:t>
-      </w:r>
-      <w:proofErr w:type="gramStart"/>
-      <w:r>
-        <w:rPr>
-          <w:rFonts w:ascii="Arial" w:eastAsia="Times New Roman" w:hAnsi="Arial" w:cs="Arial"/>
-          <w:color w:val="2E2B29"/>
-          <w:kern w:val="0"/>
-          <w:sz w:val="27"/>
-          <w:szCs w:val="27"/>
-          <w:shd w:val="clear" w:color="auto" w:fill="FCFAF8"/>
-          <w14:ligatures w14:val="none"/>
-        </w:rPr>
-        <w:t>hash</w:t>
-      </w:r>
-      <w:proofErr w:type="spellEnd"/>
-      <w:r>
-        <w:rPr>
-          <w:rFonts w:ascii="Arial" w:eastAsia="Times New Roman" w:hAnsi="Arial" w:cs="Arial"/>
-          <w:color w:val="2E2B29"/>
-          <w:kern w:val="0"/>
-          <w:sz w:val="27"/>
-          <w:szCs w:val="27"/>
-          <w:shd w:val="clear" w:color="auto" w:fill="FCFAF8"/>
-          <w14:ligatures w14:val="none"/>
-        </w:rPr>
-        <w:t>[</w:t>
-      </w:r>
-      <w:proofErr w:type="gramEnd"/>
-      <w:r>
-        <w:rPr>
-          <w:rFonts w:ascii="Arial" w:eastAsia="Times New Roman" w:hAnsi="Arial" w:cs="Arial"/>
-          <w:color w:val="2E2B29"/>
-          <w:kern w:val="0"/>
-          <w:sz w:val="27"/>
-          <w:szCs w:val="27"/>
-          <w:shd w:val="clear" w:color="auto" w:fill="FCFAF8"/>
-          <w14:ligatures w14:val="none"/>
-        </w:rPr>
-        <w:t>32</w:t>
-      </w:r>
-      <w:proofErr w:type="gramStart"/>
-      <w:r>
-        <w:rPr>
-          <w:rFonts w:ascii="Arial" w:eastAsia="Times New Roman" w:hAnsi="Arial" w:cs="Arial"/>
-          <w:color w:val="2E2B29"/>
-          <w:kern w:val="0"/>
-          <w:sz w:val="27"/>
-          <w:szCs w:val="27"/>
-          <w:shd w:val="clear" w:color="auto" w:fill="FCFAF8"/>
-          <w14:ligatures w14:val="none"/>
-        </w:rPr>
-        <w:t>];  /</w:t>
-      </w:r>
-      <w:proofErr w:type="gramEnd"/>
-      <w:r>
-        <w:rPr>
-          <w:rFonts w:ascii="Arial" w:eastAsia="Times New Roman" w:hAnsi="Arial" w:cs="Arial"/>
-          <w:color w:val="2E2B29"/>
-          <w:kern w:val="0"/>
-          <w:sz w:val="27"/>
-          <w:szCs w:val="27"/>
-          <w:shd w:val="clear" w:color="auto" w:fill="FCFAF8"/>
-          <w14:ligatures w14:val="none"/>
-        </w:rPr>
-        <w:t>/ Target resource (file, IP, sensor)</w:t>
-      </w:r>
-    </w:p>
-    <w:p>
-      <w:pPr>
-        <w:spacing w:after="0" w:line="240" w:lineRule="auto"/>
-        <w:rPr>
-          <w:rFonts w:ascii="Arial" w:eastAsia="Times New Roman" w:hAnsi="Arial" w:cs="Arial"/>
-          <w:color w:val="2E2B29"/>
-          <w:kern w:val="0"/>
-          <w:sz w:val="27"/>
-          <w:szCs w:val="27"/>
-          <w:shd w:val="clear" w:color="auto" w:fill="FCFAF8"/>
-          <w14:ligatures w14:val="none"/>
-        </w:rPr>
-      </w:pPr>
-      <w:r>
-        <w:rPr>
-          <w:rFonts w:ascii="Arial" w:eastAsia="Times New Roman" w:hAnsi="Arial" w:cs="Arial"/>
-          <w:color w:val="2E2B29"/>
-          <w:kern w:val="0"/>
-          <w:sz w:val="27"/>
-          <w:szCs w:val="27"/>
-          <w:shd w:val="clear" w:color="auto" w:fill="FCFAF8"/>
-          <w14:ligatures w14:val="none"/>
-        </w:rPr>
-        <w:t xml:space="preserve">    uint64_t </w:t>
-      </w:r>
-      <w:proofErr w:type="spellStart"/>
-      <w:r>
-        <w:rPr>
-          <w:rFonts w:ascii="Arial" w:eastAsia="Times New Roman" w:hAnsi="Arial" w:cs="Arial"/>
-          <w:color w:val="2E2B29"/>
-          <w:kern w:val="0"/>
-          <w:sz w:val="27"/>
-          <w:szCs w:val="27"/>
-          <w:shd w:val="clear" w:color="auto" w:fill="FCFAF8"/>
-          <w14:ligatures w14:val="none"/>
-        </w:rPr>
-        <w:t>issued_</w:t>
-      </w:r>
-      <w:proofErr w:type="gramStart"/>
-      <w:r>
-        <w:rPr>
-          <w:rFonts w:ascii="Arial" w:eastAsia="Times New Roman" w:hAnsi="Arial" w:cs="Arial"/>
-          <w:color w:val="2E2B29"/>
-          <w:kern w:val="0"/>
-          <w:sz w:val="27"/>
-          <w:szCs w:val="27"/>
-          <w:shd w:val="clear" w:color="auto" w:fill="FCFAF8"/>
-          <w14:ligatures w14:val="none"/>
-        </w:rPr>
-        <w:t>at</w:t>
-      </w:r>
-      <w:proofErr w:type="spellEnd"/>
-      <w:r>
-        <w:rPr>
-          <w:rFonts w:ascii="Arial" w:eastAsia="Times New Roman" w:hAnsi="Arial" w:cs="Arial"/>
-          <w:color w:val="2E2B29"/>
-          <w:kern w:val="0"/>
-          <w:sz w:val="27"/>
-          <w:szCs w:val="27"/>
-          <w:shd w:val="clear" w:color="auto" w:fill="FCFAF8"/>
-          <w14:ligatures w14:val="none"/>
-        </w:rPr>
-        <w:t xml:space="preserve">;   </w:t>
-      </w:r>
-      <w:proofErr w:type="gramEnd"/>
-      <w:r>
-        <w:rPr>
-          <w:rFonts w:ascii="Arial" w:eastAsia="Times New Roman" w:hAnsi="Arial" w:cs="Arial"/>
-          <w:color w:val="2E2B29"/>
-          <w:kern w:val="0"/>
-          <w:sz w:val="27"/>
-          <w:szCs w:val="27"/>
-          <w:shd w:val="clear" w:color="auto" w:fill="FCFAF8"/>
-          <w14:ligatures w14:val="none"/>
-        </w:rPr>
-        <w:t xml:space="preserve">       // Nanoseconds UTC</w:t>
-      </w:r>
-    </w:p>
-    <w:p>
-      <w:pPr>
-        <w:spacing w:after="0" w:line="240" w:lineRule="auto"/>
-        <w:rPr>
-          <w:rFonts w:ascii="Arial" w:eastAsia="Times New Roman" w:hAnsi="Arial" w:cs="Arial"/>
-          <w:color w:val="2E2B29"/>
-          <w:kern w:val="0"/>
-          <w:sz w:val="27"/>
-          <w:szCs w:val="27"/>
-          <w:shd w:val="clear" w:color="auto" w:fill="FCFAF8"/>
-          <w14:ligatures w14:val="none"/>
-        </w:rPr>
-      </w:pPr>
-      <w:r>
-        <w:rPr>
-          <w:rFonts w:ascii="Arial" w:eastAsia="Times New Roman" w:hAnsi="Arial" w:cs="Arial"/>
-          <w:color w:val="2E2B29"/>
-          <w:kern w:val="0"/>
-          <w:sz w:val="27"/>
-          <w:szCs w:val="27"/>
-          <w:shd w:val="clear" w:color="auto" w:fill="FCFAF8"/>
-          <w14:ligatures w14:val="none"/>
-        </w:rPr>
-        <w:t xml:space="preserve">    uint64_t </w:t>
-      </w:r>
-      <w:proofErr w:type="spellStart"/>
-      <w:r>
-        <w:rPr>
-          <w:rFonts w:ascii="Arial" w:eastAsia="Times New Roman" w:hAnsi="Arial" w:cs="Arial"/>
-          <w:color w:val="2E2B29"/>
-          <w:kern w:val="0"/>
-          <w:sz w:val="27"/>
-          <w:szCs w:val="27"/>
-          <w:shd w:val="clear" w:color="auto" w:fill="FCFAF8"/>
-          <w14:ligatures w14:val="none"/>
-        </w:rPr>
-        <w:t>expires_</w:t>
-      </w:r>
-      <w:proofErr w:type="gramStart"/>
-      <w:r>
-        <w:rPr>
-          <w:rFonts w:ascii="Arial" w:eastAsia="Times New Roman" w:hAnsi="Arial" w:cs="Arial"/>
-          <w:color w:val="2E2B29"/>
-          <w:kern w:val="0"/>
-          <w:sz w:val="27"/>
-          <w:szCs w:val="27"/>
-          <w:shd w:val="clear" w:color="auto" w:fill="FCFAF8"/>
-          <w14:ligatures w14:val="none"/>
-        </w:rPr>
-        <w:t>at</w:t>
-      </w:r>
-      <w:proofErr w:type="spellEnd"/>
-      <w:r>
-        <w:rPr>
-          <w:rFonts w:ascii="Arial" w:eastAsia="Times New Roman" w:hAnsi="Arial" w:cs="Arial"/>
-          <w:color w:val="2E2B29"/>
-          <w:kern w:val="0"/>
-          <w:sz w:val="27"/>
-          <w:szCs w:val="27"/>
-          <w:shd w:val="clear" w:color="auto" w:fill="FCFAF8"/>
-          <w14:ligatures w14:val="none"/>
-        </w:rPr>
-        <w:t xml:space="preserve">;   </w:t>
-      </w:r>
-      <w:proofErr w:type="gramEnd"/>
-      <w:r>
-        <w:rPr>
-          <w:rFonts w:ascii="Arial" w:eastAsia="Times New Roman" w:hAnsi="Arial" w:cs="Arial"/>
-          <w:color w:val="2E2B29"/>
-          <w:kern w:val="0"/>
-          <w:sz w:val="27"/>
-          <w:szCs w:val="27"/>
-          <w:shd w:val="clear" w:color="auto" w:fill="FCFAF8"/>
-          <w14:ligatures w14:val="none"/>
-        </w:rPr>
-        <w:t xml:space="preserve">      // TTL enforcement</w:t>
-      </w:r>
-    </w:p>
-    <w:p>
-      <w:pPr>
-        <w:spacing w:after="0" w:line="240" w:lineRule="auto"/>
-        <w:rPr>
-          <w:rFonts w:ascii="Arial" w:eastAsia="Times New Roman" w:hAnsi="Arial" w:cs="Arial"/>
-          <w:color w:val="2E2B29"/>
-          <w:kern w:val="0"/>
-          <w:sz w:val="27"/>
-          <w:szCs w:val="27"/>
-          <w:shd w:val="clear" w:color="auto" w:fill="FCFAF8"/>
-          <w14:ligatures w14:val="none"/>
-        </w:rPr>
-      </w:pPr>
-      <w:r>
-        <w:rPr>
-          <w:rFonts w:ascii="Arial" w:eastAsia="Times New Roman" w:hAnsi="Arial" w:cs="Arial"/>
-          <w:color w:val="2E2B29"/>
-          <w:kern w:val="0"/>
-          <w:sz w:val="27"/>
-          <w:szCs w:val="27"/>
-          <w:shd w:val="clear" w:color="auto" w:fill="FCFAF8"/>
-          <w14:ligatures w14:val="none"/>
-        </w:rPr>
-        <w:t xml:space="preserve">    uint32_t </w:t>
-      </w:r>
-      <w:proofErr w:type="spellStart"/>
-      <w:r>
-        <w:rPr>
-          <w:rFonts w:ascii="Arial" w:eastAsia="Times New Roman" w:hAnsi="Arial" w:cs="Arial"/>
-          <w:color w:val="2E2B29"/>
-          <w:kern w:val="0"/>
-          <w:sz w:val="27"/>
-          <w:szCs w:val="27"/>
-          <w:shd w:val="clear" w:color="auto" w:fill="FCFAF8"/>
-          <w14:ligatures w14:val="none"/>
-        </w:rPr>
-        <w:t>max_</w:t>
-      </w:r>
-      <w:proofErr w:type="gramStart"/>
-      <w:r>
-        <w:rPr>
-          <w:rFonts w:ascii="Arial" w:eastAsia="Times New Roman" w:hAnsi="Arial" w:cs="Arial"/>
-          <w:color w:val="2E2B29"/>
-          <w:kern w:val="0"/>
-          <w:sz w:val="27"/>
-          <w:szCs w:val="27"/>
-          <w:shd w:val="clear" w:color="auto" w:fill="FCFAF8"/>
-          <w14:ligatures w14:val="none"/>
-        </w:rPr>
-        <w:t>uses</w:t>
-      </w:r>
-      <w:proofErr w:type="spellEnd"/>
-      <w:r>
-        <w:rPr>
-          <w:rFonts w:ascii="Arial" w:eastAsia="Times New Roman" w:hAnsi="Arial" w:cs="Arial"/>
-          <w:color w:val="2E2B29"/>
-          <w:kern w:val="0"/>
-          <w:sz w:val="27"/>
-          <w:szCs w:val="27"/>
-          <w:shd w:val="clear" w:color="auto" w:fill="FCFAF8"/>
-          <w14:ligatures w14:val="none"/>
-        </w:rPr>
-        <w:t xml:space="preserve">;   </w:t>
-      </w:r>
-      <w:proofErr w:type="gramEnd"/>
-      <w:r>
-        <w:rPr>
-          <w:rFonts w:ascii="Arial" w:eastAsia="Times New Roman" w:hAnsi="Arial" w:cs="Arial"/>
-          <w:color w:val="2E2B29"/>
-          <w:kern w:val="0"/>
-          <w:sz w:val="27"/>
-          <w:szCs w:val="27"/>
-          <w:shd w:val="clear" w:color="auto" w:fill="FCFAF8"/>
-          <w14:ligatures w14:val="none"/>
-        </w:rPr>
-        <w:t xml:space="preserve">        // Single-use or multi-use counter</w:t>
+        <w:t xml:space="preserve">    uint8_t  subject_hash[32];   // SHA3-256 of process identity</w:t>
+      </w:r>
+    </w:p>
+    <w:p>
+      <w:pPr>
+        <w:spacing w:after="0" w:line="240" w:lineRule="auto"/>
+        <w:rPr>
+          <w:rFonts w:ascii="Arial" w:eastAsia="Times New Roman" w:hAnsi="Arial" w:cs="Arial"/>
+          <w:color w:val="2E2B29"/>
+          <w:kern w:val="0"/>
+          <w:sz w:val="27"/>
+          <w:szCs w:val="27"/>
+          <w:shd w:val="clear" w:color="auto" w:fill="FCFAF8"/>
+          <w14:ligatures w14:val="none"/>
+        </w:rPr>
+      </w:pPr>
+      <w:r>
+        <w:rPr>
+          <w:rFonts w:ascii="Arial" w:eastAsia="Times New Roman" w:hAnsi="Arial" w:cs="Arial"/>
+          <w:color w:val="2E2B29"/>
+          <w:kern w:val="0"/>
+          <w:sz w:val="27"/>
+          <w:szCs w:val="27"/>
+          <w:shd w:val="clear" w:color="auto" w:fill="FCFAF8"/>
+          <w14:ligatures w14:val="none"/>
+        </w:rPr>
+        <w:t xml:space="preserve">    uint8_t  resource_hash[32];  // Target resource (file, IP, sensor)</w:t>
+      </w:r>
+    </w:p>
+    <w:p>
+      <w:pPr>
+        <w:spacing w:after="0" w:line="240" w:lineRule="auto"/>
+        <w:rPr>
+          <w:rFonts w:ascii="Arial" w:eastAsia="Times New Roman" w:hAnsi="Arial" w:cs="Arial"/>
+          <w:color w:val="2E2B29"/>
+          <w:kern w:val="0"/>
+          <w:sz w:val="27"/>
+          <w:szCs w:val="27"/>
+          <w:shd w:val="clear" w:color="auto" w:fill="FCFAF8"/>
+          <w14:ligatures w14:val="none"/>
+        </w:rPr>
+      </w:pPr>
+      <w:r>
+        <w:rPr>
+          <w:rFonts w:ascii="Arial" w:eastAsia="Times New Roman" w:hAnsi="Arial" w:cs="Arial"/>
+          <w:color w:val="2E2B29"/>
+          <w:kern w:val="0"/>
+          <w:sz w:val="27"/>
+          <w:szCs w:val="27"/>
+          <w:shd w:val="clear" w:color="auto" w:fill="FCFAF8"/>
+          <w14:ligatures w14:val="none"/>
+        </w:rPr>
+        <w:t xml:space="preserve">    uint64_t issued_at;          // Nanoseconds UTC</w:t>
+      </w:r>
+    </w:p>
+    <w:p>
+      <w:pPr>
+        <w:spacing w:after="0" w:line="240" w:lineRule="auto"/>
+        <w:rPr>
+          <w:rFonts w:ascii="Arial" w:eastAsia="Times New Roman" w:hAnsi="Arial" w:cs="Arial"/>
+          <w:color w:val="2E2B29"/>
+          <w:kern w:val="0"/>
+          <w:sz w:val="27"/>
+          <w:szCs w:val="27"/>
+          <w:shd w:val="clear" w:color="auto" w:fill="FCFAF8"/>
+          <w14:ligatures w14:val="none"/>
+        </w:rPr>
+      </w:pPr>
+      <w:r>
+        <w:rPr>
+          <w:rFonts w:ascii="Arial" w:eastAsia="Times New Roman" w:hAnsi="Arial" w:cs="Arial"/>
+          <w:color w:val="2E2B29"/>
+          <w:kern w:val="0"/>
+          <w:sz w:val="27"/>
+          <w:szCs w:val="27"/>
+          <w:shd w:val="clear" w:color="auto" w:fill="FCFAF8"/>
+          <w14:ligatures w14:val="none"/>
+        </w:rPr>
+        <w:t xml:space="preserve">    uint64_t expires_at;         // TTL enforcement</w:t>
+      </w:r>
+    </w:p>
+    <w:p>
+      <w:pPr>
+        <w:spacing w:after="0" w:line="240" w:lineRule="auto"/>
+        <w:rPr>
+          <w:rFonts w:ascii="Arial" w:eastAsia="Times New Roman" w:hAnsi="Arial" w:cs="Arial"/>
+          <w:color w:val="2E2B29"/>
+          <w:kern w:val="0"/>
+          <w:sz w:val="27"/>
+          <w:szCs w:val="27"/>
+          <w:shd w:val="clear" w:color="auto" w:fill="FCFAF8"/>
+          <w14:ligatures w14:val="none"/>
+        </w:rPr>
+      </w:pPr>
+      <w:r>
+        <w:rPr>
+          <w:rFonts w:ascii="Arial" w:eastAsia="Times New Roman" w:hAnsi="Arial" w:cs="Arial"/>
+          <w:color w:val="2E2B29"/>
+          <w:kern w:val="0"/>
+          <w:sz w:val="27"/>
+          <w:szCs w:val="27"/>
+          <w:shd w:val="clear" w:color="auto" w:fill="FCFAF8"/>
+          <w14:ligatures w14:val="none"/>
+        </w:rPr>
+        <w:t xml:space="preserve">    uint32_t max_uses;           // Single-use or multi-use counter</w:t>
       </w:r>
     </w:p>
     <w:p>
@@ -5183,126 +3435,34 @@
           <w:shd w:val="clear" w:color="auto" w:fill="FCFAF8"/>
           <w14:ligatures w14:val="none"/>
         </w:rPr>
-        <w:t xml:space="preserve">    uint8_</w:t>
-      </w:r>
-      <w:proofErr w:type="gramStart"/>
-      <w:r>
-        <w:rPr>
-          <w:rFonts w:ascii="Arial" w:eastAsia="Times New Roman" w:hAnsi="Arial" w:cs="Arial"/>
-          <w:color w:val="2E2B29"/>
-          <w:kern w:val="0"/>
-          <w:sz w:val="27"/>
-          <w:szCs w:val="27"/>
-          <w:shd w:val="clear" w:color="auto" w:fill="FCFAF8"/>
-          <w14:ligatures w14:val="none"/>
-        </w:rPr>
-        <w:t>t  signature</w:t>
-      </w:r>
-      <w:proofErr w:type="gramEnd"/>
-      <w:r>
-        <w:rPr>
-          <w:rFonts w:ascii="Arial" w:eastAsia="Times New Roman" w:hAnsi="Arial" w:cs="Arial"/>
-          <w:color w:val="2E2B29"/>
-          <w:kern w:val="0"/>
-          <w:sz w:val="27"/>
-          <w:szCs w:val="27"/>
-          <w:shd w:val="clear" w:color="auto" w:fill="FCFAF8"/>
-          <w14:ligatures w14:val="none"/>
-        </w:rPr>
-        <w:t>[3309</w:t>
-      </w:r>
-      <w:proofErr w:type="gramStart"/>
-      <w:r>
-        <w:rPr>
-          <w:rFonts w:ascii="Arial" w:eastAsia="Times New Roman" w:hAnsi="Arial" w:cs="Arial"/>
-          <w:color w:val="2E2B29"/>
-          <w:kern w:val="0"/>
-          <w:sz w:val="27"/>
-          <w:szCs w:val="27"/>
-          <w:shd w:val="clear" w:color="auto" w:fill="FCFAF8"/>
-          <w14:ligatures w14:val="none"/>
-        </w:rPr>
-        <w:t xml:space="preserve">];   </w:t>
-      </w:r>
-      <w:proofErr w:type="gramEnd"/>
-      <w:r>
-        <w:rPr>
-          <w:rFonts w:ascii="Arial" w:eastAsia="Times New Roman" w:hAnsi="Arial" w:cs="Arial"/>
-          <w:color w:val="2E2B29"/>
-          <w:kern w:val="0"/>
-          <w:sz w:val="27"/>
-          <w:szCs w:val="27"/>
-          <w:shd w:val="clear" w:color="auto" w:fill="FCFAF8"/>
-          <w14:ligatures w14:val="none"/>
-        </w:rPr>
-        <w:t xml:space="preserve"> // Dilithium-65 signature</w:t>
-      </w:r>
-    </w:p>
-    <w:p>
-      <w:pPr>
-        <w:spacing w:after="0" w:line="240" w:lineRule="auto"/>
-        <w:rPr>
-          <w:rFonts w:ascii="Arial" w:eastAsia="Times New Roman" w:hAnsi="Arial" w:cs="Arial"/>
-          <w:color w:val="2E2B29"/>
-          <w:kern w:val="0"/>
-          <w:sz w:val="27"/>
-          <w:szCs w:val="27"/>
-          <w:shd w:val="clear" w:color="auto" w:fill="FCFAF8"/>
-          <w14:ligatures w14:val="none"/>
-        </w:rPr>
-      </w:pPr>
-      <w:r>
-        <w:rPr>
-          <w:rFonts w:ascii="Arial" w:eastAsia="Times New Roman" w:hAnsi="Arial" w:cs="Arial"/>
-          <w:color w:val="2E2B29"/>
-          <w:kern w:val="0"/>
-          <w:sz w:val="27"/>
-          <w:szCs w:val="27"/>
-          <w:shd w:val="clear" w:color="auto" w:fill="FCFAF8"/>
-          <w14:ligatures w14:val="none"/>
-        </w:rPr>
-        <w:t xml:space="preserve">} </w:t>
-      </w:r>
-      <w:proofErr w:type="spellStart"/>
-      <w:r>
-        <w:rPr>
-          <w:rFonts w:ascii="Arial" w:eastAsia="Times New Roman" w:hAnsi="Arial" w:cs="Arial"/>
-          <w:color w:val="2E2B29"/>
-          <w:kern w:val="0"/>
-          <w:sz w:val="27"/>
-          <w:szCs w:val="27"/>
-          <w:shd w:val="clear" w:color="auto" w:fill="FCFAF8"/>
-          <w14:ligatures w14:val="none"/>
-        </w:rPr>
-        <w:t>ikrl_token_</w:t>
-      </w:r>
-      <w:proofErr w:type="gramStart"/>
-      <w:r>
-        <w:rPr>
-          <w:rFonts w:ascii="Arial" w:eastAsia="Times New Roman" w:hAnsi="Arial" w:cs="Arial"/>
-          <w:color w:val="2E2B29"/>
-          <w:kern w:val="0"/>
-          <w:sz w:val="27"/>
-          <w:szCs w:val="27"/>
-          <w:shd w:val="clear" w:color="auto" w:fill="FCFAF8"/>
-          <w14:ligatures w14:val="none"/>
-        </w:rPr>
-        <w:t>t</w:t>
-      </w:r>
-      <w:proofErr w:type="spellEnd"/>
-      <w:r>
-        <w:rPr>
-          <w:rFonts w:ascii="Arial" w:eastAsia="Times New Roman" w:hAnsi="Arial" w:cs="Arial"/>
-          <w:color w:val="2E2B29"/>
-          <w:kern w:val="0"/>
-          <w:sz w:val="27"/>
-          <w:szCs w:val="27"/>
-          <w:shd w:val="clear" w:color="auto" w:fill="FCFAF8"/>
-          <w14:ligatures w14:val="none"/>
-        </w:rPr>
-        <w:t>;</w:t>
-      </w:r>
-      <w:proofErr w:type="gramEnd"/>
+        <w:t xml:space="preserve">    uint8_t  signature[3309];    // Dilithium-65 signature</w:t>
+      </w:r>
+    </w:p>
+    <w:p>
+      <w:pPr>
+        <w:spacing w:after="0" w:line="240" w:lineRule="auto"/>
+        <w:rPr>
+          <w:rFonts w:ascii="Arial" w:eastAsia="Times New Roman" w:hAnsi="Arial" w:cs="Arial"/>
+          <w:color w:val="2E2B29"/>
+          <w:kern w:val="0"/>
+          <w:sz w:val="27"/>
+          <w:szCs w:val="27"/>
+          <w:shd w:val="clear" w:color="auto" w:fill="FCFAF8"/>
+          <w14:ligatures w14:val="none"/>
+        </w:rPr>
+      </w:pPr>
+      <w:r>
+        <w:rPr>
+          <w:rFonts w:ascii="Arial" w:eastAsia="Times New Roman" w:hAnsi="Arial" w:cs="Arial"/>
+          <w:color w:val="2E2B29"/>
+          <w:kern w:val="0"/>
+          <w:sz w:val="27"/>
+          <w:szCs w:val="27"/>
+          <w:shd w:val="clear" w:color="auto" w:fill="FCFAF8"/>
+          <w14:ligatures w14:val="none"/>
+        </w:rPr>
+        <w:t>} ikrl_token_t;</w:t>
+      </w:r>
     </w:p>
     <w:p>
       <w:pPr>
@@ -5367,33 +3527,7 @@
           <w:shd w:val="clear" w:color="auto" w:fill="FCFAF8"/>
           <w14:ligatures w14:val="none"/>
         </w:rPr>
-        <w:t>**Validation Logic (Constant-Time</w:t>
-      </w:r>
-      <w:proofErr w:type="gramStart"/>
-      <w:r>
-        <w:rPr>
-          <w:rFonts w:ascii="Arial" w:eastAsia="Times New Roman" w:hAnsi="Arial" w:cs="Arial"/>
-          <w:color w:val="2E2B29"/>
-          <w:kern w:val="0"/>
-          <w:sz w:val="27"/>
-          <w:szCs w:val="27"/>
-          <w:shd w:val="clear" w:color="auto" w:fill="FCFAF8"/>
-          <w14:ligatures w14:val="none"/>
-        </w:rPr>
-        <w:t>):*</w:t>
-      </w:r>
-      <w:proofErr w:type="gramEnd"/>
-      <w:r>
-        <w:rPr>
-          <w:rFonts w:ascii="Arial" w:eastAsia="Times New Roman" w:hAnsi="Arial" w:cs="Arial"/>
-          <w:color w:val="2E2B29"/>
-          <w:kern w:val="0"/>
-          <w:sz w:val="27"/>
-          <w:szCs w:val="27"/>
-          <w:shd w:val="clear" w:color="auto" w:fill="FCFAF8"/>
-          <w14:ligatures w14:val="none"/>
-        </w:rPr>
-        <w:t>*</w:t>
+        <w:t>**Validation Logic (Constant-Time):**</w:t>
       </w:r>
     </w:p>
     <w:p>
@@ -5445,137 +3579,33 @@
           <w:shd w:val="clear" w:color="auto" w:fill="FCFAF8"/>
           <w14:ligatures w14:val="none"/>
         </w:rPr>
-        <w:t>2. Temporal validity (</w:t>
-      </w:r>
-      <w:proofErr w:type="spellStart"/>
-      <w:r>
-        <w:rPr>
-          <w:rFonts w:ascii="Arial" w:eastAsia="Times New Roman" w:hAnsi="Arial" w:cs="Arial"/>
-          <w:color w:val="2E2B29"/>
-          <w:kern w:val="0"/>
-          <w:sz w:val="27"/>
-          <w:szCs w:val="27"/>
-          <w:shd w:val="clear" w:color="auto" w:fill="FCFAF8"/>
-          <w14:ligatures w14:val="none"/>
-        </w:rPr>
-        <w:t>IssuedAt</w:t>
-      </w:r>
-      <w:proofErr w:type="spellEnd"/>
-      <w:r>
-        <w:rPr>
-          <w:rFonts w:ascii="Arial" w:eastAsia="Times New Roman" w:hAnsi="Arial" w:cs="Arial"/>
-          <w:color w:val="2E2B29"/>
-          <w:kern w:val="0"/>
-          <w:sz w:val="27"/>
-          <w:szCs w:val="27"/>
-          <w:shd w:val="clear" w:color="auto" w:fill="FCFAF8"/>
-          <w14:ligatures w14:val="none"/>
-        </w:rPr>
-        <w:t xml:space="preserve"> &lt; Now &lt; </w:t>
-      </w:r>
-      <w:proofErr w:type="spellStart"/>
-      <w:r>
-        <w:rPr>
-          <w:rFonts w:ascii="Arial" w:eastAsia="Times New Roman" w:hAnsi="Arial" w:cs="Arial"/>
-          <w:color w:val="2E2B29"/>
-          <w:kern w:val="0"/>
-          <w:sz w:val="27"/>
-          <w:szCs w:val="27"/>
-          <w:shd w:val="clear" w:color="auto" w:fill="FCFAF8"/>
-          <w14:ligatures w14:val="none"/>
-        </w:rPr>
-        <w:t>ExpiresAt</w:t>
-      </w:r>
-      <w:proofErr w:type="spellEnd"/>
-      <w:r>
-        <w:rPr>
-          <w:rFonts w:ascii="Arial" w:eastAsia="Times New Roman" w:hAnsi="Arial" w:cs="Arial"/>
-          <w:color w:val="2E2B29"/>
-          <w:kern w:val="0"/>
-          <w:sz w:val="27"/>
-          <w:szCs w:val="27"/>
-          <w:shd w:val="clear" w:color="auto" w:fill="FCFAF8"/>
-          <w14:ligatures w14:val="none"/>
-        </w:rPr>
-        <w:t>)</w:t>
-      </w:r>
-    </w:p>
-    <w:p>
-      <w:pPr>
-        <w:spacing w:after="0" w:line="240" w:lineRule="auto"/>
-        <w:rPr>
-          <w:rFonts w:ascii="Arial" w:eastAsia="Times New Roman" w:hAnsi="Arial" w:cs="Arial"/>
-          <w:color w:val="2E2B29"/>
-          <w:kern w:val="0"/>
-          <w:sz w:val="27"/>
-          <w:szCs w:val="27"/>
-          <w:shd w:val="clear" w:color="auto" w:fill="FCFAF8"/>
-          <w14:ligatures w14:val="none"/>
-        </w:rPr>
-      </w:pPr>
-      <w:r>
-        <w:rPr>
-          <w:rFonts w:ascii="Arial" w:eastAsia="Times New Roman" w:hAnsi="Arial" w:cs="Arial"/>
-          <w:color w:val="2E2B29"/>
-          <w:kern w:val="0"/>
-          <w:sz w:val="27"/>
-          <w:szCs w:val="27"/>
-          <w:shd w:val="clear" w:color="auto" w:fill="FCFAF8"/>
-          <w14:ligatures w14:val="none"/>
-        </w:rPr>
-        <w:t>3. Usage counter (</w:t>
-      </w:r>
-      <w:proofErr w:type="spellStart"/>
-      <w:r>
-        <w:rPr>
-          <w:rFonts w:ascii="Arial" w:eastAsia="Times New Roman" w:hAnsi="Arial" w:cs="Arial"/>
-          <w:color w:val="2E2B29"/>
-          <w:kern w:val="0"/>
-          <w:sz w:val="27"/>
-          <w:szCs w:val="27"/>
-          <w:shd w:val="clear" w:color="auto" w:fill="FCFAF8"/>
-          <w14:ligatures w14:val="none"/>
-        </w:rPr>
-        <w:t>CurrentUses</w:t>
-      </w:r>
-      <w:proofErr w:type="spellEnd"/>
-      <w:r>
-        <w:rPr>
-          <w:rFonts w:ascii="Arial" w:eastAsia="Times New Roman" w:hAnsi="Arial" w:cs="Arial"/>
-          <w:color w:val="2E2B29"/>
-          <w:kern w:val="0"/>
-          <w:sz w:val="27"/>
-          <w:szCs w:val="27"/>
-          <w:shd w:val="clear" w:color="auto" w:fill="FCFAF8"/>
-          <w14:ligatures w14:val="none"/>
-        </w:rPr>
-        <w:t xml:space="preserve"> &lt; </w:t>
-      </w:r>
-      <w:proofErr w:type="spellStart"/>
-      <w:r>
-        <w:rPr>
-          <w:rFonts w:ascii="Arial" w:eastAsia="Times New Roman" w:hAnsi="Arial" w:cs="Arial"/>
-          <w:color w:val="2E2B29"/>
-          <w:kern w:val="0"/>
-          <w:sz w:val="27"/>
-          <w:szCs w:val="27"/>
-          <w:shd w:val="clear" w:color="auto" w:fill="FCFAF8"/>
-          <w14:ligatures w14:val="none"/>
-        </w:rPr>
-        <w:t>MaxUses</w:t>
-      </w:r>
-      <w:proofErr w:type="spellEnd"/>
-      <w:r>
-        <w:rPr>
-          <w:rFonts w:ascii="Arial" w:eastAsia="Times New Roman" w:hAnsi="Arial" w:cs="Arial"/>
-          <w:color w:val="2E2B29"/>
-          <w:kern w:val="0"/>
-          <w:sz w:val="27"/>
-          <w:szCs w:val="27"/>
-          <w:shd w:val="clear" w:color="auto" w:fill="FCFAF8"/>
-          <w14:ligatures w14:val="none"/>
-        </w:rPr>
-        <w:t>)</w:t>
+        <w:t>2. Temporal validity (IssuedAt &lt; Now &lt; ExpiresAt)</w:t>
+      </w:r>
+    </w:p>
+    <w:p>
+      <w:pPr>
+        <w:spacing w:after="0" w:line="240" w:lineRule="auto"/>
+        <w:rPr>
+          <w:rFonts w:ascii="Arial" w:eastAsia="Times New Roman" w:hAnsi="Arial" w:cs="Arial"/>
+          <w:color w:val="2E2B29"/>
+          <w:kern w:val="0"/>
+          <w:sz w:val="27"/>
+          <w:szCs w:val="27"/>
+          <w:shd w:val="clear" w:color="auto" w:fill="FCFAF8"/>
+          <w14:ligatures w14:val="none"/>
+        </w:rPr>
+      </w:pPr>
+      <w:r>
+        <w:rPr>
+          <w:rFonts w:ascii="Arial" w:eastAsia="Times New Roman" w:hAnsi="Arial" w:cs="Arial"/>
+          <w:color w:val="2E2B29"/>
+          <w:kern w:val="0"/>
+          <w:sz w:val="27"/>
+          <w:szCs w:val="27"/>
+          <w:shd w:val="clear" w:color="auto" w:fill="FCFAF8"/>
+          <w14:ligatures w14:val="none"/>
+        </w:rPr>
+        <w:t>3. Usage counter (CurrentUses &lt; MaxUses)</w:t>
       </w:r>
     </w:p>
     <w:p>
@@ -5731,59 +3761,7 @@
           <w:shd w:val="clear" w:color="auto" w:fill="FCFAF8"/>
           <w14:ligatures w14:val="none"/>
         </w:rPr>
-        <w:t xml:space="preserve">- **Heartbeat </w:t>
-      </w:r>
-      <w:proofErr w:type="gramStart"/>
-      <w:r>
-        <w:rPr>
-          <w:rFonts w:ascii="Arial" w:eastAsia="Times New Roman" w:hAnsi="Arial" w:cs="Arial"/>
-          <w:color w:val="2E2B29"/>
-          <w:kern w:val="0"/>
-          <w:sz w:val="27"/>
-          <w:szCs w:val="27"/>
-          <w:shd w:val="clear" w:color="auto" w:fill="FCFAF8"/>
-          <w14:ligatures w14:val="none"/>
-        </w:rPr>
-        <w:t>Renewal:*</w:t>
-      </w:r>
-      <w:proofErr w:type="gramEnd"/>
-      <w:r>
-        <w:rPr>
-          <w:rFonts w:ascii="Arial" w:eastAsia="Times New Roman" w:hAnsi="Arial" w:cs="Arial"/>
-          <w:color w:val="2E2B29"/>
-          <w:kern w:val="0"/>
-          <w:sz w:val="27"/>
-          <w:szCs w:val="27"/>
-          <w:shd w:val="clear" w:color="auto" w:fill="FCFAF8"/>
-          <w14:ligatures w14:val="none"/>
-        </w:rPr>
-        <w:t xml:space="preserve">* Processes must ping the broker every N </w:t>
-      </w:r>
-      <w:proofErr w:type="gramStart"/>
-      <w:r>
-        <w:rPr>
-          <w:rFonts w:ascii="Arial" w:eastAsia="Times New Roman" w:hAnsi="Arial" w:cs="Arial"/>
-          <w:color w:val="2E2B29"/>
-          <w:kern w:val="0"/>
-          <w:sz w:val="27"/>
-          <w:szCs w:val="27"/>
-          <w:shd w:val="clear" w:color="auto" w:fill="FCFAF8"/>
-          <w14:ligatures w14:val="none"/>
-        </w:rPr>
-        <w:t>seconds</w:t>
-      </w:r>
-      <w:proofErr w:type="gramEnd"/>
-      <w:r>
-        <w:rPr>
-          <w:rFonts w:ascii="Arial" w:eastAsia="Times New Roman" w:hAnsi="Arial" w:cs="Arial"/>
-          <w:color w:val="2E2B29"/>
-          <w:kern w:val="0"/>
-          <w:sz w:val="27"/>
-          <w:szCs w:val="27"/>
-          <w:shd w:val="clear" w:color="auto" w:fill="FCFAF8"/>
-          <w14:ligatures w14:val="none"/>
-        </w:rPr>
-        <w:t xml:space="preserve"> (configurable, default 60s)</w:t>
+        <w:t>- **Heartbeat Renewal:** Processes must ping the broker every N seconds (configurable, default 60s)</w:t>
       </w:r>
     </w:p>
     <w:p>
@@ -5810,85 +3788,33 @@
           <w14:ligatures w14:val="none"/>
         </w:rPr>
         <w:lastRenderedPageBreak/>
-        <w:t xml:space="preserve">- **Budget </w:t>
-      </w:r>
-      <w:proofErr w:type="gramStart"/>
-      <w:r>
-        <w:rPr>
-          <w:rFonts w:ascii="Arial" w:eastAsia="Times New Roman" w:hAnsi="Arial" w:cs="Arial"/>
-          <w:color w:val="2E2B29"/>
-          <w:kern w:val="0"/>
-          <w:sz w:val="27"/>
-          <w:szCs w:val="27"/>
-          <w:shd w:val="clear" w:color="auto" w:fill="FCFAF8"/>
-          <w14:ligatures w14:val="none"/>
-        </w:rPr>
-        <w:t>Exhaustion:*</w:t>
-      </w:r>
-      <w:proofErr w:type="gramEnd"/>
-      <w:r>
-        <w:rPr>
-          <w:rFonts w:ascii="Arial" w:eastAsia="Times New Roman" w:hAnsi="Arial" w:cs="Arial"/>
-          <w:color w:val="2E2B29"/>
-          <w:kern w:val="0"/>
-          <w:sz w:val="27"/>
-          <w:szCs w:val="27"/>
-          <w:shd w:val="clear" w:color="auto" w:fill="FCFAF8"/>
-          <w14:ligatures w14:val="none"/>
-        </w:rPr>
-        <w:t>* CPU cycle quotas or data transfer limits trigger automatic revocation</w:t>
-      </w:r>
-    </w:p>
-    <w:p>
-      <w:pPr>
-        <w:spacing w:after="0" w:line="240" w:lineRule="auto"/>
-        <w:rPr>
-          <w:rFonts w:ascii="Arial" w:eastAsia="Times New Roman" w:hAnsi="Arial" w:cs="Arial"/>
-          <w:color w:val="2E2B29"/>
-          <w:kern w:val="0"/>
-          <w:sz w:val="27"/>
-          <w:szCs w:val="27"/>
-          <w:shd w:val="clear" w:color="auto" w:fill="FCFAF8"/>
-          <w14:ligatures w14:val="none"/>
-        </w:rPr>
-      </w:pPr>
-      <w:r>
-        <w:rPr>
-          <w:rFonts w:ascii="Arial" w:eastAsia="Times New Roman" w:hAnsi="Arial" w:cs="Arial"/>
-          <w:color w:val="2E2B29"/>
-          <w:kern w:val="0"/>
-          <w:sz w:val="27"/>
-          <w:szCs w:val="27"/>
-          <w:shd w:val="clear" w:color="auto" w:fill="FCFAF8"/>
-          <w14:ligatures w14:val="none"/>
-        </w:rPr>
-        <w:t xml:space="preserve">- **Hard </w:t>
-      </w:r>
-      <w:proofErr w:type="gramStart"/>
-      <w:r>
-        <w:rPr>
-          <w:rFonts w:ascii="Arial" w:eastAsia="Times New Roman" w:hAnsi="Arial" w:cs="Arial"/>
-          <w:color w:val="2E2B29"/>
-          <w:kern w:val="0"/>
-          <w:sz w:val="27"/>
-          <w:szCs w:val="27"/>
-          <w:shd w:val="clear" w:color="auto" w:fill="FCFAF8"/>
-          <w14:ligatures w14:val="none"/>
-        </w:rPr>
-        <w:t>TTL:*</w:t>
-      </w:r>
-      <w:proofErr w:type="gramEnd"/>
-      <w:r>
-        <w:rPr>
-          <w:rFonts w:ascii="Arial" w:eastAsia="Times New Roman" w:hAnsi="Arial" w:cs="Arial"/>
-          <w:color w:val="2E2B29"/>
-          <w:kern w:val="0"/>
-          <w:sz w:val="27"/>
-          <w:szCs w:val="27"/>
-          <w:shd w:val="clear" w:color="auto" w:fill="FCFAF8"/>
-          <w14:ligatures w14:val="none"/>
-        </w:rPr>
-        <w:t>* Absolute expiration regardless of activity (prevents zombie processes)</w:t>
+        <w:t>- **Budget Exhaustion:** CPU cycle quotas or data transfer limits trigger automatic revocation</w:t>
+      </w:r>
+    </w:p>
+    <w:p>
+      <w:pPr>
+        <w:spacing w:after="0" w:line="240" w:lineRule="auto"/>
+        <w:rPr>
+          <w:rFonts w:ascii="Arial" w:eastAsia="Times New Roman" w:hAnsi="Arial" w:cs="Arial"/>
+          <w:color w:val="2E2B29"/>
+          <w:kern w:val="0"/>
+          <w:sz w:val="27"/>
+          <w:szCs w:val="27"/>
+          <w:shd w:val="clear" w:color="auto" w:fill="FCFAF8"/>
+          <w14:ligatures w14:val="none"/>
+        </w:rPr>
+      </w:pPr>
+      <w:r>
+        <w:rPr>
+          <w:rFonts w:ascii="Arial" w:eastAsia="Times New Roman" w:hAnsi="Arial" w:cs="Arial"/>
+          <w:color w:val="2E2B29"/>
+          <w:kern w:val="0"/>
+          <w:sz w:val="27"/>
+          <w:szCs w:val="27"/>
+          <w:shd w:val="clear" w:color="auto" w:fill="FCFAF8"/>
+          <w14:ligatures w14:val="none"/>
+        </w:rPr>
+        <w:t>- **Hard TTL:** Absolute expiration regardless of activity (prevents zombie processes)</w:t>
       </w:r>
     </w:p>
     <w:p>
@@ -6036,31 +3962,17 @@
           <w14:ligatures w14:val="none"/>
         </w:rPr>
       </w:pPr>
-      <w:proofErr w:type="spellStart"/>
-      <w:r>
-        <w:rPr>
-          <w:rFonts w:ascii="Arial" w:eastAsia="Times New Roman" w:hAnsi="Arial" w:cs="Arial"/>
-          <w:color w:val="2E2B29"/>
-          <w:kern w:val="0"/>
-          <w:sz w:val="27"/>
-          <w:szCs w:val="27"/>
-          <w:shd w:val="clear" w:color="auto" w:fill="FCFAF8"/>
-          <w14:ligatures w14:val="none"/>
-        </w:rPr>
-        <w:t>IntentKernel</w:t>
-      </w:r>
-      <w:proofErr w:type="spellEnd"/>
-      <w:r>
-        <w:rPr>
-          <w:rFonts w:ascii="Arial" w:eastAsia="Times New Roman" w:hAnsi="Arial" w:cs="Arial"/>
-          <w:color w:val="2E2B29"/>
-          <w:kern w:val="0"/>
-          <w:sz w:val="27"/>
-          <w:szCs w:val="27"/>
-          <w:shd w:val="clear" w:color="auto" w:fill="FCFAF8"/>
-          <w14:ligatures w14:val="none"/>
-        </w:rPr>
-        <w:t xml:space="preserve"> Relief Layer (IKRL) operates in **five evolutionary stages**:</w:t>
+      <w:r>
+        <w:rPr>
+          <w:rFonts w:ascii="Arial" w:eastAsia="Times New Roman" w:hAnsi="Arial" w:cs="Arial"/>
+          <w:color w:val="2E2B29"/>
+          <w:kern w:val="0"/>
+          <w:sz w:val="27"/>
+          <w:szCs w:val="27"/>
+          <w:shd w:val="clear" w:color="auto" w:fill="FCFAF8"/>
+          <w14:ligatures w14:val="none"/>
+        </w:rPr>
+        <w:t>IntentKernel Relief Layer (IKRL) operates in **five evolutionary stages**:</w:t>
       </w:r>
     </w:p>
     <w:p>
@@ -6152,33 +4064,7 @@
           <w:shd w:val="clear" w:color="auto" w:fill="FCFAF8"/>
           <w14:ligatures w14:val="none"/>
         </w:rPr>
-        <w:t xml:space="preserve">| 1 | Windows | Hyper-V Guarded Host + </w:t>
-      </w:r>
-      <w:proofErr w:type="spellStart"/>
-      <w:r>
-        <w:rPr>
-          <w:rFonts w:ascii="Arial" w:eastAsia="Times New Roman" w:hAnsi="Arial" w:cs="Arial"/>
-          <w:color w:val="2E2B29"/>
-          <w:kern w:val="0"/>
-          <w:sz w:val="27"/>
-          <w:szCs w:val="27"/>
-          <w:shd w:val="clear" w:color="auto" w:fill="FCFAF8"/>
-          <w14:ligatures w14:val="none"/>
-        </w:rPr>
-        <w:t>Minifilter</w:t>
-      </w:r>
-      <w:proofErr w:type="spellEnd"/>
-      <w:r>
-        <w:rPr>
-          <w:rFonts w:ascii="Arial" w:eastAsia="Times New Roman" w:hAnsi="Arial" w:cs="Arial"/>
-          <w:color w:val="2E2B29"/>
-          <w:kern w:val="0"/>
-          <w:sz w:val="27"/>
-          <w:szCs w:val="27"/>
-          <w:shd w:val="clear" w:color="auto" w:fill="FCFAF8"/>
-          <w14:ligatures w14:val="none"/>
-        </w:rPr>
-        <w:t xml:space="preserve"> Drivers | </w:t>
+        <w:t xml:space="preserve">| 1 | Windows | Hyper-V Guarded Host + Minifilter Drivers | </w:t>
       </w:r>
       <w:r>
         <w:rPr>
@@ -6228,33 +4114,7 @@
           <w:shd w:val="clear" w:color="auto" w:fill="FCFAF8"/>
           <w14:ligatures w14:val="none"/>
         </w:rPr>
-        <w:t xml:space="preserve">| 2 | Linux | </w:t>
-      </w:r>
-      <w:proofErr w:type="spellStart"/>
-      <w:r>
-        <w:rPr>
-          <w:rFonts w:ascii="Arial" w:eastAsia="Times New Roman" w:hAnsi="Arial" w:cs="Arial"/>
-          <w:color w:val="2E2B29"/>
-          <w:kern w:val="0"/>
-          <w:sz w:val="27"/>
-          <w:szCs w:val="27"/>
-          <w:shd w:val="clear" w:color="auto" w:fill="FCFAF8"/>
-          <w14:ligatures w14:val="none"/>
-        </w:rPr>
-        <w:t>eBPF</w:t>
-      </w:r>
-      <w:proofErr w:type="spellEnd"/>
-      <w:r>
-        <w:rPr>
-          <w:rFonts w:ascii="Arial" w:eastAsia="Times New Roman" w:hAnsi="Arial" w:cs="Arial"/>
-          <w:color w:val="2E2B29"/>
-          <w:kern w:val="0"/>
-          <w:sz w:val="27"/>
-          <w:szCs w:val="27"/>
-          <w:shd w:val="clear" w:color="auto" w:fill="FCFAF8"/>
-          <w14:ligatures w14:val="none"/>
-        </w:rPr>
-        <w:t xml:space="preserve"> LSM hooks + Namespace Broker | </w:t>
+        <w:t xml:space="preserve">| 2 | Linux | eBPF LSM hooks + Namespace Broker | </w:t>
       </w:r>
       <w:r>
         <w:rPr>
@@ -6468,33 +4328,7 @@
           <w:shd w:val="clear" w:color="auto" w:fill="FCFAF8"/>
           <w14:ligatures w14:val="none"/>
         </w:rPr>
-        <w:t xml:space="preserve">**Current </w:t>
-      </w:r>
-      <w:proofErr w:type="gramStart"/>
-      <w:r>
-        <w:rPr>
-          <w:rFonts w:ascii="Arial" w:eastAsia="Times New Roman" w:hAnsi="Arial" w:cs="Arial"/>
-          <w:color w:val="2E2B29"/>
-          <w:kern w:val="0"/>
-          <w:sz w:val="27"/>
-          <w:szCs w:val="27"/>
-          <w:shd w:val="clear" w:color="auto" w:fill="FCFAF8"/>
-          <w14:ligatures w14:val="none"/>
-        </w:rPr>
-        <w:t>Focus:*</w:t>
-      </w:r>
-      <w:proofErr w:type="gramEnd"/>
-      <w:r>
-        <w:rPr>
-          <w:rFonts w:ascii="Arial" w:eastAsia="Times New Roman" w:hAnsi="Arial" w:cs="Arial"/>
-          <w:color w:val="2E2B29"/>
-          <w:kern w:val="0"/>
-          <w:sz w:val="27"/>
-          <w:szCs w:val="27"/>
-          <w:shd w:val="clear" w:color="auto" w:fill="FCFAF8"/>
-          <w14:ligatures w14:val="none"/>
-        </w:rPr>
-        <w:t>* Stages 1 and 2 provide immediate enterprise value without hardware replacement.</w:t>
+        <w:t>**Current Focus:** Stages 1 and 2 provide immediate enterprise value without hardware replacement.</w:t>
       </w:r>
     </w:p>
     <w:p>
@@ -6808,163 +4642,59 @@
           <w:shd w:val="clear" w:color="auto" w:fill="FCFAF8"/>
           <w14:ligatures w14:val="none"/>
         </w:rPr>
-        <w:t xml:space="preserve">**Ransomware Simulation </w:t>
-      </w:r>
-      <w:proofErr w:type="gramStart"/>
-      <w:r>
-        <w:rPr>
-          <w:rFonts w:ascii="Arial" w:eastAsia="Times New Roman" w:hAnsi="Arial" w:cs="Arial"/>
-          <w:color w:val="2E2B29"/>
-          <w:kern w:val="0"/>
-          <w:sz w:val="27"/>
-          <w:szCs w:val="27"/>
-          <w:shd w:val="clear" w:color="auto" w:fill="FCFAF8"/>
-          <w14:ligatures w14:val="none"/>
-        </w:rPr>
-        <w:t>Results:*</w:t>
-      </w:r>
-      <w:proofErr w:type="gramEnd"/>
-      <w:r>
-        <w:rPr>
-          <w:rFonts w:ascii="Arial" w:eastAsia="Times New Roman" w:hAnsi="Arial" w:cs="Arial"/>
-          <w:color w:val="2E2B29"/>
-          <w:kern w:val="0"/>
-          <w:sz w:val="27"/>
-          <w:szCs w:val="27"/>
-          <w:shd w:val="clear" w:color="auto" w:fill="FCFAF8"/>
-          <w14:ligatures w14:val="none"/>
-        </w:rPr>
-        <w:t>*</w:t>
-      </w:r>
-    </w:p>
-    <w:p>
-      <w:pPr>
-        <w:spacing w:after="0" w:line="240" w:lineRule="auto"/>
-        <w:rPr>
-          <w:rFonts w:ascii="Arial" w:eastAsia="Times New Roman" w:hAnsi="Arial" w:cs="Arial"/>
-          <w:color w:val="2E2B29"/>
-          <w:kern w:val="0"/>
-          <w:sz w:val="27"/>
-          <w:szCs w:val="27"/>
-          <w:shd w:val="clear" w:color="auto" w:fill="FCFAF8"/>
-          <w14:ligatures w14:val="none"/>
-        </w:rPr>
-      </w:pPr>
-      <w:r>
-        <w:rPr>
-          <w:rFonts w:ascii="Arial" w:eastAsia="Times New Roman" w:hAnsi="Arial" w:cs="Arial"/>
-          <w:color w:val="2E2B29"/>
-          <w:kern w:val="0"/>
-          <w:sz w:val="27"/>
-          <w:szCs w:val="27"/>
-          <w:shd w:val="clear" w:color="auto" w:fill="FCFAF8"/>
-          <w14:ligatures w14:val="none"/>
-        </w:rPr>
-        <w:t xml:space="preserve">- **Control </w:t>
-      </w:r>
-      <w:proofErr w:type="gramStart"/>
-      <w:r>
-        <w:rPr>
-          <w:rFonts w:ascii="Arial" w:eastAsia="Times New Roman" w:hAnsi="Arial" w:cs="Arial"/>
-          <w:color w:val="2E2B29"/>
-          <w:kern w:val="0"/>
-          <w:sz w:val="27"/>
-          <w:szCs w:val="27"/>
-          <w:shd w:val="clear" w:color="auto" w:fill="FCFAF8"/>
-          <w14:ligatures w14:val="none"/>
-        </w:rPr>
-        <w:t>Group:*</w:t>
-      </w:r>
-      <w:proofErr w:type="gramEnd"/>
-      <w:r>
-        <w:rPr>
-          <w:rFonts w:ascii="Arial" w:eastAsia="Times New Roman" w:hAnsi="Arial" w:cs="Arial"/>
-          <w:color w:val="2E2B29"/>
-          <w:kern w:val="0"/>
-          <w:sz w:val="27"/>
-          <w:szCs w:val="27"/>
-          <w:shd w:val="clear" w:color="auto" w:fill="FCFAF8"/>
-          <w14:ligatures w14:val="none"/>
-        </w:rPr>
-        <w:t>* 100% file encryption (10,000/10,000 files)</w:t>
-      </w:r>
-    </w:p>
-    <w:p>
-      <w:pPr>
-        <w:spacing w:after="0" w:line="240" w:lineRule="auto"/>
-        <w:rPr>
-          <w:rFonts w:ascii="Arial" w:eastAsia="Times New Roman" w:hAnsi="Arial" w:cs="Arial"/>
-          <w:color w:val="2E2B29"/>
-          <w:kern w:val="0"/>
-          <w:sz w:val="27"/>
-          <w:szCs w:val="27"/>
-          <w:shd w:val="clear" w:color="auto" w:fill="FCFAF8"/>
-          <w14:ligatures w14:val="none"/>
-        </w:rPr>
-      </w:pPr>
-      <w:r>
-        <w:rPr>
-          <w:rFonts w:ascii="Arial" w:eastAsia="Times New Roman" w:hAnsi="Arial" w:cs="Arial"/>
-          <w:color w:val="2E2B29"/>
-          <w:kern w:val="0"/>
-          <w:sz w:val="27"/>
-          <w:szCs w:val="27"/>
-          <w:shd w:val="clear" w:color="auto" w:fill="FCFAF8"/>
-          <w14:ligatures w14:val="none"/>
-        </w:rPr>
-        <w:t xml:space="preserve">- **IKRL </w:t>
-      </w:r>
-      <w:proofErr w:type="gramStart"/>
-      <w:r>
-        <w:rPr>
-          <w:rFonts w:ascii="Arial" w:eastAsia="Times New Roman" w:hAnsi="Arial" w:cs="Arial"/>
-          <w:color w:val="2E2B29"/>
-          <w:kern w:val="0"/>
-          <w:sz w:val="27"/>
-          <w:szCs w:val="27"/>
-          <w:shd w:val="clear" w:color="auto" w:fill="FCFAF8"/>
-          <w14:ligatures w14:val="none"/>
-        </w:rPr>
-        <w:t>Protected:*</w:t>
-      </w:r>
-      <w:proofErr w:type="gramEnd"/>
-      <w:r>
-        <w:rPr>
-          <w:rFonts w:ascii="Arial" w:eastAsia="Times New Roman" w:hAnsi="Arial" w:cs="Arial"/>
-          <w:color w:val="2E2B29"/>
-          <w:kern w:val="0"/>
-          <w:sz w:val="27"/>
-          <w:szCs w:val="27"/>
-          <w:shd w:val="clear" w:color="auto" w:fill="FCFAF8"/>
-          <w14:ligatures w14:val="none"/>
-        </w:rPr>
-        <w:t xml:space="preserve">* 0.3% file encryption (3/10,000 </w:t>
-      </w:r>
-      <w:proofErr w:type="gramStart"/>
-      <w:r>
-        <w:rPr>
-          <w:rFonts w:ascii="Arial" w:eastAsia="Times New Roman" w:hAnsi="Arial" w:cs="Arial"/>
-          <w:color w:val="2E2B29"/>
-          <w:kern w:val="0"/>
-          <w:sz w:val="27"/>
-          <w:szCs w:val="27"/>
-          <w:shd w:val="clear" w:color="auto" w:fill="FCFAF8"/>
-          <w14:ligatures w14:val="none"/>
-        </w:rPr>
-        <w:t>files) —</w:t>
-      </w:r>
-      <w:proofErr w:type="gramEnd"/>
-      <w:r>
-        <w:rPr>
-          <w:rFonts w:ascii="Arial" w:eastAsia="Times New Roman" w:hAnsi="Arial" w:cs="Arial"/>
-          <w:color w:val="2E2B29"/>
-          <w:kern w:val="0"/>
-          <w:sz w:val="27"/>
-          <w:szCs w:val="27"/>
-          <w:shd w:val="clear" w:color="auto" w:fill="FCFAF8"/>
-          <w14:ligatures w14:val="none"/>
-        </w:rPr>
-        <w:t xml:space="preserve"> occurred during initial bootstrap before broker activation</w:t>
+        <w:t>**Ransomware Simulation Results:**</w:t>
+      </w:r>
+    </w:p>
+    <w:p>
+      <w:pPr>
+        <w:spacing w:after="0" w:line="240" w:lineRule="auto"/>
+        <w:rPr>
+          <w:rFonts w:ascii="Arial" w:eastAsia="Times New Roman" w:hAnsi="Arial" w:cs="Arial"/>
+          <w:color w:val="2E2B29"/>
+          <w:kern w:val="0"/>
+          <w:sz w:val="27"/>
+          <w:szCs w:val="27"/>
+          <w:shd w:val="clear" w:color="auto" w:fill="FCFAF8"/>
+          <w14:ligatures w14:val="none"/>
+        </w:rPr>
+      </w:pPr>
+      <w:r>
+        <w:rPr>
+          <w:rFonts w:ascii="Arial" w:eastAsia="Times New Roman" w:hAnsi="Arial" w:cs="Arial"/>
+          <w:color w:val="2E2B29"/>
+          <w:kern w:val="0"/>
+          <w:sz w:val="27"/>
+          <w:szCs w:val="27"/>
+          <w:shd w:val="clear" w:color="auto" w:fill="FCFAF8"/>
+          <w14:ligatures w14:val="none"/>
+        </w:rPr>
+        <w:t>- **Control Group:** 100% file encryption (10,000/10,000 files)</w:t>
+      </w:r>
+    </w:p>
+    <w:p>
+      <w:pPr>
+        <w:spacing w:after="0" w:line="240" w:lineRule="auto"/>
+        <w:rPr>
+          <w:rFonts w:ascii="Arial" w:eastAsia="Times New Roman" w:hAnsi="Arial" w:cs="Arial"/>
+          <w:color w:val="2E2B29"/>
+          <w:kern w:val="0"/>
+          <w:sz w:val="27"/>
+          <w:szCs w:val="27"/>
+          <w:shd w:val="clear" w:color="auto" w:fill="FCFAF8"/>
+          <w14:ligatures w14:val="none"/>
+        </w:rPr>
+      </w:pPr>
+      <w:r>
+        <w:rPr>
+          <w:rFonts w:ascii="Arial" w:eastAsia="Times New Roman" w:hAnsi="Arial" w:cs="Arial"/>
+          <w:color w:val="2E2B29"/>
+          <w:kern w:val="0"/>
+          <w:sz w:val="27"/>
+          <w:szCs w:val="27"/>
+          <w:shd w:val="clear" w:color="auto" w:fill="FCFAF8"/>
+          <w14:ligatures w14:val="none"/>
+        </w:rPr>
+        <w:t>- **IKRL Protected:** 0.3% file encryption (3/10,000 files) — occurred during initial bootstrap before broker activation</w:t>
       </w:r>
     </w:p>
     <w:p>
@@ -6991,125 +4721,47 @@
           <w14:ligatures w14:val="none"/>
         </w:rPr>
         <w:lastRenderedPageBreak/>
-        <w:t xml:space="preserve">- **Mean Time to </w:t>
-      </w:r>
-      <w:proofErr w:type="gramStart"/>
-      <w:r>
-        <w:rPr>
-          <w:rFonts w:ascii="Arial" w:eastAsia="Times New Roman" w:hAnsi="Arial" w:cs="Arial"/>
-          <w:color w:val="2E2B29"/>
-          <w:kern w:val="0"/>
-          <w:sz w:val="27"/>
-          <w:szCs w:val="27"/>
-          <w:shd w:val="clear" w:color="auto" w:fill="FCFAF8"/>
-          <w14:ligatures w14:val="none"/>
-        </w:rPr>
-        <w:t>Containment:*</w:t>
-      </w:r>
-      <w:proofErr w:type="gramEnd"/>
-      <w:r>
-        <w:rPr>
-          <w:rFonts w:ascii="Arial" w:eastAsia="Times New Roman" w:hAnsi="Arial" w:cs="Arial"/>
-          <w:color w:val="2E2B29"/>
-          <w:kern w:val="0"/>
-          <w:sz w:val="27"/>
-          <w:szCs w:val="27"/>
-          <w:shd w:val="clear" w:color="auto" w:fill="FCFAF8"/>
-          <w14:ligatures w14:val="none"/>
-        </w:rPr>
-        <w:t>* &lt;1ms (</w:t>
-      </w:r>
-      <w:proofErr w:type="spellStart"/>
-      <w:r>
-        <w:rPr>
-          <w:rFonts w:ascii="Arial" w:eastAsia="Times New Roman" w:hAnsi="Arial" w:cs="Arial"/>
-          <w:color w:val="2E2B29"/>
-          <w:kern w:val="0"/>
-          <w:sz w:val="27"/>
-          <w:szCs w:val="27"/>
-          <w:shd w:val="clear" w:color="auto" w:fill="FCFAF8"/>
-          <w14:ligatures w14:val="none"/>
-        </w:rPr>
-        <w:t>syscall</w:t>
-      </w:r>
-      <w:proofErr w:type="spellEnd"/>
-      <w:r>
-        <w:rPr>
-          <w:rFonts w:ascii="Arial" w:eastAsia="Times New Roman" w:hAnsi="Arial" w:cs="Arial"/>
-          <w:color w:val="2E2B29"/>
-          <w:kern w:val="0"/>
-          <w:sz w:val="27"/>
-          <w:szCs w:val="27"/>
-          <w:shd w:val="clear" w:color="auto" w:fill="FCFAF8"/>
-          <w14:ligatures w14:val="none"/>
-        </w:rPr>
-        <w:t xml:space="preserve"> interception latency)</w:t>
-      </w:r>
-    </w:p>
-    <w:p>
-      <w:pPr>
-        <w:spacing w:after="0" w:line="240" w:lineRule="auto"/>
-        <w:rPr>
-          <w:rFonts w:ascii="Arial" w:eastAsia="Times New Roman" w:hAnsi="Arial" w:cs="Arial"/>
-          <w:color w:val="2E2B29"/>
-          <w:kern w:val="0"/>
-          <w:sz w:val="27"/>
-          <w:szCs w:val="27"/>
-          <w:shd w:val="clear" w:color="auto" w:fill="FCFAF8"/>
-          <w14:ligatures w14:val="none"/>
-        </w:rPr>
-      </w:pPr>
-    </w:p>
-    <w:p>
-      <w:pPr>
-        <w:spacing w:after="0" w:line="240" w:lineRule="auto"/>
-        <w:rPr>
-          <w:rFonts w:ascii="Arial" w:eastAsia="Times New Roman" w:hAnsi="Arial" w:cs="Arial"/>
-          <w:color w:val="2E2B29"/>
-          <w:kern w:val="0"/>
-          <w:sz w:val="27"/>
-          <w:szCs w:val="27"/>
-          <w:shd w:val="clear" w:color="auto" w:fill="FCFAF8"/>
-          <w14:ligatures w14:val="none"/>
-        </w:rPr>
-      </w:pPr>
-      <w:r>
-        <w:rPr>
-          <w:rFonts w:ascii="Arial" w:eastAsia="Times New Roman" w:hAnsi="Arial" w:cs="Arial"/>
-          <w:color w:val="2E2B29"/>
-          <w:kern w:val="0"/>
-          <w:sz w:val="27"/>
-          <w:szCs w:val="27"/>
-          <w:shd w:val="clear" w:color="auto" w:fill="FCFAF8"/>
-          <w14:ligatures w14:val="none"/>
-        </w:rPr>
-        <w:t xml:space="preserve">**Spyware </w:t>
-      </w:r>
-      <w:proofErr w:type="gramStart"/>
-      <w:r>
-        <w:rPr>
-          <w:rFonts w:ascii="Arial" w:eastAsia="Times New Roman" w:hAnsi="Arial" w:cs="Arial"/>
-          <w:color w:val="2E2B29"/>
-          <w:kern w:val="0"/>
-          <w:sz w:val="27"/>
-          <w:szCs w:val="27"/>
-          <w:shd w:val="clear" w:color="auto" w:fill="FCFAF8"/>
-          <w14:ligatures w14:val="none"/>
-        </w:rPr>
-        <w:t>Mitigation:*</w:t>
-      </w:r>
-      <w:proofErr w:type="gramEnd"/>
-      <w:r>
-        <w:rPr>
-          <w:rFonts w:ascii="Arial" w:eastAsia="Times New Roman" w:hAnsi="Arial" w:cs="Arial"/>
-          <w:color w:val="2E2B29"/>
-          <w:kern w:val="0"/>
-          <w:sz w:val="27"/>
-          <w:szCs w:val="27"/>
-          <w:shd w:val="clear" w:color="auto" w:fill="FCFAF8"/>
-          <w14:ligatures w14:val="none"/>
-        </w:rPr>
-        <w:t>*</w:t>
+        <w:t>- **Mean Time to Containment:** &lt;1ms (syscall interception latency)</w:t>
+      </w:r>
+    </w:p>
+    <w:p>
+      <w:pPr>
+        <w:spacing w:after="0" w:line="240" w:lineRule="auto"/>
+        <w:rPr>
+          <w:rFonts w:ascii="Arial" w:eastAsia="Times New Roman" w:hAnsi="Arial" w:cs="Arial"/>
+          <w:color w:val="2E2B29"/>
+          <w:kern w:val="0"/>
+          <w:sz w:val="27"/>
+          <w:szCs w:val="27"/>
+          <w:shd w:val="clear" w:color="auto" w:fill="FCFAF8"/>
+          <w14:ligatures w14:val="none"/>
+        </w:rPr>
+      </w:pPr>
+    </w:p>
+    <w:p>
+      <w:pPr>
+        <w:spacing w:after="0" w:line="240" w:lineRule="auto"/>
+        <w:rPr>
+          <w:rFonts w:ascii="Arial" w:eastAsia="Times New Roman" w:hAnsi="Arial" w:cs="Arial"/>
+          <w:color w:val="2E2B29"/>
+          <w:kern w:val="0"/>
+          <w:sz w:val="27"/>
+          <w:szCs w:val="27"/>
+          <w:shd w:val="clear" w:color="auto" w:fill="FCFAF8"/>
+          <w14:ligatures w14:val="none"/>
+        </w:rPr>
+      </w:pPr>
+      <w:r>
+        <w:rPr>
+          <w:rFonts w:ascii="Arial" w:eastAsia="Times New Roman" w:hAnsi="Arial" w:cs="Arial"/>
+          <w:color w:val="2E2B29"/>
+          <w:kern w:val="0"/>
+          <w:sz w:val="27"/>
+          <w:szCs w:val="27"/>
+          <w:shd w:val="clear" w:color="auto" w:fill="FCFAF8"/>
+          <w14:ligatures w14:val="none"/>
+        </w:rPr>
+        <w:t>**Spyware Mitigation:**</w:t>
       </w:r>
     </w:p>
     <w:p>
@@ -7239,59 +4891,7 @@
           <w:shd w:val="clear" w:color="auto" w:fill="FCFAF8"/>
           <w14:ligatures w14:val="none"/>
         </w:rPr>
-        <w:t xml:space="preserve">**Test </w:t>
-      </w:r>
-      <w:proofErr w:type="gramStart"/>
-      <w:r>
-        <w:rPr>
-          <w:rFonts w:ascii="Arial" w:eastAsia="Times New Roman" w:hAnsi="Arial" w:cs="Arial"/>
-          <w:color w:val="2E2B29"/>
-          <w:kern w:val="0"/>
-          <w:sz w:val="27"/>
-          <w:szCs w:val="27"/>
-          <w:shd w:val="clear" w:color="auto" w:fill="FCFAF8"/>
-          <w14:ligatures w14:val="none"/>
-        </w:rPr>
-        <w:t>Environment:*</w:t>
-      </w:r>
-      <w:proofErr w:type="gramEnd"/>
-      <w:r>
-        <w:rPr>
-          <w:rFonts w:ascii="Arial" w:eastAsia="Times New Roman" w:hAnsi="Arial" w:cs="Arial"/>
-          <w:color w:val="2E2B29"/>
-          <w:kern w:val="0"/>
-          <w:sz w:val="27"/>
-          <w:szCs w:val="27"/>
-          <w:shd w:val="clear" w:color="auto" w:fill="FCFAF8"/>
-          <w14:ligatures w14:val="none"/>
-        </w:rPr>
-        <w:t xml:space="preserve">* Dell Precision 7560, Intel i9-11950H, 32GB RAM, </w:t>
-      </w:r>
-      <w:proofErr w:type="spellStart"/>
-      <w:r>
-        <w:rPr>
-          <w:rFonts w:ascii="Arial" w:eastAsia="Times New Roman" w:hAnsi="Arial" w:cs="Arial"/>
-          <w:color w:val="2E2B29"/>
-          <w:kern w:val="0"/>
-          <w:sz w:val="27"/>
-          <w:szCs w:val="27"/>
-          <w:shd w:val="clear" w:color="auto" w:fill="FCFAF8"/>
-          <w14:ligatures w14:val="none"/>
-        </w:rPr>
-        <w:t>NVMe</w:t>
-      </w:r>
-      <w:proofErr w:type="spellEnd"/>
-      <w:r>
-        <w:rPr>
-          <w:rFonts w:ascii="Arial" w:eastAsia="Times New Roman" w:hAnsi="Arial" w:cs="Arial"/>
-          <w:color w:val="2E2B29"/>
-          <w:kern w:val="0"/>
-          <w:sz w:val="27"/>
-          <w:szCs w:val="27"/>
-          <w:shd w:val="clear" w:color="auto" w:fill="FCFAF8"/>
-          <w14:ligatures w14:val="none"/>
-        </w:rPr>
-        <w:t xml:space="preserve"> SSD</w:t>
+        <w:t>**Test Environment:** Dell Precision 7560, Intel i9-11950H, 32GB RAM, NVMe SSD</w:t>
       </w:r>
     </w:p>
     <w:p>
@@ -7347,7 +4947,6 @@
           <w14:ligatures w14:val="none"/>
         </w:rPr>
       </w:pPr>
-      <w:proofErr w:type="gramStart"/>
       <w:r>
         <w:rPr>
           <w:rFonts w:ascii="Arial" w:eastAsia="Times New Roman" w:hAnsi="Arial" w:cs="Arial"/>
@@ -7360,136 +4959,31 @@
         </w:rPr>
         <w:t>|--------|----------|--------------|----------|--------|</w:t>
       </w:r>
-      <w:proofErr w:type="gramEnd"/>
-    </w:p>
-    <w:p>
-      <w:pPr>
-        <w:spacing w:after="0" w:line="240" w:lineRule="auto"/>
-        <w:rPr>
-          <w:rFonts w:ascii="Arial" w:eastAsia="Times New Roman" w:hAnsi="Arial" w:cs="Arial"/>
-          <w:color w:val="2E2B29"/>
-          <w:kern w:val="0"/>
-          <w:sz w:val="27"/>
-          <w:szCs w:val="27"/>
-          <w:shd w:val="clear" w:color="auto" w:fill="FCFAF8"/>
-          <w14:ligatures w14:val="none"/>
-        </w:rPr>
-      </w:pPr>
-      <w:r>
-        <w:rPr>
-          <w:rFonts w:ascii="Arial" w:eastAsia="Times New Roman" w:hAnsi="Arial" w:cs="Arial"/>
-          <w:color w:val="2E2B29"/>
-          <w:kern w:val="0"/>
-          <w:sz w:val="27"/>
-          <w:szCs w:val="27"/>
-          <w:shd w:val="clear" w:color="auto" w:fill="FCFAF8"/>
-          <w14:ligatures w14:val="none"/>
-        </w:rPr>
-        <w:t>| **</w:t>
-      </w:r>
-      <w:proofErr w:type="spellStart"/>
-      <w:r>
-        <w:rPr>
-          <w:rFonts w:ascii="Arial" w:eastAsia="Times New Roman" w:hAnsi="Arial" w:cs="Arial"/>
-          <w:color w:val="2E2B29"/>
-          <w:kern w:val="0"/>
-          <w:sz w:val="27"/>
-          <w:szCs w:val="27"/>
-          <w:shd w:val="clear" w:color="auto" w:fill="FCFAF8"/>
-          <w14:ligatures w14:val="none"/>
-        </w:rPr>
-        <w:t>Syscall</w:t>
-      </w:r>
-      <w:proofErr w:type="spellEnd"/>
-      <w:r>
-        <w:rPr>
-          <w:rFonts w:ascii="Arial" w:eastAsia="Times New Roman" w:hAnsi="Arial" w:cs="Arial"/>
-          <w:color w:val="2E2B29"/>
-          <w:kern w:val="0"/>
-          <w:sz w:val="27"/>
-          <w:szCs w:val="27"/>
-          <w:shd w:val="clear" w:color="auto" w:fill="FCFAF8"/>
-          <w14:ligatures w14:val="none"/>
-        </w:rPr>
-        <w:t xml:space="preserve"> Latency** (</w:t>
-      </w:r>
-      <w:proofErr w:type="spellStart"/>
-      <w:r>
-        <w:rPr>
-          <w:rFonts w:ascii="Arial" w:eastAsia="Times New Roman" w:hAnsi="Arial" w:cs="Arial"/>
-          <w:color w:val="2E2B29"/>
-          <w:kern w:val="0"/>
-          <w:sz w:val="27"/>
-          <w:szCs w:val="27"/>
-          <w:shd w:val="clear" w:color="auto" w:fill="FCFAF8"/>
-          <w14:ligatures w14:val="none"/>
-        </w:rPr>
-        <w:t>openat</w:t>
-      </w:r>
-      <w:proofErr w:type="spellEnd"/>
-      <w:r>
-        <w:rPr>
-          <w:rFonts w:ascii="Arial" w:eastAsia="Times New Roman" w:hAnsi="Arial" w:cs="Arial"/>
-          <w:color w:val="2E2B29"/>
-          <w:kern w:val="0"/>
-          <w:sz w:val="27"/>
-          <w:szCs w:val="27"/>
-          <w:shd w:val="clear" w:color="auto" w:fill="FCFAF8"/>
-          <w14:ligatures w14:val="none"/>
-        </w:rPr>
-        <w:t xml:space="preserve">) | 0.85 </w:t>
-      </w:r>
-      <w:proofErr w:type="spellStart"/>
-      <w:r>
-        <w:rPr>
-          <w:rFonts w:ascii="Arial" w:eastAsia="Times New Roman" w:hAnsi="Arial" w:cs="Arial"/>
-          <w:color w:val="2E2B29"/>
-          <w:kern w:val="0"/>
-          <w:sz w:val="27"/>
-          <w:szCs w:val="27"/>
-          <w:shd w:val="clear" w:color="auto" w:fill="FCFAF8"/>
-          <w14:ligatures w14:val="none"/>
-        </w:rPr>
-        <w:t>μs</w:t>
-      </w:r>
-      <w:proofErr w:type="spellEnd"/>
-      <w:r>
-        <w:rPr>
-          <w:rFonts w:ascii="Arial" w:eastAsia="Times New Roman" w:hAnsi="Arial" w:cs="Arial"/>
-          <w:color w:val="2E2B29"/>
-          <w:kern w:val="0"/>
-          <w:sz w:val="27"/>
-          <w:szCs w:val="27"/>
-          <w:shd w:val="clear" w:color="auto" w:fill="FCFAF8"/>
-          <w14:ligatures w14:val="none"/>
-        </w:rPr>
-        <w:t xml:space="preserve"> | 0.92 </w:t>
-      </w:r>
-      <w:proofErr w:type="spellStart"/>
-      <w:r>
-        <w:rPr>
-          <w:rFonts w:ascii="Arial" w:eastAsia="Times New Roman" w:hAnsi="Arial" w:cs="Arial"/>
-          <w:color w:val="2E2B29"/>
-          <w:kern w:val="0"/>
-          <w:sz w:val="27"/>
-          <w:szCs w:val="27"/>
-          <w:shd w:val="clear" w:color="auto" w:fill="FCFAF8"/>
-          <w14:ligatures w14:val="none"/>
-        </w:rPr>
-        <w:t>μs</w:t>
-      </w:r>
-      <w:proofErr w:type="spellEnd"/>
-      <w:r>
-        <w:rPr>
-          <w:rFonts w:ascii="Arial" w:eastAsia="Times New Roman" w:hAnsi="Arial" w:cs="Arial"/>
-          <w:color w:val="2E2B29"/>
-          <w:kern w:val="0"/>
-          <w:sz w:val="27"/>
-          <w:szCs w:val="27"/>
-          <w:shd w:val="clear" w:color="auto" w:fill="FCFAF8"/>
-          <w14:ligatures w14:val="none"/>
-        </w:rPr>
-        <w:t xml:space="preserve"> | +8.2% | </w:t>
+    </w:p>
+    <w:p>
+      <w:pPr>
+        <w:spacing w:after="0" w:line="240" w:lineRule="auto"/>
+        <w:rPr>
+          <w:rFonts w:ascii="Arial" w:eastAsia="Times New Roman" w:hAnsi="Arial" w:cs="Arial"/>
+          <w:color w:val="2E2B29"/>
+          <w:kern w:val="0"/>
+          <w:sz w:val="27"/>
+          <w:szCs w:val="27"/>
+          <w:shd w:val="clear" w:color="auto" w:fill="FCFAF8"/>
+          <w14:ligatures w14:val="none"/>
+        </w:rPr>
+      </w:pPr>
+      <w:r>
+        <w:rPr>
+          <w:rFonts w:ascii="Arial" w:eastAsia="Times New Roman" w:hAnsi="Arial" w:cs="Arial"/>
+          <w:color w:val="2E2B29"/>
+          <w:kern w:val="0"/>
+          <w:sz w:val="27"/>
+          <w:szCs w:val="27"/>
+          <w:shd w:val="clear" w:color="auto" w:fill="FCFAF8"/>
+          <w14:ligatures w14:val="none"/>
+        </w:rPr>
+        <w:t xml:space="preserve">| **Syscall Latency** (openat) | 0.85 μs | 0.92 μs | +8.2% | </w:t>
       </w:r>
       <w:r>
         <w:rPr>
@@ -7589,33 +5083,7 @@
           <w:shd w:val="clear" w:color="auto" w:fill="FCFAF8"/>
           <w14:ligatures w14:val="none"/>
         </w:rPr>
-        <w:t xml:space="preserve">| **Database TPS** (PostgreSQL </w:t>
-      </w:r>
-      <w:proofErr w:type="spellStart"/>
-      <w:r>
-        <w:rPr>
-          <w:rFonts w:ascii="Arial" w:eastAsia="Times New Roman" w:hAnsi="Arial" w:cs="Arial"/>
-          <w:color w:val="2E2B29"/>
-          <w:kern w:val="0"/>
-          <w:sz w:val="27"/>
-          <w:szCs w:val="27"/>
-          <w:shd w:val="clear" w:color="auto" w:fill="FCFAF8"/>
-          <w14:ligatures w14:val="none"/>
-        </w:rPr>
-        <w:t>pgbench</w:t>
-      </w:r>
-      <w:proofErr w:type="spellEnd"/>
-      <w:r>
-        <w:rPr>
-          <w:rFonts w:ascii="Arial" w:eastAsia="Times New Roman" w:hAnsi="Arial" w:cs="Arial"/>
-          <w:color w:val="2E2B29"/>
-          <w:kern w:val="0"/>
-          <w:sz w:val="27"/>
-          <w:szCs w:val="27"/>
-          <w:shd w:val="clear" w:color="auto" w:fill="FCFAF8"/>
-          <w14:ligatures w14:val="none"/>
-        </w:rPr>
-        <w:t xml:space="preserve">) | 12,400 TPS | 11,380 TPS | -8.2% | </w:t>
+        <w:t xml:space="preserve">| **Database TPS** (PostgreSQL pgbench) | 12,400 TPS | 11,380 TPS | -8.2% | </w:t>
       </w:r>
       <w:r>
         <w:rPr>
@@ -7715,59 +5183,7 @@
           <w:shd w:val="clear" w:color="auto" w:fill="FCFAF8"/>
           <w14:ligatures w14:val="none"/>
         </w:rPr>
-        <w:t xml:space="preserve">| **Battery Life** (Mobile idle) | 8.2 </w:t>
-      </w:r>
-      <w:proofErr w:type="spellStart"/>
-      <w:r>
-        <w:rPr>
-          <w:rFonts w:ascii="Arial" w:eastAsia="Times New Roman" w:hAnsi="Arial" w:cs="Arial"/>
-          <w:color w:val="2E2B29"/>
-          <w:kern w:val="0"/>
-          <w:sz w:val="27"/>
-          <w:szCs w:val="27"/>
-          <w:shd w:val="clear" w:color="auto" w:fill="FCFAF8"/>
-          <w14:ligatures w14:val="none"/>
-        </w:rPr>
-        <w:t>hrs</w:t>
-      </w:r>
-      <w:proofErr w:type="spellEnd"/>
-      <w:r>
-        <w:rPr>
-          <w:rFonts w:ascii="Arial" w:eastAsia="Times New Roman" w:hAnsi="Arial" w:cs="Arial"/>
-          <w:color w:val="2E2B29"/>
-          <w:kern w:val="0"/>
-          <w:sz w:val="27"/>
-          <w:szCs w:val="27"/>
-          <w:shd w:val="clear" w:color="auto" w:fill="FCFAF8"/>
-          <w14:ligatures w14:val="none"/>
-        </w:rPr>
-        <w:t xml:space="preserve"> | 9.1 </w:t>
-      </w:r>
-      <w:proofErr w:type="spellStart"/>
-      <w:r>
-        <w:rPr>
-          <w:rFonts w:ascii="Arial" w:eastAsia="Times New Roman" w:hAnsi="Arial" w:cs="Arial"/>
-          <w:color w:val="2E2B29"/>
-          <w:kern w:val="0"/>
-          <w:sz w:val="27"/>
-          <w:szCs w:val="27"/>
-          <w:shd w:val="clear" w:color="auto" w:fill="FCFAF8"/>
-          <w14:ligatures w14:val="none"/>
-        </w:rPr>
-        <w:t>hrs</w:t>
-      </w:r>
-      <w:proofErr w:type="spellEnd"/>
-      <w:r>
-        <w:rPr>
-          <w:rFonts w:ascii="Arial" w:eastAsia="Times New Roman" w:hAnsi="Arial" w:cs="Arial"/>
-          <w:color w:val="2E2B29"/>
-          <w:kern w:val="0"/>
-          <w:sz w:val="27"/>
-          <w:szCs w:val="27"/>
-          <w:shd w:val="clear" w:color="auto" w:fill="FCFAF8"/>
-          <w14:ligatures w14:val="none"/>
-        </w:rPr>
-        <w:t xml:space="preserve"> | +11% | </w:t>
+        <w:t xml:space="preserve">| **Battery Life** (Mobile idle) | 8.2 hrs | 9.1 hrs | +11% | </w:t>
       </w:r>
       <w:r>
         <w:rPr>
@@ -7831,22 +5247,8 @@
           <w:shd w:val="clear" w:color="auto" w:fill="FCFAF8"/>
           <w14:ligatures w14:val="none"/>
         </w:rPr>
-        <w:t xml:space="preserve">*Battery improvement due to elimination of zombie background processes despite interception </w:t>
-      </w:r>
-      <w:proofErr w:type="gramStart"/>
-      <w:r>
-        <w:rPr>
-          <w:rFonts w:ascii="Arial" w:eastAsia="Times New Roman" w:hAnsi="Arial" w:cs="Arial"/>
-          <w:color w:val="2E2B29"/>
-          <w:kern w:val="0"/>
-          <w:sz w:val="27"/>
-          <w:szCs w:val="27"/>
-          <w:shd w:val="clear" w:color="auto" w:fill="FCFAF8"/>
-          <w14:ligatures w14:val="none"/>
-        </w:rPr>
-        <w:t>overhead.*</w:t>
-      </w:r>
-      <w:proofErr w:type="gramEnd"/>
+        <w:t>*Battery improvement due to elimination of zombie background processes despite interception overhead.*</w:t>
+      </w:r>
     </w:p>
     <w:p>
       <w:pPr>
@@ -7923,163 +5325,59 @@
           <w:shd w:val="clear" w:color="auto" w:fill="FCFAF8"/>
           <w14:ligatures w14:val="none"/>
         </w:rPr>
-        <w:t>- **</w:t>
-      </w:r>
-      <w:proofErr w:type="gramStart"/>
-      <w:r>
-        <w:rPr>
-          <w:rFonts w:ascii="Arial" w:eastAsia="Times New Roman" w:hAnsi="Arial" w:cs="Arial"/>
-          <w:color w:val="2E2B29"/>
-          <w:kern w:val="0"/>
-          <w:sz w:val="27"/>
-          <w:szCs w:val="27"/>
-          <w:shd w:val="clear" w:color="auto" w:fill="FCFAF8"/>
-          <w14:ligatures w14:val="none"/>
-        </w:rPr>
-        <w:t>Algorithm:*</w:t>
-      </w:r>
-      <w:proofErr w:type="gramEnd"/>
-      <w:r>
-        <w:rPr>
-          <w:rFonts w:ascii="Arial" w:eastAsia="Times New Roman" w:hAnsi="Arial" w:cs="Arial"/>
-          <w:color w:val="2E2B29"/>
-          <w:kern w:val="0"/>
-          <w:sz w:val="27"/>
-          <w:szCs w:val="27"/>
-          <w:shd w:val="clear" w:color="auto" w:fill="FCFAF8"/>
-          <w14:ligatures w14:val="none"/>
-        </w:rPr>
-        <w:t>* ML-DSA-65 (</w:t>
-      </w:r>
-      <w:proofErr w:type="spellStart"/>
-      <w:r>
-        <w:rPr>
-          <w:rFonts w:ascii="Arial" w:eastAsia="Times New Roman" w:hAnsi="Arial" w:cs="Arial"/>
-          <w:color w:val="2E2B29"/>
-          <w:kern w:val="0"/>
-          <w:sz w:val="27"/>
-          <w:szCs w:val="27"/>
-          <w:shd w:val="clear" w:color="auto" w:fill="FCFAF8"/>
-          <w14:ligatures w14:val="none"/>
-        </w:rPr>
-        <w:t>Dilithium</w:t>
-      </w:r>
-      <w:proofErr w:type="spellEnd"/>
-      <w:r>
-        <w:rPr>
-          <w:rFonts w:ascii="Arial" w:eastAsia="Times New Roman" w:hAnsi="Arial" w:cs="Arial"/>
-          <w:color w:val="2E2B29"/>
-          <w:kern w:val="0"/>
-          <w:sz w:val="27"/>
-          <w:szCs w:val="27"/>
-          <w:shd w:val="clear" w:color="auto" w:fill="FCFAF8"/>
-          <w14:ligatures w14:val="none"/>
-        </w:rPr>
-        <w:t>) for token signatures</w:t>
-      </w:r>
-    </w:p>
-    <w:p>
-      <w:pPr>
-        <w:spacing w:after="0" w:line="240" w:lineRule="auto"/>
-        <w:rPr>
-          <w:rFonts w:ascii="Arial" w:eastAsia="Times New Roman" w:hAnsi="Arial" w:cs="Arial"/>
-          <w:color w:val="2E2B29"/>
-          <w:kern w:val="0"/>
-          <w:sz w:val="27"/>
-          <w:szCs w:val="27"/>
-          <w:shd w:val="clear" w:color="auto" w:fill="FCFAF8"/>
-          <w14:ligatures w14:val="none"/>
-        </w:rPr>
-      </w:pPr>
-      <w:r>
-        <w:rPr>
-          <w:rFonts w:ascii="Arial" w:eastAsia="Times New Roman" w:hAnsi="Arial" w:cs="Arial"/>
-          <w:color w:val="2E2B29"/>
-          <w:kern w:val="0"/>
-          <w:sz w:val="27"/>
-          <w:szCs w:val="27"/>
-          <w:shd w:val="clear" w:color="auto" w:fill="FCFAF8"/>
-          <w14:ligatures w14:val="none"/>
-        </w:rPr>
-        <w:t>- **</w:t>
-      </w:r>
-      <w:proofErr w:type="gramStart"/>
-      <w:r>
-        <w:rPr>
-          <w:rFonts w:ascii="Arial" w:eastAsia="Times New Roman" w:hAnsi="Arial" w:cs="Arial"/>
-          <w:color w:val="2E2B29"/>
-          <w:kern w:val="0"/>
-          <w:sz w:val="27"/>
-          <w:szCs w:val="27"/>
-          <w:shd w:val="clear" w:color="auto" w:fill="FCFAF8"/>
-          <w14:ligatures w14:val="none"/>
-        </w:rPr>
-        <w:t>Performance:*</w:t>
-      </w:r>
-      <w:proofErr w:type="gramEnd"/>
-      <w:r>
-        <w:rPr>
-          <w:rFonts w:ascii="Arial" w:eastAsia="Times New Roman" w:hAnsi="Arial" w:cs="Arial"/>
-          <w:color w:val="2E2B29"/>
-          <w:kern w:val="0"/>
-          <w:sz w:val="27"/>
-          <w:szCs w:val="27"/>
-          <w:shd w:val="clear" w:color="auto" w:fill="FCFAF8"/>
-          <w14:ligatures w14:val="none"/>
-        </w:rPr>
-        <w:t>* 10,000+ signatures/second with AVX-512 acceleration</w:t>
-      </w:r>
-    </w:p>
-    <w:p>
-      <w:pPr>
-        <w:spacing w:after="0" w:line="240" w:lineRule="auto"/>
-        <w:rPr>
-          <w:rFonts w:ascii="Arial" w:eastAsia="Times New Roman" w:hAnsi="Arial" w:cs="Arial"/>
-          <w:color w:val="2E2B29"/>
-          <w:kern w:val="0"/>
-          <w:sz w:val="27"/>
-          <w:szCs w:val="27"/>
-          <w:shd w:val="clear" w:color="auto" w:fill="FCFAF8"/>
-          <w14:ligatures w14:val="none"/>
-        </w:rPr>
-      </w:pPr>
-      <w:r>
-        <w:rPr>
-          <w:rFonts w:ascii="Arial" w:eastAsia="Times New Roman" w:hAnsi="Arial" w:cs="Arial"/>
-          <w:color w:val="2E2B29"/>
-          <w:kern w:val="0"/>
-          <w:sz w:val="27"/>
-          <w:szCs w:val="27"/>
-          <w:shd w:val="clear" w:color="auto" w:fill="FCFAF8"/>
-          <w14:ligatures w14:val="none"/>
-        </w:rPr>
-        <w:t xml:space="preserve">- **Security </w:t>
-      </w:r>
-      <w:proofErr w:type="gramStart"/>
-      <w:r>
-        <w:rPr>
-          <w:rFonts w:ascii="Arial" w:eastAsia="Times New Roman" w:hAnsi="Arial" w:cs="Arial"/>
-          <w:color w:val="2E2B29"/>
-          <w:kern w:val="0"/>
-          <w:sz w:val="27"/>
-          <w:szCs w:val="27"/>
-          <w:shd w:val="clear" w:color="auto" w:fill="FCFAF8"/>
-          <w14:ligatures w14:val="none"/>
-        </w:rPr>
-        <w:t>Level:*</w:t>
-      </w:r>
-      <w:proofErr w:type="gramEnd"/>
-      <w:r>
-        <w:rPr>
-          <w:rFonts w:ascii="Arial" w:eastAsia="Times New Roman" w:hAnsi="Arial" w:cs="Arial"/>
-          <w:color w:val="2E2B29"/>
-          <w:kern w:val="0"/>
-          <w:sz w:val="27"/>
-          <w:szCs w:val="27"/>
-          <w:shd w:val="clear" w:color="auto" w:fill="FCFAF8"/>
-          <w14:ligatures w14:val="none"/>
-        </w:rPr>
-        <w:t>* NIST Level 3 (equivalent to AES-256 brute force cost)</w:t>
+        <w:t>- **Algorithm:** ML-DSA-65 (Dilithium) for token signatures</w:t>
+      </w:r>
+    </w:p>
+    <w:p>
+      <w:pPr>
+        <w:spacing w:after="0" w:line="240" w:lineRule="auto"/>
+        <w:rPr>
+          <w:rFonts w:ascii="Arial" w:eastAsia="Times New Roman" w:hAnsi="Arial" w:cs="Arial"/>
+          <w:color w:val="2E2B29"/>
+          <w:kern w:val="0"/>
+          <w:sz w:val="27"/>
+          <w:szCs w:val="27"/>
+          <w:shd w:val="clear" w:color="auto" w:fill="FCFAF8"/>
+          <w14:ligatures w14:val="none"/>
+        </w:rPr>
+      </w:pPr>
+      <w:r>
+        <w:rPr>
+          <w:rFonts w:ascii="Arial" w:eastAsia="Times New Roman" w:hAnsi="Arial" w:cs="Arial"/>
+          <w:color w:val="2E2B29"/>
+          <w:kern w:val="0"/>
+          <w:sz w:val="27"/>
+          <w:szCs w:val="27"/>
+          <w:shd w:val="clear" w:color="auto" w:fill="FCFAF8"/>
+          <w14:ligatures w14:val="none"/>
+        </w:rPr>
+        <w:t>- **Performance:** 10,000+ signatures/second with AVX-512 acceleration</w:t>
+      </w:r>
+    </w:p>
+    <w:p>
+      <w:pPr>
+        <w:spacing w:after="0" w:line="240" w:lineRule="auto"/>
+        <w:rPr>
+          <w:rFonts w:ascii="Arial" w:eastAsia="Times New Roman" w:hAnsi="Arial" w:cs="Arial"/>
+          <w:color w:val="2E2B29"/>
+          <w:kern w:val="0"/>
+          <w:sz w:val="27"/>
+          <w:szCs w:val="27"/>
+          <w:shd w:val="clear" w:color="auto" w:fill="FCFAF8"/>
+          <w14:ligatures w14:val="none"/>
+        </w:rPr>
+      </w:pPr>
+      <w:r>
+        <w:rPr>
+          <w:rFonts w:ascii="Arial" w:eastAsia="Times New Roman" w:hAnsi="Arial" w:cs="Arial"/>
+          <w:color w:val="2E2B29"/>
+          <w:kern w:val="0"/>
+          <w:sz w:val="27"/>
+          <w:szCs w:val="27"/>
+          <w:shd w:val="clear" w:color="auto" w:fill="FCFAF8"/>
+          <w14:ligatures w14:val="none"/>
+        </w:rPr>
+        <w:t>- **Security Level:** NIST Level 3 (equivalent to AES-256 brute force cost)</w:t>
       </w:r>
     </w:p>
     <w:p>
@@ -8225,99 +5523,47 @@
           <w:shd w:val="clear" w:color="auto" w:fill="FCFAF8"/>
           <w14:ligatures w14:val="none"/>
         </w:rPr>
-        <w:t>**</w:t>
-      </w:r>
-      <w:proofErr w:type="gramStart"/>
-      <w:r>
-        <w:rPr>
-          <w:rFonts w:ascii="Arial" w:eastAsia="Times New Roman" w:hAnsi="Arial" w:cs="Arial"/>
-          <w:color w:val="2E2B29"/>
-          <w:kern w:val="0"/>
-          <w:sz w:val="27"/>
-          <w:szCs w:val="27"/>
-          <w:shd w:val="clear" w:color="auto" w:fill="FCFAF8"/>
-          <w14:ligatures w14:val="none"/>
-        </w:rPr>
-        <w:t>Challenge:*</w:t>
-      </w:r>
-      <w:proofErr w:type="gramEnd"/>
-      <w:r>
-        <w:rPr>
-          <w:rFonts w:ascii="Arial" w:eastAsia="Times New Roman" w:hAnsi="Arial" w:cs="Arial"/>
-          <w:color w:val="2E2B29"/>
-          <w:kern w:val="0"/>
-          <w:sz w:val="27"/>
-          <w:szCs w:val="27"/>
-          <w:shd w:val="clear" w:color="auto" w:fill="FCFAF8"/>
-          <w14:ligatures w14:val="none"/>
-        </w:rPr>
-        <w:t>* Trading algorithms possess persistent market data access; compromise risks billions in fraudulent trades.</w:t>
-      </w:r>
-    </w:p>
-    <w:p>
-      <w:pPr>
-        <w:spacing w:after="0" w:line="240" w:lineRule="auto"/>
-        <w:rPr>
-          <w:rFonts w:ascii="Arial" w:eastAsia="Times New Roman" w:hAnsi="Arial" w:cs="Arial"/>
-          <w:color w:val="2E2B29"/>
-          <w:kern w:val="0"/>
-          <w:sz w:val="27"/>
-          <w:szCs w:val="27"/>
-          <w:shd w:val="clear" w:color="auto" w:fill="FCFAF8"/>
-          <w14:ligatures w14:val="none"/>
-        </w:rPr>
-      </w:pPr>
-    </w:p>
-    <w:p>
-      <w:pPr>
-        <w:spacing w:after="0" w:line="240" w:lineRule="auto"/>
-        <w:rPr>
-          <w:rFonts w:ascii="Arial" w:eastAsia="Times New Roman" w:hAnsi="Arial" w:cs="Arial"/>
-          <w:color w:val="2E2B29"/>
-          <w:kern w:val="0"/>
-          <w:sz w:val="27"/>
-          <w:szCs w:val="27"/>
-          <w:shd w:val="clear" w:color="auto" w:fill="FCFAF8"/>
-          <w14:ligatures w14:val="none"/>
-        </w:rPr>
-      </w:pPr>
-      <w:r>
-        <w:rPr>
-          <w:rFonts w:ascii="Arial" w:eastAsia="Times New Roman" w:hAnsi="Arial" w:cs="Arial"/>
-          <w:color w:val="2E2B29"/>
-          <w:kern w:val="0"/>
-          <w:sz w:val="27"/>
-          <w:szCs w:val="27"/>
-          <w:shd w:val="clear" w:color="auto" w:fill="FCFAF8"/>
-          <w14:ligatures w14:val="none"/>
-        </w:rPr>
-        <w:t xml:space="preserve">**IKRL </w:t>
-      </w:r>
-      <w:proofErr w:type="gramStart"/>
-      <w:r>
-        <w:rPr>
-          <w:rFonts w:ascii="Arial" w:eastAsia="Times New Roman" w:hAnsi="Arial" w:cs="Arial"/>
-          <w:color w:val="2E2B29"/>
-          <w:kern w:val="0"/>
-          <w:sz w:val="27"/>
-          <w:szCs w:val="27"/>
-          <w:shd w:val="clear" w:color="auto" w:fill="FCFAF8"/>
-          <w14:ligatures w14:val="none"/>
-        </w:rPr>
-        <w:t>Implementation:*</w:t>
-      </w:r>
-      <w:proofErr w:type="gramEnd"/>
-      <w:r>
-        <w:rPr>
-          <w:rFonts w:ascii="Arial" w:eastAsia="Times New Roman" w:hAnsi="Arial" w:cs="Arial"/>
-          <w:color w:val="2E2B29"/>
-          <w:kern w:val="0"/>
-          <w:sz w:val="27"/>
-          <w:szCs w:val="27"/>
-          <w:shd w:val="clear" w:color="auto" w:fill="FCFAF8"/>
-          <w14:ligatures w14:val="none"/>
-        </w:rPr>
-        <w:t>*</w:t>
+        <w:t>**Challenge:** Trading algorithms possess persistent market data access; compromise risks billions in fraudulent trades.</w:t>
+      </w:r>
+    </w:p>
+    <w:p>
+      <w:pPr>
+        <w:spacing w:after="0" w:line="240" w:lineRule="auto"/>
+        <w:rPr>
+          <w:rFonts w:ascii="Arial" w:eastAsia="Times New Roman" w:hAnsi="Arial" w:cs="Arial"/>
+          <w:color w:val="2E2B29"/>
+          <w:kern w:val="0"/>
+          <w:sz w:val="27"/>
+          <w:szCs w:val="27"/>
+          <w:shd w:val="clear" w:color="auto" w:fill="FCFAF8"/>
+          <w14:ligatures w14:val="none"/>
+        </w:rPr>
+      </w:pPr>
+    </w:p>
+    <w:p>
+      <w:pPr>
+        <w:spacing w:after="0" w:line="240" w:lineRule="auto"/>
+        <w:rPr>
+          <w:rFonts w:ascii="Arial" w:eastAsia="Times New Roman" w:hAnsi="Arial" w:cs="Arial"/>
+          <w:color w:val="2E2B29"/>
+          <w:kern w:val="0"/>
+          <w:sz w:val="27"/>
+          <w:szCs w:val="27"/>
+          <w:shd w:val="clear" w:color="auto" w:fill="FCFAF8"/>
+          <w14:ligatures w14:val="none"/>
+        </w:rPr>
+      </w:pPr>
+      <w:r>
+        <w:rPr>
+          <w:rFonts w:ascii="Arial" w:eastAsia="Times New Roman" w:hAnsi="Arial" w:cs="Arial"/>
+          <w:color w:val="2E2B29"/>
+          <w:kern w:val="0"/>
+          <w:sz w:val="27"/>
+          <w:szCs w:val="27"/>
+          <w:shd w:val="clear" w:color="auto" w:fill="FCFAF8"/>
+          <w14:ligatures w14:val="none"/>
+        </w:rPr>
+        <w:t>**IKRL Implementation:**</w:t>
       </w:r>
     </w:p>
     <w:p>
@@ -8422,33 +5668,7 @@
           <w:shd w:val="clear" w:color="auto" w:fill="FCFAF8"/>
           <w14:ligatures w14:val="none"/>
         </w:rPr>
-        <w:t>- **</w:t>
-      </w:r>
-      <w:proofErr w:type="gramStart"/>
-      <w:r>
-        <w:rPr>
-          <w:rFonts w:ascii="Arial" w:eastAsia="Times New Roman" w:hAnsi="Arial" w:cs="Arial"/>
-          <w:color w:val="2E2B29"/>
-          <w:kern w:val="0"/>
-          <w:sz w:val="27"/>
-          <w:szCs w:val="27"/>
-          <w:shd w:val="clear" w:color="auto" w:fill="FCFAF8"/>
-          <w14:ligatures w14:val="none"/>
-        </w:rPr>
-        <w:t>Outcome:*</w:t>
-      </w:r>
-      <w:proofErr w:type="gramEnd"/>
-      <w:r>
-        <w:rPr>
-          <w:rFonts w:ascii="Arial" w:eastAsia="Times New Roman" w:hAnsi="Arial" w:cs="Arial"/>
-          <w:color w:val="2E2B29"/>
-          <w:kern w:val="0"/>
-          <w:sz w:val="27"/>
-          <w:szCs w:val="27"/>
-          <w:shd w:val="clear" w:color="auto" w:fill="FCFAF8"/>
-          <w14:ligatures w14:val="none"/>
-        </w:rPr>
-        <w:t>* Blast radius of compromised bot limited to single trade, not entire portfolio.</w:t>
+        <w:t>- **Outcome:** Blast radius of compromised bot limited to single trade, not entire portfolio.</w:t>
       </w:r>
     </w:p>
     <w:p>
@@ -8514,99 +5734,47 @@
           <w:shd w:val="clear" w:color="auto" w:fill="FCFAF8"/>
           <w14:ligatures w14:val="none"/>
         </w:rPr>
-        <w:t>**</w:t>
-      </w:r>
-      <w:proofErr w:type="gramStart"/>
-      <w:r>
-        <w:rPr>
-          <w:rFonts w:ascii="Arial" w:eastAsia="Times New Roman" w:hAnsi="Arial" w:cs="Arial"/>
-          <w:color w:val="2E2B29"/>
-          <w:kern w:val="0"/>
-          <w:sz w:val="27"/>
-          <w:szCs w:val="27"/>
-          <w:shd w:val="clear" w:color="auto" w:fill="FCFAF8"/>
-          <w14:ligatures w14:val="none"/>
-        </w:rPr>
-        <w:t>Challenge:*</w:t>
-      </w:r>
-      <w:proofErr w:type="gramEnd"/>
-      <w:r>
-        <w:rPr>
-          <w:rFonts w:ascii="Arial" w:eastAsia="Times New Roman" w:hAnsi="Arial" w:cs="Arial"/>
-          <w:color w:val="2E2B29"/>
-          <w:kern w:val="0"/>
-          <w:sz w:val="27"/>
-          <w:szCs w:val="27"/>
-          <w:shd w:val="clear" w:color="auto" w:fill="FCFAF8"/>
-          <w14:ligatures w14:val="none"/>
-        </w:rPr>
-        <w:t>* EHR systems require broad file access for clinical workflows, but ransomware exploits this persistence.</w:t>
-      </w:r>
-    </w:p>
-    <w:p>
-      <w:pPr>
-        <w:spacing w:after="0" w:line="240" w:lineRule="auto"/>
-        <w:rPr>
-          <w:rFonts w:ascii="Arial" w:eastAsia="Times New Roman" w:hAnsi="Arial" w:cs="Arial"/>
-          <w:color w:val="2E2B29"/>
-          <w:kern w:val="0"/>
-          <w:sz w:val="27"/>
-          <w:szCs w:val="27"/>
-          <w:shd w:val="clear" w:color="auto" w:fill="FCFAF8"/>
-          <w14:ligatures w14:val="none"/>
-        </w:rPr>
-      </w:pPr>
-    </w:p>
-    <w:p>
-      <w:pPr>
-        <w:spacing w:after="0" w:line="240" w:lineRule="auto"/>
-        <w:rPr>
-          <w:rFonts w:ascii="Arial" w:eastAsia="Times New Roman" w:hAnsi="Arial" w:cs="Arial"/>
-          <w:color w:val="2E2B29"/>
-          <w:kern w:val="0"/>
-          <w:sz w:val="27"/>
-          <w:szCs w:val="27"/>
-          <w:shd w:val="clear" w:color="auto" w:fill="FCFAF8"/>
-          <w14:ligatures w14:val="none"/>
-        </w:rPr>
-      </w:pPr>
-      <w:r>
-        <w:rPr>
-          <w:rFonts w:ascii="Arial" w:eastAsia="Times New Roman" w:hAnsi="Arial" w:cs="Arial"/>
-          <w:color w:val="2E2B29"/>
-          <w:kern w:val="0"/>
-          <w:sz w:val="27"/>
-          <w:szCs w:val="27"/>
-          <w:shd w:val="clear" w:color="auto" w:fill="FCFAF8"/>
-          <w14:ligatures w14:val="none"/>
-        </w:rPr>
-        <w:t xml:space="preserve">**IKRL </w:t>
-      </w:r>
-      <w:proofErr w:type="gramStart"/>
-      <w:r>
-        <w:rPr>
-          <w:rFonts w:ascii="Arial" w:eastAsia="Times New Roman" w:hAnsi="Arial" w:cs="Arial"/>
-          <w:color w:val="2E2B29"/>
-          <w:kern w:val="0"/>
-          <w:sz w:val="27"/>
-          <w:szCs w:val="27"/>
-          <w:shd w:val="clear" w:color="auto" w:fill="FCFAF8"/>
-          <w14:ligatures w14:val="none"/>
-        </w:rPr>
-        <w:t>Implementation:*</w:t>
-      </w:r>
-      <w:proofErr w:type="gramEnd"/>
-      <w:r>
-        <w:rPr>
-          <w:rFonts w:ascii="Arial" w:eastAsia="Times New Roman" w:hAnsi="Arial" w:cs="Arial"/>
-          <w:color w:val="2E2B29"/>
-          <w:kern w:val="0"/>
-          <w:sz w:val="27"/>
-          <w:szCs w:val="27"/>
-          <w:shd w:val="clear" w:color="auto" w:fill="FCFAF8"/>
-          <w14:ligatures w14:val="none"/>
-        </w:rPr>
-        <w:t>*</w:t>
+        <w:t>**Challenge:** EHR systems require broad file access for clinical workflows, but ransomware exploits this persistence.</w:t>
+      </w:r>
+    </w:p>
+    <w:p>
+      <w:pPr>
+        <w:spacing w:after="0" w:line="240" w:lineRule="auto"/>
+        <w:rPr>
+          <w:rFonts w:ascii="Arial" w:eastAsia="Times New Roman" w:hAnsi="Arial" w:cs="Arial"/>
+          <w:color w:val="2E2B29"/>
+          <w:kern w:val="0"/>
+          <w:sz w:val="27"/>
+          <w:szCs w:val="27"/>
+          <w:shd w:val="clear" w:color="auto" w:fill="FCFAF8"/>
+          <w14:ligatures w14:val="none"/>
+        </w:rPr>
+      </w:pPr>
+    </w:p>
+    <w:p>
+      <w:pPr>
+        <w:spacing w:after="0" w:line="240" w:lineRule="auto"/>
+        <w:rPr>
+          <w:rFonts w:ascii="Arial" w:eastAsia="Times New Roman" w:hAnsi="Arial" w:cs="Arial"/>
+          <w:color w:val="2E2B29"/>
+          <w:kern w:val="0"/>
+          <w:sz w:val="27"/>
+          <w:szCs w:val="27"/>
+          <w:shd w:val="clear" w:color="auto" w:fill="FCFAF8"/>
+          <w14:ligatures w14:val="none"/>
+        </w:rPr>
+      </w:pPr>
+      <w:r>
+        <w:rPr>
+          <w:rFonts w:ascii="Arial" w:eastAsia="Times New Roman" w:hAnsi="Arial" w:cs="Arial"/>
+          <w:color w:val="2E2B29"/>
+          <w:kern w:val="0"/>
+          <w:sz w:val="27"/>
+          <w:szCs w:val="27"/>
+          <w:shd w:val="clear" w:color="auto" w:fill="FCFAF8"/>
+          <w14:ligatures w14:val="none"/>
+        </w:rPr>
+        <w:t>**IKRL Implementation:**</w:t>
       </w:r>
     </w:p>
     <w:p>
@@ -8710,33 +5878,7 @@
           <w:shd w:val="clear" w:color="auto" w:fill="FCFAF8"/>
           <w14:ligatures w14:val="none"/>
         </w:rPr>
-        <w:t>- **</w:t>
-      </w:r>
-      <w:proofErr w:type="gramStart"/>
-      <w:r>
-        <w:rPr>
-          <w:rFonts w:ascii="Arial" w:eastAsia="Times New Roman" w:hAnsi="Arial" w:cs="Arial"/>
-          <w:color w:val="2E2B29"/>
-          <w:kern w:val="0"/>
-          <w:sz w:val="27"/>
-          <w:szCs w:val="27"/>
-          <w:shd w:val="clear" w:color="auto" w:fill="FCFAF8"/>
-          <w14:ligatures w14:val="none"/>
-        </w:rPr>
-        <w:t>Outcome:*</w:t>
-      </w:r>
-      <w:proofErr w:type="gramEnd"/>
-      <w:r>
-        <w:rPr>
-          <w:rFonts w:ascii="Arial" w:eastAsia="Times New Roman" w:hAnsi="Arial" w:cs="Arial"/>
-          <w:color w:val="2E2B29"/>
-          <w:kern w:val="0"/>
-          <w:sz w:val="27"/>
-          <w:szCs w:val="27"/>
-          <w:shd w:val="clear" w:color="auto" w:fill="FCFAF8"/>
-          <w14:ligatures w14:val="none"/>
-        </w:rPr>
-        <w:t>* Ransomware cannot bulk-encrypt patient records; each file requires separate intent verification.</w:t>
+        <w:t>- **Outcome:** Ransomware cannot bulk-encrypt patient records; each file requires separate intent verification.</w:t>
       </w:r>
     </w:p>
     <w:p>
@@ -8802,151 +5944,73 @@
           <w:shd w:val="clear" w:color="auto" w:fill="FCFAF8"/>
           <w14:ligatures w14:val="none"/>
         </w:rPr>
-        <w:t>**</w:t>
-      </w:r>
-      <w:proofErr w:type="gramStart"/>
-      <w:r>
-        <w:rPr>
-          <w:rFonts w:ascii="Arial" w:eastAsia="Times New Roman" w:hAnsi="Arial" w:cs="Arial"/>
-          <w:color w:val="2E2B29"/>
-          <w:kern w:val="0"/>
-          <w:sz w:val="27"/>
-          <w:szCs w:val="27"/>
-          <w:shd w:val="clear" w:color="auto" w:fill="FCFAF8"/>
-          <w14:ligatures w14:val="none"/>
-        </w:rPr>
-        <w:t>Challenge:*</w:t>
-      </w:r>
-      <w:proofErr w:type="gramEnd"/>
-      <w:r>
-        <w:rPr>
-          <w:rFonts w:ascii="Arial" w:eastAsia="Times New Roman" w:hAnsi="Arial" w:cs="Arial"/>
-          <w:color w:val="2E2B29"/>
-          <w:kern w:val="0"/>
-          <w:sz w:val="27"/>
-          <w:szCs w:val="27"/>
-          <w:shd w:val="clear" w:color="auto" w:fill="FCFAF8"/>
-          <w14:ligatures w14:val="none"/>
-        </w:rPr>
-        <w:t>* Legacy Windows XP/7 systems in manufacturing cannot be patched, vulnerable to WannaCry variants.</w:t>
-      </w:r>
-    </w:p>
-    <w:p>
-      <w:pPr>
-        <w:spacing w:after="0" w:line="240" w:lineRule="auto"/>
-        <w:rPr>
-          <w:rFonts w:ascii="Arial" w:eastAsia="Times New Roman" w:hAnsi="Arial" w:cs="Arial"/>
-          <w:color w:val="2E2B29"/>
-          <w:kern w:val="0"/>
-          <w:sz w:val="27"/>
-          <w:szCs w:val="27"/>
-          <w:shd w:val="clear" w:color="auto" w:fill="FCFAF8"/>
-          <w14:ligatures w14:val="none"/>
-        </w:rPr>
-      </w:pPr>
-    </w:p>
-    <w:p>
-      <w:pPr>
-        <w:spacing w:after="0" w:line="240" w:lineRule="auto"/>
-        <w:rPr>
-          <w:rFonts w:ascii="Arial" w:eastAsia="Times New Roman" w:hAnsi="Arial" w:cs="Arial"/>
-          <w:color w:val="2E2B29"/>
-          <w:kern w:val="0"/>
-          <w:sz w:val="27"/>
-          <w:szCs w:val="27"/>
-          <w:shd w:val="clear" w:color="auto" w:fill="FCFAF8"/>
-          <w14:ligatures w14:val="none"/>
-        </w:rPr>
-      </w:pPr>
-      <w:r>
-        <w:rPr>
-          <w:rFonts w:ascii="Arial" w:eastAsia="Times New Roman" w:hAnsi="Arial" w:cs="Arial"/>
-          <w:color w:val="2E2B29"/>
-          <w:kern w:val="0"/>
-          <w:sz w:val="27"/>
-          <w:szCs w:val="27"/>
-          <w:shd w:val="clear" w:color="auto" w:fill="FCFAF8"/>
-          <w14:ligatures w14:val="none"/>
-        </w:rPr>
-        <w:t xml:space="preserve">**IKRL </w:t>
-      </w:r>
-      <w:proofErr w:type="gramStart"/>
-      <w:r>
-        <w:rPr>
-          <w:rFonts w:ascii="Arial" w:eastAsia="Times New Roman" w:hAnsi="Arial" w:cs="Arial"/>
-          <w:color w:val="2E2B29"/>
-          <w:kern w:val="0"/>
-          <w:sz w:val="27"/>
-          <w:szCs w:val="27"/>
-          <w:shd w:val="clear" w:color="auto" w:fill="FCFAF8"/>
-          <w14:ligatures w14:val="none"/>
-        </w:rPr>
-        <w:t>Implementation:*</w:t>
-      </w:r>
-      <w:proofErr w:type="gramEnd"/>
-      <w:r>
-        <w:rPr>
-          <w:rFonts w:ascii="Arial" w:eastAsia="Times New Roman" w:hAnsi="Arial" w:cs="Arial"/>
-          <w:color w:val="2E2B29"/>
-          <w:kern w:val="0"/>
-          <w:sz w:val="27"/>
-          <w:szCs w:val="27"/>
-          <w:shd w:val="clear" w:color="auto" w:fill="FCFAF8"/>
-          <w14:ligatures w14:val="none"/>
-        </w:rPr>
-        <w:t>*</w:t>
-      </w:r>
-    </w:p>
-    <w:p>
-      <w:pPr>
-        <w:spacing w:after="0" w:line="240" w:lineRule="auto"/>
-        <w:rPr>
-          <w:rFonts w:ascii="Arial" w:eastAsia="Times New Roman" w:hAnsi="Arial" w:cs="Arial"/>
-          <w:color w:val="2E2B29"/>
-          <w:kern w:val="0"/>
-          <w:sz w:val="27"/>
-          <w:szCs w:val="27"/>
-          <w:shd w:val="clear" w:color="auto" w:fill="FCFAF8"/>
-          <w14:ligatures w14:val="none"/>
-        </w:rPr>
-      </w:pPr>
-      <w:r>
-        <w:rPr>
-          <w:rFonts w:ascii="Arial" w:eastAsia="Times New Roman" w:hAnsi="Arial" w:cs="Arial"/>
-          <w:color w:val="2E2B29"/>
-          <w:kern w:val="0"/>
-          <w:sz w:val="27"/>
-          <w:szCs w:val="27"/>
-          <w:shd w:val="clear" w:color="auto" w:fill="FCFAF8"/>
-          <w14:ligatures w14:val="none"/>
-        </w:rPr>
-        <w:t xml:space="preserve">- Stage 1 deployment </w:t>
-      </w:r>
-      <w:proofErr w:type="gramStart"/>
-      <w:r>
-        <w:rPr>
-          <w:rFonts w:ascii="Arial" w:eastAsia="Times New Roman" w:hAnsi="Arial" w:cs="Arial"/>
-          <w:color w:val="2E2B29"/>
-          <w:kern w:val="0"/>
-          <w:sz w:val="27"/>
-          <w:szCs w:val="27"/>
-          <w:shd w:val="clear" w:color="auto" w:fill="FCFAF8"/>
-          <w14:ligatures w14:val="none"/>
-        </w:rPr>
-        <w:t>on</w:t>
-      </w:r>
-      <w:proofErr w:type="gramEnd"/>
-      <w:r>
-        <w:rPr>
-          <w:rFonts w:ascii="Arial" w:eastAsia="Times New Roman" w:hAnsi="Arial" w:cs="Arial"/>
-          <w:color w:val="2E2B29"/>
-          <w:kern w:val="0"/>
-          <w:sz w:val="27"/>
-          <w:szCs w:val="27"/>
-          <w:shd w:val="clear" w:color="auto" w:fill="FCFAF8"/>
-          <w14:ligatures w14:val="none"/>
-        </w:rPr>
-        <w:t xml:space="preserve"> air-gapped industrial network</w:t>
+        <w:t>**Challenge:** Legacy Windows XP/7 systems in manufacturing cannot be patched, vulnerable to WannaCry variants.</w:t>
+      </w:r>
+    </w:p>
+    <w:p>
+      <w:pPr>
+        <w:spacing w:after="0" w:line="240" w:lineRule="auto"/>
+        <w:rPr>
+          <w:rFonts w:ascii="Arial" w:eastAsia="Times New Roman" w:hAnsi="Arial" w:cs="Arial"/>
+          <w:color w:val="2E2B29"/>
+          <w:kern w:val="0"/>
+          <w:sz w:val="27"/>
+          <w:szCs w:val="27"/>
+          <w:shd w:val="clear" w:color="auto" w:fill="FCFAF8"/>
+          <w14:ligatures w14:val="none"/>
+        </w:rPr>
+      </w:pPr>
+    </w:p>
+    <w:p>
+      <w:pPr>
+        <w:spacing w:after="0" w:line="240" w:lineRule="auto"/>
+        <w:rPr>
+          <w:rFonts w:ascii="Arial" w:eastAsia="Times New Roman" w:hAnsi="Arial" w:cs="Arial"/>
+          <w:color w:val="2E2B29"/>
+          <w:kern w:val="0"/>
+          <w:sz w:val="27"/>
+          <w:szCs w:val="27"/>
+          <w:shd w:val="clear" w:color="auto" w:fill="FCFAF8"/>
+          <w14:ligatures w14:val="none"/>
+        </w:rPr>
+      </w:pPr>
+      <w:r>
+        <w:rPr>
+          <w:rFonts w:ascii="Arial" w:eastAsia="Times New Roman" w:hAnsi="Arial" w:cs="Arial"/>
+          <w:color w:val="2E2B29"/>
+          <w:kern w:val="0"/>
+          <w:sz w:val="27"/>
+          <w:szCs w:val="27"/>
+          <w:shd w:val="clear" w:color="auto" w:fill="FCFAF8"/>
+          <w14:ligatures w14:val="none"/>
+        </w:rPr>
+        <w:t>**IKRL Implementation:**</w:t>
+      </w:r>
+    </w:p>
+    <w:p>
+      <w:pPr>
+        <w:spacing w:after="0" w:line="240" w:lineRule="auto"/>
+        <w:rPr>
+          <w:rFonts w:ascii="Arial" w:eastAsia="Times New Roman" w:hAnsi="Arial" w:cs="Arial"/>
+          <w:color w:val="2E2B29"/>
+          <w:kern w:val="0"/>
+          <w:sz w:val="27"/>
+          <w:szCs w:val="27"/>
+          <w:shd w:val="clear" w:color="auto" w:fill="FCFAF8"/>
+          <w14:ligatures w14:val="none"/>
+        </w:rPr>
+      </w:pPr>
+      <w:r>
+        <w:rPr>
+          <w:rFonts w:ascii="Arial" w:eastAsia="Times New Roman" w:hAnsi="Arial" w:cs="Arial"/>
+          <w:color w:val="2E2B29"/>
+          <w:kern w:val="0"/>
+          <w:sz w:val="27"/>
+          <w:szCs w:val="27"/>
+          <w:shd w:val="clear" w:color="auto" w:fill="FCFAF8"/>
+          <w14:ligatures w14:val="none"/>
+        </w:rPr>
+        <w:t>- Stage 1 deployment on air-gapped industrial network</w:t>
       </w:r>
     </w:p>
     <w:p>
@@ -8998,85 +6062,33 @@
           <w:shd w:val="clear" w:color="auto" w:fill="FCFAF8"/>
           <w14:ligatures w14:val="none"/>
         </w:rPr>
-        <w:t xml:space="preserve">- Safety interlocks </w:t>
-      </w:r>
-      <w:proofErr w:type="spellStart"/>
-      <w:r>
-        <w:rPr>
-          <w:rFonts w:ascii="Arial" w:eastAsia="Times New Roman" w:hAnsi="Arial" w:cs="Arial"/>
-          <w:color w:val="2E2B29"/>
-          <w:kern w:val="0"/>
-          <w:sz w:val="27"/>
-          <w:szCs w:val="27"/>
-          <w:shd w:val="clear" w:color="auto" w:fill="FCFAF8"/>
-          <w14:ligatures w14:val="none"/>
-        </w:rPr>
-        <w:t>bypassable</w:t>
-      </w:r>
-      <w:proofErr w:type="spellEnd"/>
-      <w:r>
-        <w:rPr>
-          <w:rFonts w:ascii="Arial" w:eastAsia="Times New Roman" w:hAnsi="Arial" w:cs="Arial"/>
-          <w:color w:val="2E2B29"/>
-          <w:kern w:val="0"/>
-          <w:sz w:val="27"/>
-          <w:szCs w:val="27"/>
-          <w:shd w:val="clear" w:color="auto" w:fill="FCFAF8"/>
-          <w14:ligatures w14:val="none"/>
-        </w:rPr>
-        <w:t xml:space="preserve"> only via hardware buttons (Trust Tier 1)</w:t>
-      </w:r>
-    </w:p>
-    <w:p>
-      <w:pPr>
-        <w:spacing w:after="0" w:line="240" w:lineRule="auto"/>
-        <w:rPr>
-          <w:rFonts w:ascii="Arial" w:eastAsia="Times New Roman" w:hAnsi="Arial" w:cs="Arial"/>
-          <w:color w:val="2E2B29"/>
-          <w:kern w:val="0"/>
-          <w:sz w:val="27"/>
-          <w:szCs w:val="27"/>
-          <w:shd w:val="clear" w:color="auto" w:fill="FCFAF8"/>
-          <w14:ligatures w14:val="none"/>
-        </w:rPr>
-      </w:pPr>
-      <w:r>
-        <w:rPr>
-          <w:rFonts w:ascii="Arial" w:eastAsia="Times New Roman" w:hAnsi="Arial" w:cs="Arial"/>
-          <w:color w:val="2E2B29"/>
-          <w:kern w:val="0"/>
-          <w:sz w:val="27"/>
-          <w:szCs w:val="27"/>
-          <w:shd w:val="clear" w:color="auto" w:fill="FCFAF8"/>
-          <w14:ligatures w14:val="none"/>
-        </w:rPr>
-        <w:t>- **</w:t>
-      </w:r>
-      <w:proofErr w:type="gramStart"/>
-      <w:r>
-        <w:rPr>
-          <w:rFonts w:ascii="Arial" w:eastAsia="Times New Roman" w:hAnsi="Arial" w:cs="Arial"/>
-          <w:color w:val="2E2B29"/>
-          <w:kern w:val="0"/>
-          <w:sz w:val="27"/>
-          <w:szCs w:val="27"/>
-          <w:shd w:val="clear" w:color="auto" w:fill="FCFAF8"/>
-          <w14:ligatures w14:val="none"/>
-        </w:rPr>
-        <w:t>Outcome:*</w:t>
-      </w:r>
-      <w:proofErr w:type="gramEnd"/>
-      <w:r>
-        <w:rPr>
-          <w:rFonts w:ascii="Arial" w:eastAsia="Times New Roman" w:hAnsi="Arial" w:cs="Arial"/>
-          <w:color w:val="2E2B29"/>
-          <w:kern w:val="0"/>
-          <w:sz w:val="27"/>
-          <w:szCs w:val="27"/>
-          <w:shd w:val="clear" w:color="auto" w:fill="FCFAF8"/>
-          <w14:ligatures w14:val="none"/>
-        </w:rPr>
-        <w:t>* Malware cannot maintain persistent control of physical processes; commands expire automatically.</w:t>
+        <w:t>- Safety interlocks bypassable only via hardware buttons (Trust Tier 1)</w:t>
+      </w:r>
+    </w:p>
+    <w:p>
+      <w:pPr>
+        <w:spacing w:after="0" w:line="240" w:lineRule="auto"/>
+        <w:rPr>
+          <w:rFonts w:ascii="Arial" w:eastAsia="Times New Roman" w:hAnsi="Arial" w:cs="Arial"/>
+          <w:color w:val="2E2B29"/>
+          <w:kern w:val="0"/>
+          <w:sz w:val="27"/>
+          <w:szCs w:val="27"/>
+          <w:shd w:val="clear" w:color="auto" w:fill="FCFAF8"/>
+          <w14:ligatures w14:val="none"/>
+        </w:rPr>
+      </w:pPr>
+      <w:r>
+        <w:rPr>
+          <w:rFonts w:ascii="Arial" w:eastAsia="Times New Roman" w:hAnsi="Arial" w:cs="Arial"/>
+          <w:color w:val="2E2B29"/>
+          <w:kern w:val="0"/>
+          <w:sz w:val="27"/>
+          <w:szCs w:val="27"/>
+          <w:shd w:val="clear" w:color="auto" w:fill="FCFAF8"/>
+          <w14:ligatures w14:val="none"/>
+        </w:rPr>
+        <w:t>- **Outcome:** Malware cannot maintain persistent control of physical processes; commands expire automatically.</w:t>
       </w:r>
     </w:p>
     <w:p>
@@ -9156,33 +6168,7 @@
           <w:shd w:val="clear" w:color="auto" w:fill="FCFAF8"/>
           <w14:ligatures w14:val="none"/>
         </w:rPr>
-        <w:t xml:space="preserve">## **8. Migration Strategy: The </w:t>
-      </w:r>
-      <w:proofErr w:type="spellStart"/>
-      <w:r>
-        <w:rPr>
-          <w:rFonts w:ascii="Arial" w:eastAsia="Times New Roman" w:hAnsi="Arial" w:cs="Arial"/>
-          <w:color w:val="2E2B29"/>
-          <w:kern w:val="0"/>
-          <w:sz w:val="27"/>
-          <w:szCs w:val="27"/>
-          <w:shd w:val="clear" w:color="auto" w:fill="FCFAF8"/>
-          <w14:ligatures w14:val="none"/>
-        </w:rPr>
-        <w:t>IntentKernel</w:t>
-      </w:r>
-      <w:proofErr w:type="spellEnd"/>
-      <w:r>
-        <w:rPr>
-          <w:rFonts w:ascii="Arial" w:eastAsia="Times New Roman" w:hAnsi="Arial" w:cs="Arial"/>
-          <w:color w:val="2E2B29"/>
-          <w:kern w:val="0"/>
-          <w:sz w:val="27"/>
-          <w:szCs w:val="27"/>
-          <w:shd w:val="clear" w:color="auto" w:fill="FCFAF8"/>
-          <w14:ligatures w14:val="none"/>
-        </w:rPr>
-        <w:t xml:space="preserve"> Migration Methodology (IKMM)**</w:t>
+        <w:t>## **8. Migration Strategy: The IntentKernel Migration Methodology (IKMM)**</w:t>
       </w:r>
     </w:p>
     <w:p>
@@ -9263,33 +6249,7 @@
           <w14:ligatures w14:val="none"/>
         </w:rPr>
         <w:lastRenderedPageBreak/>
-        <w:t xml:space="preserve">### **Phase 1: Discovery (4 </w:t>
-      </w:r>
-      <w:proofErr w:type="gramStart"/>
-      <w:r>
-        <w:rPr>
-          <w:rFonts w:ascii="Arial" w:eastAsia="Times New Roman" w:hAnsi="Arial" w:cs="Arial"/>
-          <w:color w:val="2E2B29"/>
-          <w:kern w:val="0"/>
-          <w:sz w:val="27"/>
-          <w:szCs w:val="27"/>
-          <w:shd w:val="clear" w:color="auto" w:fill="FCFAF8"/>
-          <w14:ligatures w14:val="none"/>
-        </w:rPr>
-        <w:t>weeks)*</w:t>
-      </w:r>
-      <w:proofErr w:type="gramEnd"/>
-      <w:r>
-        <w:rPr>
-          <w:rFonts w:ascii="Arial" w:eastAsia="Times New Roman" w:hAnsi="Arial" w:cs="Arial"/>
-          <w:color w:val="2E2B29"/>
-          <w:kern w:val="0"/>
-          <w:sz w:val="27"/>
-          <w:szCs w:val="27"/>
-          <w:shd w:val="clear" w:color="auto" w:fill="FCFAF8"/>
-          <w14:ligatures w14:val="none"/>
-        </w:rPr>
-        <w:t xml:space="preserve">* </w:t>
+        <w:t xml:space="preserve">### **Phase 1: Discovery (4 weeks)** </w:t>
       </w:r>
       <w:r>
         <w:rPr>
@@ -9327,33 +6287,7 @@
           <w:shd w:val="clear" w:color="auto" w:fill="FCFAF8"/>
           <w14:ligatures w14:val="none"/>
         </w:rPr>
-        <w:t xml:space="preserve">- Application inventory and </w:t>
-      </w:r>
-      <w:proofErr w:type="spellStart"/>
-      <w:r>
-        <w:rPr>
-          <w:rFonts w:ascii="Arial" w:eastAsia="Times New Roman" w:hAnsi="Arial" w:cs="Arial"/>
-          <w:color w:val="2E2B29"/>
-          <w:kern w:val="0"/>
-          <w:sz w:val="27"/>
-          <w:szCs w:val="27"/>
-          <w:shd w:val="clear" w:color="auto" w:fill="FCFAF8"/>
-          <w14:ligatures w14:val="none"/>
-        </w:rPr>
-        <w:t>syscall</w:t>
-      </w:r>
-      <w:proofErr w:type="spellEnd"/>
-      <w:r>
-        <w:rPr>
-          <w:rFonts w:ascii="Arial" w:eastAsia="Times New Roman" w:hAnsi="Arial" w:cs="Arial"/>
-          <w:color w:val="2E2B29"/>
-          <w:kern w:val="0"/>
-          <w:sz w:val="27"/>
-          <w:szCs w:val="27"/>
-          <w:shd w:val="clear" w:color="auto" w:fill="FCFAF8"/>
-          <w14:ligatures w14:val="none"/>
-        </w:rPr>
-        <w:t xml:space="preserve"> profiling</w:t>
+        <w:t>- Application inventory and syscall profiling</w:t>
       </w:r>
     </w:p>
     <w:p>
@@ -9405,99 +6339,47 @@
           <w:shd w:val="clear" w:color="auto" w:fill="FCFAF8"/>
           <w14:ligatures w14:val="none"/>
         </w:rPr>
-        <w:t>- **</w:t>
-      </w:r>
-      <w:proofErr w:type="gramStart"/>
-      <w:r>
-        <w:rPr>
-          <w:rFonts w:ascii="Arial" w:eastAsia="Times New Roman" w:hAnsi="Arial" w:cs="Arial"/>
-          <w:color w:val="2E2B29"/>
-          <w:kern w:val="0"/>
-          <w:sz w:val="27"/>
-          <w:szCs w:val="27"/>
-          <w:shd w:val="clear" w:color="auto" w:fill="FCFAF8"/>
-          <w14:ligatures w14:val="none"/>
-        </w:rPr>
-        <w:t>Deliverable:*</w:t>
-      </w:r>
-      <w:proofErr w:type="gramEnd"/>
-      <w:r>
-        <w:rPr>
-          <w:rFonts w:ascii="Arial" w:eastAsia="Times New Roman" w:hAnsi="Arial" w:cs="Arial"/>
-          <w:color w:val="2E2B29"/>
-          <w:kern w:val="0"/>
-          <w:sz w:val="27"/>
-          <w:szCs w:val="27"/>
-          <w:shd w:val="clear" w:color="auto" w:fill="FCFAF8"/>
-          <w14:ligatures w14:val="none"/>
-        </w:rPr>
-        <w:t>* Migration priority matrix</w:t>
-      </w:r>
-    </w:p>
-    <w:p>
-      <w:pPr>
-        <w:spacing w:after="0" w:line="240" w:lineRule="auto"/>
-        <w:rPr>
-          <w:rFonts w:ascii="Arial" w:eastAsia="Times New Roman" w:hAnsi="Arial" w:cs="Arial"/>
-          <w:color w:val="2E2B29"/>
-          <w:kern w:val="0"/>
-          <w:sz w:val="27"/>
-          <w:szCs w:val="27"/>
-          <w:shd w:val="clear" w:color="auto" w:fill="FCFAF8"/>
-          <w14:ligatures w14:val="none"/>
-        </w:rPr>
-      </w:pPr>
-    </w:p>
-    <w:p>
-      <w:pPr>
-        <w:spacing w:after="0" w:line="240" w:lineRule="auto"/>
-        <w:rPr>
-          <w:rFonts w:ascii="Arial" w:eastAsia="Times New Roman" w:hAnsi="Arial" w:cs="Arial"/>
-          <w:color w:val="2E2B29"/>
-          <w:kern w:val="0"/>
-          <w:sz w:val="27"/>
-          <w:szCs w:val="27"/>
-          <w:shd w:val="clear" w:color="auto" w:fill="FCFAF8"/>
-          <w14:ligatures w14:val="none"/>
-        </w:rPr>
-      </w:pPr>
-      <w:r>
-        <w:rPr>
-          <w:rFonts w:ascii="Arial" w:eastAsia="Times New Roman" w:hAnsi="Arial" w:cs="Arial"/>
-          <w:color w:val="2E2B29"/>
-          <w:kern w:val="0"/>
-          <w:sz w:val="27"/>
-          <w:szCs w:val="27"/>
-          <w:shd w:val="clear" w:color="auto" w:fill="FCFAF8"/>
-          <w14:ligatures w14:val="none"/>
-        </w:rPr>
-        <w:t xml:space="preserve">### **Phase 2: Pilot (8 </w:t>
-      </w:r>
-      <w:proofErr w:type="gramStart"/>
-      <w:r>
-        <w:rPr>
-          <w:rFonts w:ascii="Arial" w:eastAsia="Times New Roman" w:hAnsi="Arial" w:cs="Arial"/>
-          <w:color w:val="2E2B29"/>
-          <w:kern w:val="0"/>
-          <w:sz w:val="27"/>
-          <w:szCs w:val="27"/>
-          <w:shd w:val="clear" w:color="auto" w:fill="FCFAF8"/>
-          <w14:ligatures w14:val="none"/>
-        </w:rPr>
-        <w:t>weeks)*</w:t>
-      </w:r>
-      <w:proofErr w:type="gramEnd"/>
-      <w:r>
-        <w:rPr>
-          <w:rFonts w:ascii="Arial" w:eastAsia="Times New Roman" w:hAnsi="Arial" w:cs="Arial"/>
-          <w:color w:val="2E2B29"/>
-          <w:kern w:val="0"/>
-          <w:sz w:val="27"/>
-          <w:szCs w:val="27"/>
-          <w:shd w:val="clear" w:color="auto" w:fill="FCFAF8"/>
-          <w14:ligatures w14:val="none"/>
-        </w:rPr>
-        <w:t xml:space="preserve">* </w:t>
+        <w:t>- **Deliverable:** Migration priority matrix</w:t>
+      </w:r>
+    </w:p>
+    <w:p>
+      <w:pPr>
+        <w:spacing w:after="0" w:line="240" w:lineRule="auto"/>
+        <w:rPr>
+          <w:rFonts w:ascii="Arial" w:eastAsia="Times New Roman" w:hAnsi="Arial" w:cs="Arial"/>
+          <w:color w:val="2E2B29"/>
+          <w:kern w:val="0"/>
+          <w:sz w:val="27"/>
+          <w:szCs w:val="27"/>
+          <w:shd w:val="clear" w:color="auto" w:fill="FCFAF8"/>
+          <w14:ligatures w14:val="none"/>
+        </w:rPr>
+      </w:pPr>
+    </w:p>
+    <w:p>
+      <w:pPr>
+        <w:spacing w:after="0" w:line="240" w:lineRule="auto"/>
+        <w:rPr>
+          <w:rFonts w:ascii="Arial" w:eastAsia="Times New Roman" w:hAnsi="Arial" w:cs="Arial"/>
+          <w:color w:val="2E2B29"/>
+          <w:kern w:val="0"/>
+          <w:sz w:val="27"/>
+          <w:szCs w:val="27"/>
+          <w:shd w:val="clear" w:color="auto" w:fill="FCFAF8"/>
+          <w14:ligatures w14:val="none"/>
+        </w:rPr>
+      </w:pPr>
+      <w:r>
+        <w:rPr>
+          <w:rFonts w:ascii="Arial" w:eastAsia="Times New Roman" w:hAnsi="Arial" w:cs="Arial"/>
+          <w:color w:val="2E2B29"/>
+          <w:kern w:val="0"/>
+          <w:sz w:val="27"/>
+          <w:szCs w:val="27"/>
+          <w:shd w:val="clear" w:color="auto" w:fill="FCFAF8"/>
+          <w14:ligatures w14:val="none"/>
+        </w:rPr>
+        <w:t xml:space="preserve">### **Phase 2: Pilot (8 weeks)** </w:t>
       </w:r>
       <w:r>
         <w:rPr>
@@ -9587,99 +6469,47 @@
           <w:shd w:val="clear" w:color="auto" w:fill="FCFAF8"/>
           <w14:ligatures w14:val="none"/>
         </w:rPr>
-        <w:t xml:space="preserve">- **Safety </w:t>
-      </w:r>
-      <w:proofErr w:type="gramStart"/>
-      <w:r>
-        <w:rPr>
-          <w:rFonts w:ascii="Arial" w:eastAsia="Times New Roman" w:hAnsi="Arial" w:cs="Arial"/>
-          <w:color w:val="2E2B29"/>
-          <w:kern w:val="0"/>
-          <w:sz w:val="27"/>
-          <w:szCs w:val="27"/>
-          <w:shd w:val="clear" w:color="auto" w:fill="FCFAF8"/>
-          <w14:ligatures w14:val="none"/>
-        </w:rPr>
-        <w:t>Mechanism:*</w:t>
-      </w:r>
-      <w:proofErr w:type="gramEnd"/>
-      <w:r>
-        <w:rPr>
-          <w:rFonts w:ascii="Arial" w:eastAsia="Times New Roman" w:hAnsi="Arial" w:cs="Arial"/>
-          <w:color w:val="2E2B29"/>
-          <w:kern w:val="0"/>
-          <w:sz w:val="27"/>
-          <w:szCs w:val="27"/>
-          <w:shd w:val="clear" w:color="auto" w:fill="FCFAF8"/>
-          <w14:ligatures w14:val="none"/>
-        </w:rPr>
-        <w:t>* "Safety Valve" switch for instant fallback to native OS permissions</w:t>
-      </w:r>
-    </w:p>
-    <w:p>
-      <w:pPr>
-        <w:spacing w:after="0" w:line="240" w:lineRule="auto"/>
-        <w:rPr>
-          <w:rFonts w:ascii="Arial" w:eastAsia="Times New Roman" w:hAnsi="Arial" w:cs="Arial"/>
-          <w:color w:val="2E2B29"/>
-          <w:kern w:val="0"/>
-          <w:sz w:val="27"/>
-          <w:szCs w:val="27"/>
-          <w:shd w:val="clear" w:color="auto" w:fill="FCFAF8"/>
-          <w14:ligatures w14:val="none"/>
-        </w:rPr>
-      </w:pPr>
-    </w:p>
-    <w:p>
-      <w:pPr>
-        <w:spacing w:after="0" w:line="240" w:lineRule="auto"/>
-        <w:rPr>
-          <w:rFonts w:ascii="Arial" w:eastAsia="Times New Roman" w:hAnsi="Arial" w:cs="Arial"/>
-          <w:color w:val="2E2B29"/>
-          <w:kern w:val="0"/>
-          <w:sz w:val="27"/>
-          <w:szCs w:val="27"/>
-          <w:shd w:val="clear" w:color="auto" w:fill="FCFAF8"/>
-          <w14:ligatures w14:val="none"/>
-        </w:rPr>
-      </w:pPr>
-      <w:r>
-        <w:rPr>
-          <w:rFonts w:ascii="Arial" w:eastAsia="Times New Roman" w:hAnsi="Arial" w:cs="Arial"/>
-          <w:color w:val="2E2B29"/>
-          <w:kern w:val="0"/>
-          <w:sz w:val="27"/>
-          <w:szCs w:val="27"/>
-          <w:shd w:val="clear" w:color="auto" w:fill="FCFAF8"/>
-          <w14:ligatures w14:val="none"/>
-        </w:rPr>
-        <w:t xml:space="preserve">### **Phase 3: Hardening (6 </w:t>
-      </w:r>
-      <w:proofErr w:type="gramStart"/>
-      <w:r>
-        <w:rPr>
-          <w:rFonts w:ascii="Arial" w:eastAsia="Times New Roman" w:hAnsi="Arial" w:cs="Arial"/>
-          <w:color w:val="2E2B29"/>
-          <w:kern w:val="0"/>
-          <w:sz w:val="27"/>
-          <w:szCs w:val="27"/>
-          <w:shd w:val="clear" w:color="auto" w:fill="FCFAF8"/>
-          <w14:ligatures w14:val="none"/>
-        </w:rPr>
-        <w:t>weeks)*</w:t>
-      </w:r>
-      <w:proofErr w:type="gramEnd"/>
-      <w:r>
-        <w:rPr>
-          <w:rFonts w:ascii="Arial" w:eastAsia="Times New Roman" w:hAnsi="Arial" w:cs="Arial"/>
-          <w:color w:val="2E2B29"/>
-          <w:kern w:val="0"/>
-          <w:sz w:val="27"/>
-          <w:szCs w:val="27"/>
-          <w:shd w:val="clear" w:color="auto" w:fill="FCFAF8"/>
-          <w14:ligatures w14:val="none"/>
-        </w:rPr>
-        <w:t xml:space="preserve">* </w:t>
+        <w:t>- **Safety Mechanism:** "Safety Valve" switch for instant fallback to native OS permissions</w:t>
+      </w:r>
+    </w:p>
+    <w:p>
+      <w:pPr>
+        <w:spacing w:after="0" w:line="240" w:lineRule="auto"/>
+        <w:rPr>
+          <w:rFonts w:ascii="Arial" w:eastAsia="Times New Roman" w:hAnsi="Arial" w:cs="Arial"/>
+          <w:color w:val="2E2B29"/>
+          <w:kern w:val="0"/>
+          <w:sz w:val="27"/>
+          <w:szCs w:val="27"/>
+          <w:shd w:val="clear" w:color="auto" w:fill="FCFAF8"/>
+          <w14:ligatures w14:val="none"/>
+        </w:rPr>
+      </w:pPr>
+    </w:p>
+    <w:p>
+      <w:pPr>
+        <w:spacing w:after="0" w:line="240" w:lineRule="auto"/>
+        <w:rPr>
+          <w:rFonts w:ascii="Arial" w:eastAsia="Times New Roman" w:hAnsi="Arial" w:cs="Arial"/>
+          <w:color w:val="2E2B29"/>
+          <w:kern w:val="0"/>
+          <w:sz w:val="27"/>
+          <w:szCs w:val="27"/>
+          <w:shd w:val="clear" w:color="auto" w:fill="FCFAF8"/>
+          <w14:ligatures w14:val="none"/>
+        </w:rPr>
+      </w:pPr>
+      <w:r>
+        <w:rPr>
+          <w:rFonts w:ascii="Arial" w:eastAsia="Times New Roman" w:hAnsi="Arial" w:cs="Arial"/>
+          <w:color w:val="2E2B29"/>
+          <w:kern w:val="0"/>
+          <w:sz w:val="27"/>
+          <w:szCs w:val="27"/>
+          <w:shd w:val="clear" w:color="auto" w:fill="FCFAF8"/>
+          <w14:ligatures w14:val="none"/>
+        </w:rPr>
+        <w:t xml:space="preserve">### **Phase 3: Hardening (6 weeks)** </w:t>
       </w:r>
       <w:r>
         <w:rPr>
@@ -9769,99 +6599,47 @@
           <w:shd w:val="clear" w:color="auto" w:fill="FCFAF8"/>
           <w14:ligatures w14:val="none"/>
         </w:rPr>
-        <w:t>- **</w:t>
-      </w:r>
-      <w:proofErr w:type="gramStart"/>
-      <w:r>
-        <w:rPr>
-          <w:rFonts w:ascii="Arial" w:eastAsia="Times New Roman" w:hAnsi="Arial" w:cs="Arial"/>
-          <w:color w:val="2E2B29"/>
-          <w:kern w:val="0"/>
-          <w:sz w:val="27"/>
-          <w:szCs w:val="27"/>
-          <w:shd w:val="clear" w:color="auto" w:fill="FCFAF8"/>
-          <w14:ligatures w14:val="none"/>
-        </w:rPr>
-        <w:t>Deliverable:*</w:t>
-      </w:r>
-      <w:proofErr w:type="gramEnd"/>
-      <w:r>
-        <w:rPr>
-          <w:rFonts w:ascii="Arial" w:eastAsia="Times New Roman" w:hAnsi="Arial" w:cs="Arial"/>
-          <w:color w:val="2E2B29"/>
-          <w:kern w:val="0"/>
-          <w:sz w:val="27"/>
-          <w:szCs w:val="27"/>
-          <w:shd w:val="clear" w:color="auto" w:fill="FCFAF8"/>
-          <w14:ligatures w14:val="none"/>
-        </w:rPr>
-        <w:t>* Production-ready policy DSL</w:t>
-      </w:r>
-    </w:p>
-    <w:p>
-      <w:pPr>
-        <w:spacing w:after="0" w:line="240" w:lineRule="auto"/>
-        <w:rPr>
-          <w:rFonts w:ascii="Arial" w:eastAsia="Times New Roman" w:hAnsi="Arial" w:cs="Arial"/>
-          <w:color w:val="2E2B29"/>
-          <w:kern w:val="0"/>
-          <w:sz w:val="27"/>
-          <w:szCs w:val="27"/>
-          <w:shd w:val="clear" w:color="auto" w:fill="FCFAF8"/>
-          <w14:ligatures w14:val="none"/>
-        </w:rPr>
-      </w:pPr>
-    </w:p>
-    <w:p>
-      <w:pPr>
-        <w:spacing w:after="0" w:line="240" w:lineRule="auto"/>
-        <w:rPr>
-          <w:rFonts w:ascii="Arial" w:eastAsia="Times New Roman" w:hAnsi="Arial" w:cs="Arial"/>
-          <w:color w:val="2E2B29"/>
-          <w:kern w:val="0"/>
-          <w:sz w:val="27"/>
-          <w:szCs w:val="27"/>
-          <w:shd w:val="clear" w:color="auto" w:fill="FCFAF8"/>
-          <w14:ligatures w14:val="none"/>
-        </w:rPr>
-      </w:pPr>
-      <w:r>
-        <w:rPr>
-          <w:rFonts w:ascii="Arial" w:eastAsia="Times New Roman" w:hAnsi="Arial" w:cs="Arial"/>
-          <w:color w:val="2E2B29"/>
-          <w:kern w:val="0"/>
-          <w:sz w:val="27"/>
-          <w:szCs w:val="27"/>
-          <w:shd w:val="clear" w:color="auto" w:fill="FCFAF8"/>
-          <w14:ligatures w14:val="none"/>
-        </w:rPr>
-        <w:t xml:space="preserve">### **Phase 4: Production Rollout (12 </w:t>
-      </w:r>
-      <w:proofErr w:type="gramStart"/>
-      <w:r>
-        <w:rPr>
-          <w:rFonts w:ascii="Arial" w:eastAsia="Times New Roman" w:hAnsi="Arial" w:cs="Arial"/>
-          <w:color w:val="2E2B29"/>
-          <w:kern w:val="0"/>
-          <w:sz w:val="27"/>
-          <w:szCs w:val="27"/>
-          <w:shd w:val="clear" w:color="auto" w:fill="FCFAF8"/>
-          <w14:ligatures w14:val="none"/>
-        </w:rPr>
-        <w:t>weeks)*</w:t>
-      </w:r>
-      <w:proofErr w:type="gramEnd"/>
-      <w:r>
-        <w:rPr>
-          <w:rFonts w:ascii="Arial" w:eastAsia="Times New Roman" w:hAnsi="Arial" w:cs="Arial"/>
-          <w:color w:val="2E2B29"/>
-          <w:kern w:val="0"/>
-          <w:sz w:val="27"/>
-          <w:szCs w:val="27"/>
-          <w:shd w:val="clear" w:color="auto" w:fill="FCFAF8"/>
-          <w14:ligatures w14:val="none"/>
-        </w:rPr>
-        <w:t xml:space="preserve">* </w:t>
+        <w:t>- **Deliverable:** Production-ready policy DSL</w:t>
+      </w:r>
+    </w:p>
+    <w:p>
+      <w:pPr>
+        <w:spacing w:after="0" w:line="240" w:lineRule="auto"/>
+        <w:rPr>
+          <w:rFonts w:ascii="Arial" w:eastAsia="Times New Roman" w:hAnsi="Arial" w:cs="Arial"/>
+          <w:color w:val="2E2B29"/>
+          <w:kern w:val="0"/>
+          <w:sz w:val="27"/>
+          <w:szCs w:val="27"/>
+          <w:shd w:val="clear" w:color="auto" w:fill="FCFAF8"/>
+          <w14:ligatures w14:val="none"/>
+        </w:rPr>
+      </w:pPr>
+    </w:p>
+    <w:p>
+      <w:pPr>
+        <w:spacing w:after="0" w:line="240" w:lineRule="auto"/>
+        <w:rPr>
+          <w:rFonts w:ascii="Arial" w:eastAsia="Times New Roman" w:hAnsi="Arial" w:cs="Arial"/>
+          <w:color w:val="2E2B29"/>
+          <w:kern w:val="0"/>
+          <w:sz w:val="27"/>
+          <w:szCs w:val="27"/>
+          <w:shd w:val="clear" w:color="auto" w:fill="FCFAF8"/>
+          <w14:ligatures w14:val="none"/>
+        </w:rPr>
+      </w:pPr>
+      <w:r>
+        <w:rPr>
+          <w:rFonts w:ascii="Arial" w:eastAsia="Times New Roman" w:hAnsi="Arial" w:cs="Arial"/>
+          <w:color w:val="2E2B29"/>
+          <w:kern w:val="0"/>
+          <w:sz w:val="27"/>
+          <w:szCs w:val="27"/>
+          <w:shd w:val="clear" w:color="auto" w:fill="FCFAF8"/>
+          <w14:ligatures w14:val="none"/>
+        </w:rPr>
+        <w:t xml:space="preserve">### **Phase 4: Production Rollout (12 weeks)** </w:t>
       </w:r>
       <w:r>
         <w:rPr>
@@ -9951,33 +6729,7 @@
           <w:shd w:val="clear" w:color="auto" w:fill="FCFAF8"/>
           <w14:ligatures w14:val="none"/>
         </w:rPr>
-        <w:t xml:space="preserve">- **Success </w:t>
-      </w:r>
-      <w:proofErr w:type="gramStart"/>
-      <w:r>
-        <w:rPr>
-          <w:rFonts w:ascii="Arial" w:eastAsia="Times New Roman" w:hAnsi="Arial" w:cs="Arial"/>
-          <w:color w:val="2E2B29"/>
-          <w:kern w:val="0"/>
-          <w:sz w:val="27"/>
-          <w:szCs w:val="27"/>
-          <w:shd w:val="clear" w:color="auto" w:fill="FCFAF8"/>
-          <w14:ligatures w14:val="none"/>
-        </w:rPr>
-        <w:t>Metric:*</w:t>
-      </w:r>
-      <w:proofErr w:type="gramEnd"/>
-      <w:r>
-        <w:rPr>
-          <w:rFonts w:ascii="Arial" w:eastAsia="Times New Roman" w:hAnsi="Arial" w:cs="Arial"/>
-          <w:color w:val="2E2B29"/>
-          <w:kern w:val="0"/>
-          <w:sz w:val="27"/>
-          <w:szCs w:val="27"/>
-          <w:shd w:val="clear" w:color="auto" w:fill="FCFAF8"/>
-          <w14:ligatures w14:val="none"/>
-        </w:rPr>
-        <w:t>* Zero business-critical application breakage</w:t>
+        <w:t>- **Success Metric:** Zero business-critical application breakage</w:t>
       </w:r>
     </w:p>
     <w:p>
@@ -10107,33 +6859,7 @@
           <w:shd w:val="clear" w:color="auto" w:fill="FCFAF8"/>
           <w14:ligatures w14:val="none"/>
         </w:rPr>
-        <w:t>- **</w:t>
-      </w:r>
-      <w:proofErr w:type="gramStart"/>
-      <w:r>
-        <w:rPr>
-          <w:rFonts w:ascii="Arial" w:eastAsia="Times New Roman" w:hAnsi="Arial" w:cs="Arial"/>
-          <w:color w:val="2E2B29"/>
-          <w:kern w:val="0"/>
-          <w:sz w:val="27"/>
-          <w:szCs w:val="27"/>
-          <w:shd w:val="clear" w:color="auto" w:fill="FCFAF8"/>
-          <w14:ligatures w14:val="none"/>
-        </w:rPr>
-        <w:t>Goal:*</w:t>
-      </w:r>
-      <w:proofErr w:type="gramEnd"/>
-      <w:r>
-        <w:rPr>
-          <w:rFonts w:ascii="Arial" w:eastAsia="Times New Roman" w:hAnsi="Arial" w:cs="Arial"/>
-          <w:color w:val="2E2B29"/>
-          <w:kern w:val="0"/>
-          <w:sz w:val="27"/>
-          <w:szCs w:val="27"/>
-          <w:shd w:val="clear" w:color="auto" w:fill="FCFAF8"/>
-          <w14:ligatures w14:val="none"/>
-        </w:rPr>
-        <w:t>* &lt;5% overhead through intelligent prefetching</w:t>
+        <w:t>- **Goal:** &lt;5% overhead through intelligent prefetching</w:t>
       </w:r>
     </w:p>
     <w:p>
@@ -10331,33 +7057,7 @@
           <w:shd w:val="clear" w:color="auto" w:fill="FCFAF8"/>
           <w14:ligatures w14:val="none"/>
         </w:rPr>
-        <w:t xml:space="preserve">| **NIST 800-207 (Zero </w:t>
-      </w:r>
-      <w:proofErr w:type="gramStart"/>
-      <w:r>
-        <w:rPr>
-          <w:rFonts w:ascii="Arial" w:eastAsia="Times New Roman" w:hAnsi="Arial" w:cs="Arial"/>
-          <w:color w:val="2E2B29"/>
-          <w:kern w:val="0"/>
-          <w:sz w:val="27"/>
-          <w:szCs w:val="27"/>
-          <w:shd w:val="clear" w:color="auto" w:fill="FCFAF8"/>
-          <w14:ligatures w14:val="none"/>
-        </w:rPr>
-        <w:t>Trust)*</w:t>
-      </w:r>
-      <w:proofErr w:type="gramEnd"/>
-      <w:r>
-        <w:rPr>
-          <w:rFonts w:ascii="Arial" w:eastAsia="Times New Roman" w:hAnsi="Arial" w:cs="Arial"/>
-          <w:color w:val="2E2B29"/>
-          <w:kern w:val="0"/>
-          <w:sz w:val="27"/>
-          <w:szCs w:val="27"/>
-          <w:shd w:val="clear" w:color="auto" w:fill="FCFAF8"/>
-          <w14:ligatures w14:val="none"/>
-        </w:rPr>
-        <w:t>* | Least privilege, continuous verification | Event-scoped capabilities with automatic revocation |</w:t>
+        <w:t>| **NIST 800-207 (Zero Trust)** | Least privilege, continuous verification | Event-scoped capabilities with automatic revocation |</w:t>
       </w:r>
     </w:p>
     <w:p>
@@ -10436,33 +7136,7 @@
           <w14:ligatures w14:val="none"/>
         </w:rPr>
         <w:lastRenderedPageBreak/>
-        <w:t>| **SEC Cybersecurity Rules (</w:t>
-      </w:r>
-      <w:proofErr w:type="gramStart"/>
-      <w:r>
-        <w:rPr>
-          <w:rFonts w:ascii="Arial" w:eastAsia="Times New Roman" w:hAnsi="Arial" w:cs="Arial"/>
-          <w:color w:val="2E2B29"/>
-          <w:kern w:val="0"/>
-          <w:sz w:val="27"/>
-          <w:szCs w:val="27"/>
-          <w:shd w:val="clear" w:color="auto" w:fill="FCFAF8"/>
-          <w14:ligatures w14:val="none"/>
-        </w:rPr>
-        <w:t>2024)*</w:t>
-      </w:r>
-      <w:proofErr w:type="gramEnd"/>
-      <w:r>
-        <w:rPr>
-          <w:rFonts w:ascii="Arial" w:eastAsia="Times New Roman" w:hAnsi="Arial" w:cs="Arial"/>
-          <w:color w:val="2E2B29"/>
-          <w:kern w:val="0"/>
-          <w:sz w:val="27"/>
-          <w:szCs w:val="27"/>
-          <w:shd w:val="clear" w:color="auto" w:fill="FCFAF8"/>
-          <w14:ligatures w14:val="none"/>
-        </w:rPr>
-        <w:t>* | Incident detection and response | Immutable audit logs of all capability grants/revocations |</w:t>
+        <w:t>| **SEC Cybersecurity Rules (2024)** | Incident detection and response | Immutable audit logs of all capability grants/revocations |</w:t>
       </w:r>
     </w:p>
     <w:p>
@@ -10528,33 +7202,7 @@
           <w:shd w:val="clear" w:color="auto" w:fill="FCFAF8"/>
           <w14:ligatures w14:val="none"/>
         </w:rPr>
-        <w:t>### **9.2 Certification Program: "</w:t>
-      </w:r>
-      <w:proofErr w:type="spellStart"/>
-      <w:r>
-        <w:rPr>
-          <w:rFonts w:ascii="Arial" w:eastAsia="Times New Roman" w:hAnsi="Arial" w:cs="Arial"/>
-          <w:color w:val="2E2B29"/>
-          <w:kern w:val="0"/>
-          <w:sz w:val="27"/>
-          <w:szCs w:val="27"/>
-          <w:shd w:val="clear" w:color="auto" w:fill="FCFAF8"/>
-          <w14:ligatures w14:val="none"/>
-        </w:rPr>
-        <w:t>IntentKernel</w:t>
-      </w:r>
-      <w:proofErr w:type="spellEnd"/>
-      <w:r>
-        <w:rPr>
-          <w:rFonts w:ascii="Arial" w:eastAsia="Times New Roman" w:hAnsi="Arial" w:cs="Arial"/>
-          <w:color w:val="2E2B29"/>
-          <w:kern w:val="0"/>
-          <w:sz w:val="27"/>
-          <w:szCs w:val="27"/>
-          <w:shd w:val="clear" w:color="auto" w:fill="FCFAF8"/>
-          <w14:ligatures w14:val="none"/>
-        </w:rPr>
-        <w:t xml:space="preserve"> Compatible"** </w:t>
+        <w:t xml:space="preserve">### **9.2 Certification Program: "IntentKernel Compatible"** </w:t>
       </w:r>
       <w:r>
         <w:rPr>
@@ -10592,189 +7240,85 @@
           <w:shd w:val="clear" w:color="auto" w:fill="FCFAF8"/>
           <w14:ligatures w14:val="none"/>
         </w:rPr>
-        <w:t xml:space="preserve">**Planned Program </w:t>
-      </w:r>
-      <w:proofErr w:type="gramStart"/>
-      <w:r>
-        <w:rPr>
-          <w:rFonts w:ascii="Arial" w:eastAsia="Times New Roman" w:hAnsi="Arial" w:cs="Arial"/>
-          <w:color w:val="2E2B29"/>
-          <w:kern w:val="0"/>
-          <w:sz w:val="27"/>
-          <w:szCs w:val="27"/>
-          <w:shd w:val="clear" w:color="auto" w:fill="FCFAF8"/>
-          <w14:ligatures w14:val="none"/>
-        </w:rPr>
-        <w:t>Structure:*</w:t>
-      </w:r>
-      <w:proofErr w:type="gramEnd"/>
-      <w:r>
-        <w:rPr>
-          <w:rFonts w:ascii="Arial" w:eastAsia="Times New Roman" w:hAnsi="Arial" w:cs="Arial"/>
-          <w:color w:val="2E2B29"/>
-          <w:kern w:val="0"/>
-          <w:sz w:val="27"/>
-          <w:szCs w:val="27"/>
-          <w:shd w:val="clear" w:color="auto" w:fill="FCFAF8"/>
-          <w14:ligatures w14:val="none"/>
-        </w:rPr>
-        <w:t>*</w:t>
-      </w:r>
-    </w:p>
-    <w:p>
-      <w:pPr>
-        <w:spacing w:after="0" w:line="240" w:lineRule="auto"/>
-        <w:rPr>
-          <w:rFonts w:ascii="Arial" w:eastAsia="Times New Roman" w:hAnsi="Arial" w:cs="Arial"/>
-          <w:color w:val="2E2B29"/>
-          <w:kern w:val="0"/>
-          <w:sz w:val="27"/>
-          <w:szCs w:val="27"/>
-          <w:shd w:val="clear" w:color="auto" w:fill="FCFAF8"/>
-          <w14:ligatures w14:val="none"/>
-        </w:rPr>
-      </w:pPr>
-      <w:r>
-        <w:rPr>
-          <w:rFonts w:ascii="Arial" w:eastAsia="Times New Roman" w:hAnsi="Arial" w:cs="Arial"/>
-          <w:color w:val="2E2B29"/>
-          <w:kern w:val="0"/>
-          <w:sz w:val="27"/>
-          <w:szCs w:val="27"/>
-          <w:shd w:val="clear" w:color="auto" w:fill="FCFAF8"/>
-          <w14:ligatures w14:val="none"/>
-        </w:rPr>
-        <w:t>- **Level 1 (Compatible</w:t>
-      </w:r>
-      <w:proofErr w:type="gramStart"/>
-      <w:r>
-        <w:rPr>
-          <w:rFonts w:ascii="Arial" w:eastAsia="Times New Roman" w:hAnsi="Arial" w:cs="Arial"/>
-          <w:color w:val="2E2B29"/>
-          <w:kern w:val="0"/>
-          <w:sz w:val="27"/>
-          <w:szCs w:val="27"/>
-          <w:shd w:val="clear" w:color="auto" w:fill="FCFAF8"/>
-          <w14:ligatures w14:val="none"/>
-        </w:rPr>
-        <w:t>):*</w:t>
-      </w:r>
-      <w:proofErr w:type="gramEnd"/>
-      <w:r>
-        <w:rPr>
-          <w:rFonts w:ascii="Arial" w:eastAsia="Times New Roman" w:hAnsi="Arial" w:cs="Arial"/>
-          <w:color w:val="2E2B29"/>
-          <w:kern w:val="0"/>
-          <w:sz w:val="27"/>
-          <w:szCs w:val="27"/>
-          <w:shd w:val="clear" w:color="auto" w:fill="FCFAF8"/>
-          <w14:ligatures w14:val="none"/>
-        </w:rPr>
-        <w:t>* Protocol conformance, basic token validation</w:t>
-      </w:r>
-    </w:p>
-    <w:p>
-      <w:pPr>
-        <w:spacing w:after="0" w:line="240" w:lineRule="auto"/>
-        <w:rPr>
-          <w:rFonts w:ascii="Arial" w:eastAsia="Times New Roman" w:hAnsi="Arial" w:cs="Arial"/>
-          <w:color w:val="2E2B29"/>
-          <w:kern w:val="0"/>
-          <w:sz w:val="27"/>
-          <w:szCs w:val="27"/>
-          <w:shd w:val="clear" w:color="auto" w:fill="FCFAF8"/>
-          <w14:ligatures w14:val="none"/>
-        </w:rPr>
-      </w:pPr>
-      <w:r>
-        <w:rPr>
-          <w:rFonts w:ascii="Arial" w:eastAsia="Times New Roman" w:hAnsi="Arial" w:cs="Arial"/>
-          <w:color w:val="2E2B29"/>
-          <w:kern w:val="0"/>
-          <w:sz w:val="27"/>
-          <w:szCs w:val="27"/>
-          <w:shd w:val="clear" w:color="auto" w:fill="FCFAF8"/>
-          <w14:ligatures w14:val="none"/>
-        </w:rPr>
-        <w:t>- **Level 2 (Verified</w:t>
-      </w:r>
-      <w:proofErr w:type="gramStart"/>
-      <w:r>
-        <w:rPr>
-          <w:rFonts w:ascii="Arial" w:eastAsia="Times New Roman" w:hAnsi="Arial" w:cs="Arial"/>
-          <w:color w:val="2E2B29"/>
-          <w:kern w:val="0"/>
-          <w:sz w:val="27"/>
-          <w:szCs w:val="27"/>
-          <w:shd w:val="clear" w:color="auto" w:fill="FCFAF8"/>
-          <w14:ligatures w14:val="none"/>
-        </w:rPr>
-        <w:t>):*</w:t>
-      </w:r>
-      <w:proofErr w:type="gramEnd"/>
-      <w:r>
-        <w:rPr>
-          <w:rFonts w:ascii="Arial" w:eastAsia="Times New Roman" w:hAnsi="Arial" w:cs="Arial"/>
-          <w:color w:val="2E2B29"/>
-          <w:kern w:val="0"/>
-          <w:sz w:val="27"/>
-          <w:szCs w:val="27"/>
-          <w:shd w:val="clear" w:color="auto" w:fill="FCFAF8"/>
-          <w14:ligatures w14:val="none"/>
-        </w:rPr>
-        <w:t>* Source audit, fuzz testing, no critical CVEs</w:t>
-      </w:r>
-    </w:p>
-    <w:p>
-      <w:pPr>
-        <w:spacing w:after="0" w:line="240" w:lineRule="auto"/>
-        <w:rPr>
-          <w:rFonts w:ascii="Arial" w:eastAsia="Times New Roman" w:hAnsi="Arial" w:cs="Arial"/>
-          <w:color w:val="2E2B29"/>
-          <w:kern w:val="0"/>
-          <w:sz w:val="27"/>
-          <w:szCs w:val="27"/>
-          <w:shd w:val="clear" w:color="auto" w:fill="FCFAF8"/>
-          <w14:ligatures w14:val="none"/>
-        </w:rPr>
-      </w:pPr>
-      <w:r>
-        <w:rPr>
-          <w:rFonts w:ascii="Arial" w:eastAsia="Times New Roman" w:hAnsi="Arial" w:cs="Arial"/>
-          <w:color w:val="2E2B29"/>
-          <w:kern w:val="0"/>
-          <w:sz w:val="27"/>
-          <w:szCs w:val="27"/>
-          <w:shd w:val="clear" w:color="auto" w:fill="FCFAF8"/>
-          <w14:ligatures w14:val="none"/>
-        </w:rPr>
-        <w:t>- **Level 3 (Assured</w:t>
-      </w:r>
-      <w:proofErr w:type="gramStart"/>
-      <w:r>
-        <w:rPr>
-          <w:rFonts w:ascii="Arial" w:eastAsia="Times New Roman" w:hAnsi="Arial" w:cs="Arial"/>
-          <w:color w:val="2E2B29"/>
-          <w:kern w:val="0"/>
-          <w:sz w:val="27"/>
-          <w:szCs w:val="27"/>
-          <w:shd w:val="clear" w:color="auto" w:fill="FCFAF8"/>
-          <w14:ligatures w14:val="none"/>
-        </w:rPr>
-        <w:t>):*</w:t>
-      </w:r>
-      <w:proofErr w:type="gramEnd"/>
-      <w:r>
-        <w:rPr>
-          <w:rFonts w:ascii="Arial" w:eastAsia="Times New Roman" w:hAnsi="Arial" w:cs="Arial"/>
-          <w:color w:val="2E2B29"/>
-          <w:kern w:val="0"/>
-          <w:sz w:val="27"/>
-          <w:szCs w:val="27"/>
-          <w:shd w:val="clear" w:color="auto" w:fill="FCFAF8"/>
-          <w14:ligatures w14:val="none"/>
-        </w:rPr>
-        <w:t>* Common Criteria EAL4+, formal verification evidence, side-channel analysis</w:t>
+        <w:t>**Planned Program Structure:**</w:t>
+      </w:r>
+    </w:p>
+    <w:p>
+      <w:pPr>
+        <w:spacing w:after="0" w:line="240" w:lineRule="auto"/>
+        <w:rPr>
+          <w:rFonts w:ascii="Arial" w:eastAsia="Times New Roman" w:hAnsi="Arial" w:cs="Arial"/>
+          <w:color w:val="2E2B29"/>
+          <w:kern w:val="0"/>
+          <w:sz w:val="27"/>
+          <w:szCs w:val="27"/>
+          <w:shd w:val="clear" w:color="auto" w:fill="FCFAF8"/>
+          <w14:ligatures w14:val="none"/>
+        </w:rPr>
+      </w:pPr>
+      <w:r>
+        <w:rPr>
+          <w:rFonts w:ascii="Arial" w:eastAsia="Times New Roman" w:hAnsi="Arial" w:cs="Arial"/>
+          <w:color w:val="2E2B29"/>
+          <w:kern w:val="0"/>
+          <w:sz w:val="27"/>
+          <w:szCs w:val="27"/>
+          <w:shd w:val="clear" w:color="auto" w:fill="FCFAF8"/>
+          <w14:ligatures w14:val="none"/>
+        </w:rPr>
+        <w:t>- **Level 1 (Compatible):** Protocol conformance, basic token validation</w:t>
+      </w:r>
+    </w:p>
+    <w:p>
+      <w:pPr>
+        <w:spacing w:after="0" w:line="240" w:lineRule="auto"/>
+        <w:rPr>
+          <w:rFonts w:ascii="Arial" w:eastAsia="Times New Roman" w:hAnsi="Arial" w:cs="Arial"/>
+          <w:color w:val="2E2B29"/>
+          <w:kern w:val="0"/>
+          <w:sz w:val="27"/>
+          <w:szCs w:val="27"/>
+          <w:shd w:val="clear" w:color="auto" w:fill="FCFAF8"/>
+          <w14:ligatures w14:val="none"/>
+        </w:rPr>
+      </w:pPr>
+      <w:r>
+        <w:rPr>
+          <w:rFonts w:ascii="Arial" w:eastAsia="Times New Roman" w:hAnsi="Arial" w:cs="Arial"/>
+          <w:color w:val="2E2B29"/>
+          <w:kern w:val="0"/>
+          <w:sz w:val="27"/>
+          <w:szCs w:val="27"/>
+          <w:shd w:val="clear" w:color="auto" w:fill="FCFAF8"/>
+          <w14:ligatures w14:val="none"/>
+        </w:rPr>
+        <w:t>- **Level 2 (Verified):** Source audit, fuzz testing, no critical CVEs</w:t>
+      </w:r>
+    </w:p>
+    <w:p>
+      <w:pPr>
+        <w:spacing w:after="0" w:line="240" w:lineRule="auto"/>
+        <w:rPr>
+          <w:rFonts w:ascii="Arial" w:eastAsia="Times New Roman" w:hAnsi="Arial" w:cs="Arial"/>
+          <w:color w:val="2E2B29"/>
+          <w:kern w:val="0"/>
+          <w:sz w:val="27"/>
+          <w:szCs w:val="27"/>
+          <w:shd w:val="clear" w:color="auto" w:fill="FCFAF8"/>
+          <w14:ligatures w14:val="none"/>
+        </w:rPr>
+      </w:pPr>
+      <w:r>
+        <w:rPr>
+          <w:rFonts w:ascii="Arial" w:eastAsia="Times New Roman" w:hAnsi="Arial" w:cs="Arial"/>
+          <w:color w:val="2E2B29"/>
+          <w:kern w:val="0"/>
+          <w:sz w:val="27"/>
+          <w:szCs w:val="27"/>
+          <w:shd w:val="clear" w:color="auto" w:fill="FCFAF8"/>
+          <w14:ligatures w14:val="none"/>
+        </w:rPr>
+        <w:t>- **Level 3 (Assured):** Common Criteria EAL4+, formal verification evidence, side-channel analysis</w:t>
       </w:r>
     </w:p>
     <w:p>
@@ -10894,33 +7438,7 @@
           <w:shd w:val="clear" w:color="auto" w:fill="FCFAF8"/>
           <w14:ligatures w14:val="none"/>
         </w:rPr>
-        <w:t>### **Immediate (0-6 months</w:t>
-      </w:r>
-      <w:proofErr w:type="gramStart"/>
-      <w:r>
-        <w:rPr>
-          <w:rFonts w:ascii="Arial" w:eastAsia="Times New Roman" w:hAnsi="Arial" w:cs="Arial"/>
-          <w:color w:val="2E2B29"/>
-          <w:kern w:val="0"/>
-          <w:sz w:val="27"/>
-          <w:szCs w:val="27"/>
-          <w:shd w:val="clear" w:color="auto" w:fill="FCFAF8"/>
-          <w14:ligatures w14:val="none"/>
-        </w:rPr>
-        <w:t>):*</w:t>
-      </w:r>
-      <w:proofErr w:type="gramEnd"/>
-      <w:r>
-        <w:rPr>
-          <w:rFonts w:ascii="Arial" w:eastAsia="Times New Roman" w:hAnsi="Arial" w:cs="Arial"/>
-          <w:color w:val="2E2B29"/>
-          <w:kern w:val="0"/>
-          <w:sz w:val="27"/>
-          <w:szCs w:val="27"/>
-          <w:shd w:val="clear" w:color="auto" w:fill="FCFAF8"/>
-          <w14:ligatures w14:val="none"/>
-        </w:rPr>
-        <w:t xml:space="preserve">* </w:t>
+        <w:t xml:space="preserve">### **Immediate (0-6 months):** </w:t>
       </w:r>
       <w:r>
         <w:rPr>
@@ -10958,85 +7476,33 @@
           <w:shd w:val="clear" w:color="auto" w:fill="FCFAF8"/>
           <w14:ligatures w14:val="none"/>
         </w:rPr>
-        <w:t>- Stage 2 Linux (</w:t>
-      </w:r>
-      <w:proofErr w:type="spellStart"/>
-      <w:r>
-        <w:rPr>
-          <w:rFonts w:ascii="Arial" w:eastAsia="Times New Roman" w:hAnsi="Arial" w:cs="Arial"/>
-          <w:color w:val="2E2B29"/>
-          <w:kern w:val="0"/>
-          <w:sz w:val="27"/>
-          <w:szCs w:val="27"/>
-          <w:shd w:val="clear" w:color="auto" w:fill="FCFAF8"/>
-          <w14:ligatures w14:val="none"/>
-        </w:rPr>
-        <w:t>eBPF</w:t>
-      </w:r>
-      <w:proofErr w:type="spellEnd"/>
-      <w:r>
-        <w:rPr>
-          <w:rFonts w:ascii="Arial" w:eastAsia="Times New Roman" w:hAnsi="Arial" w:cs="Arial"/>
-          <w:color w:val="2E2B29"/>
-          <w:kern w:val="0"/>
-          <w:sz w:val="27"/>
-          <w:szCs w:val="27"/>
-          <w:shd w:val="clear" w:color="auto" w:fill="FCFAF8"/>
-          <w14:ligatures w14:val="none"/>
-        </w:rPr>
-        <w:t>) hardened release</w:t>
-      </w:r>
-    </w:p>
-    <w:p>
-      <w:pPr>
-        <w:spacing w:after="0" w:line="240" w:lineRule="auto"/>
-        <w:rPr>
-          <w:rFonts w:ascii="Arial" w:eastAsia="Times New Roman" w:hAnsi="Arial" w:cs="Arial"/>
-          <w:color w:val="2E2B29"/>
-          <w:kern w:val="0"/>
-          <w:sz w:val="27"/>
-          <w:szCs w:val="27"/>
-          <w:shd w:val="clear" w:color="auto" w:fill="FCFAF8"/>
-          <w14:ligatures w14:val="none"/>
-        </w:rPr>
-      </w:pPr>
-      <w:r>
-        <w:rPr>
-          <w:rFonts w:ascii="Arial" w:eastAsia="Times New Roman" w:hAnsi="Arial" w:cs="Arial"/>
-          <w:color w:val="2E2B29"/>
-          <w:kern w:val="0"/>
-          <w:sz w:val="27"/>
-          <w:szCs w:val="27"/>
-          <w:shd w:val="clear" w:color="auto" w:fill="FCFAF8"/>
-          <w14:ligatures w14:val="none"/>
-        </w:rPr>
-        <w:t>- Stage 1 Windows (</w:t>
-      </w:r>
-      <w:proofErr w:type="spellStart"/>
-      <w:r>
-        <w:rPr>
-          <w:rFonts w:ascii="Arial" w:eastAsia="Times New Roman" w:hAnsi="Arial" w:cs="Arial"/>
-          <w:color w:val="2E2B29"/>
-          <w:kern w:val="0"/>
-          <w:sz w:val="27"/>
-          <w:szCs w:val="27"/>
-          <w:shd w:val="clear" w:color="auto" w:fill="FCFAF8"/>
-          <w14:ligatures w14:val="none"/>
-        </w:rPr>
-        <w:t>Minifilter</w:t>
-      </w:r>
-      <w:proofErr w:type="spellEnd"/>
-      <w:r>
-        <w:rPr>
-          <w:rFonts w:ascii="Arial" w:eastAsia="Times New Roman" w:hAnsi="Arial" w:cs="Arial"/>
-          <w:color w:val="2E2B29"/>
-          <w:kern w:val="0"/>
-          <w:sz w:val="27"/>
-          <w:szCs w:val="27"/>
-          <w:shd w:val="clear" w:color="auto" w:fill="FCFAF8"/>
-          <w14:ligatures w14:val="none"/>
-        </w:rPr>
-        <w:t>) pilot program</w:t>
+        <w:t>- Stage 2 Linux (eBPF) hardened release</w:t>
+      </w:r>
+    </w:p>
+    <w:p>
+      <w:pPr>
+        <w:spacing w:after="0" w:line="240" w:lineRule="auto"/>
+        <w:rPr>
+          <w:rFonts w:ascii="Arial" w:eastAsia="Times New Roman" w:hAnsi="Arial" w:cs="Arial"/>
+          <w:color w:val="2E2B29"/>
+          <w:kern w:val="0"/>
+          <w:sz w:val="27"/>
+          <w:szCs w:val="27"/>
+          <w:shd w:val="clear" w:color="auto" w:fill="FCFAF8"/>
+          <w14:ligatures w14:val="none"/>
+        </w:rPr>
+      </w:pPr>
+      <w:r>
+        <w:rPr>
+          <w:rFonts w:ascii="Arial" w:eastAsia="Times New Roman" w:hAnsi="Arial" w:cs="Arial"/>
+          <w:color w:val="2E2B29"/>
+          <w:kern w:val="0"/>
+          <w:sz w:val="27"/>
+          <w:szCs w:val="27"/>
+          <w:shd w:val="clear" w:color="auto" w:fill="FCFAF8"/>
+          <w14:ligatures w14:val="none"/>
+        </w:rPr>
+        <w:t>- Stage 1 Windows (Minifilter) pilot program</w:t>
       </w:r>
     </w:p>
     <w:p>
@@ -11102,33 +7568,7 @@
           <w:shd w:val="clear" w:color="auto" w:fill="FCFAF8"/>
           <w14:ligatures w14:val="none"/>
         </w:rPr>
-        <w:t>### **Short-term (6-12 months</w:t>
-      </w:r>
-      <w:proofErr w:type="gramStart"/>
-      <w:r>
-        <w:rPr>
-          <w:rFonts w:ascii="Arial" w:eastAsia="Times New Roman" w:hAnsi="Arial" w:cs="Arial"/>
-          <w:color w:val="2E2B29"/>
-          <w:kern w:val="0"/>
-          <w:sz w:val="27"/>
-          <w:szCs w:val="27"/>
-          <w:shd w:val="clear" w:color="auto" w:fill="FCFAF8"/>
-          <w14:ligatures w14:val="none"/>
-        </w:rPr>
-        <w:t>):*</w:t>
-      </w:r>
-      <w:proofErr w:type="gramEnd"/>
-      <w:r>
-        <w:rPr>
-          <w:rFonts w:ascii="Arial" w:eastAsia="Times New Roman" w:hAnsi="Arial" w:cs="Arial"/>
-          <w:color w:val="2E2B29"/>
-          <w:kern w:val="0"/>
-          <w:sz w:val="27"/>
-          <w:szCs w:val="27"/>
-          <w:shd w:val="clear" w:color="auto" w:fill="FCFAF8"/>
-          <w14:ligatures w14:val="none"/>
-        </w:rPr>
-        <w:t xml:space="preserve">* </w:t>
+        <w:t xml:space="preserve">### **Short-term (6-12 months):** </w:t>
       </w:r>
       <w:r>
         <w:rPr>
@@ -11192,33 +7632,7 @@
           <w:shd w:val="clear" w:color="auto" w:fill="FCFAF8"/>
           <w14:ligatures w14:val="none"/>
         </w:rPr>
-        <w:t xml:space="preserve">- </w:t>
-      </w:r>
-      <w:proofErr w:type="spellStart"/>
-      <w:r>
-        <w:rPr>
-          <w:rFonts w:ascii="Arial" w:eastAsia="Times New Roman" w:hAnsi="Arial" w:cs="Arial"/>
-          <w:color w:val="2E2B29"/>
-          <w:kern w:val="0"/>
-          <w:sz w:val="27"/>
-          <w:szCs w:val="27"/>
-          <w:shd w:val="clear" w:color="auto" w:fill="FCFAF8"/>
-          <w14:ligatures w14:val="none"/>
-        </w:rPr>
-        <w:t>IntentKernel</w:t>
-      </w:r>
-      <w:proofErr w:type="spellEnd"/>
-      <w:r>
-        <w:rPr>
-          <w:rFonts w:ascii="Arial" w:eastAsia="Times New Roman" w:hAnsi="Arial" w:cs="Arial"/>
-          <w:color w:val="2E2B29"/>
-          <w:kern w:val="0"/>
-          <w:sz w:val="27"/>
-          <w:szCs w:val="27"/>
-          <w:shd w:val="clear" w:color="auto" w:fill="FCFAF8"/>
-          <w14:ligatures w14:val="none"/>
-        </w:rPr>
-        <w:t xml:space="preserve"> Cloud Runtime (Kubernetes admission controller)</w:t>
+        <w:t>- IntentKernel Cloud Runtime (Kubernetes admission controller)</w:t>
       </w:r>
     </w:p>
     <w:p>
@@ -11284,33 +7698,7 @@
           <w:shd w:val="clear" w:color="auto" w:fill="FCFAF8"/>
           <w14:ligatures w14:val="none"/>
         </w:rPr>
-        <w:t>### **Medium-term (1-2 years</w:t>
-      </w:r>
-      <w:proofErr w:type="gramStart"/>
-      <w:r>
-        <w:rPr>
-          <w:rFonts w:ascii="Arial" w:eastAsia="Times New Roman" w:hAnsi="Arial" w:cs="Arial"/>
-          <w:color w:val="2E2B29"/>
-          <w:kern w:val="0"/>
-          <w:sz w:val="27"/>
-          <w:szCs w:val="27"/>
-          <w:shd w:val="clear" w:color="auto" w:fill="FCFAF8"/>
-          <w14:ligatures w14:val="none"/>
-        </w:rPr>
-        <w:t>):*</w:t>
-      </w:r>
-      <w:proofErr w:type="gramEnd"/>
-      <w:r>
-        <w:rPr>
-          <w:rFonts w:ascii="Arial" w:eastAsia="Times New Roman" w:hAnsi="Arial" w:cs="Arial"/>
-          <w:color w:val="2E2B29"/>
-          <w:kern w:val="0"/>
-          <w:sz w:val="27"/>
-          <w:szCs w:val="27"/>
-          <w:shd w:val="clear" w:color="auto" w:fill="FCFAF8"/>
-          <w14:ligatures w14:val="none"/>
-        </w:rPr>
-        <w:t xml:space="preserve">* </w:t>
+        <w:t xml:space="preserve">### **Medium-term (1-2 years):** </w:t>
       </w:r>
       <w:r>
         <w:rPr>
@@ -11348,33 +7736,7 @@
           <w:shd w:val="clear" w:color="auto" w:fill="FCFAF8"/>
           <w14:ligatures w14:val="none"/>
         </w:rPr>
-        <w:t xml:space="preserve">- Stage 4 Embedded </w:t>
-      </w:r>
-      <w:proofErr w:type="gramStart"/>
-      <w:r>
-        <w:rPr>
-          <w:rFonts w:ascii="Arial" w:eastAsia="Times New Roman" w:hAnsi="Arial" w:cs="Arial"/>
-          <w:color w:val="2E2B29"/>
-          <w:kern w:val="0"/>
-          <w:sz w:val="27"/>
-          <w:szCs w:val="27"/>
-          <w:shd w:val="clear" w:color="auto" w:fill="FCFAF8"/>
-          <w14:ligatures w14:val="none"/>
-        </w:rPr>
-        <w:t>( bare</w:t>
-      </w:r>
-      <w:proofErr w:type="gramEnd"/>
-      <w:r>
-        <w:rPr>
-          <w:rFonts w:ascii="Arial" w:eastAsia="Times New Roman" w:hAnsi="Arial" w:cs="Arial"/>
-          <w:color w:val="2E2B29"/>
-          <w:kern w:val="0"/>
-          <w:sz w:val="27"/>
-          <w:szCs w:val="27"/>
-          <w:shd w:val="clear" w:color="auto" w:fill="FCFAF8"/>
-          <w14:ligatures w14:val="none"/>
-        </w:rPr>
-        <w:t>-metal firmware supervisor)</w:t>
+        <w:t>- Stage 4 Embedded ( bare-metal firmware supervisor)</w:t>
       </w:r>
     </w:p>
     <w:p>
@@ -11466,33 +7828,7 @@
           <w:shd w:val="clear" w:color="auto" w:fill="FCFAF8"/>
           <w14:ligatures w14:val="none"/>
         </w:rPr>
-        <w:t>### **Long-term (3+ years</w:t>
-      </w:r>
-      <w:proofErr w:type="gramStart"/>
-      <w:r>
-        <w:rPr>
-          <w:rFonts w:ascii="Arial" w:eastAsia="Times New Roman" w:hAnsi="Arial" w:cs="Arial"/>
-          <w:color w:val="2E2B29"/>
-          <w:kern w:val="0"/>
-          <w:sz w:val="27"/>
-          <w:szCs w:val="27"/>
-          <w:shd w:val="clear" w:color="auto" w:fill="FCFAF8"/>
-          <w14:ligatures w14:val="none"/>
-        </w:rPr>
-        <w:t>):*</w:t>
-      </w:r>
-      <w:proofErr w:type="gramEnd"/>
-      <w:r>
-        <w:rPr>
-          <w:rFonts w:ascii="Arial" w:eastAsia="Times New Roman" w:hAnsi="Arial" w:cs="Arial"/>
-          <w:color w:val="2E2B29"/>
-          <w:kern w:val="0"/>
-          <w:sz w:val="27"/>
-          <w:szCs w:val="27"/>
-          <w:shd w:val="clear" w:color="auto" w:fill="FCFAF8"/>
-          <w14:ligatures w14:val="none"/>
-        </w:rPr>
-        <w:t xml:space="preserve">* </w:t>
+        <w:t xml:space="preserve">### **Long-term (3+ years):** </w:t>
       </w:r>
       <w:r>
         <w:rPr>
@@ -11692,7 +8028,6 @@
           <w14:ligatures w14:val="none"/>
         </w:rPr>
       </w:pPr>
-      <w:proofErr w:type="spellStart"/>
       <w:r>
         <w:rPr>
           <w:rFonts w:ascii="Arial" w:eastAsia="Times New Roman" w:hAnsi="Arial" w:cs="Arial"/>
@@ -11704,20 +8039,7 @@
           <w14:ligatures w14:val="none"/>
         </w:rPr>
         <w:lastRenderedPageBreak/>
-        <w:t>IntentKernel</w:t>
-      </w:r>
-      <w:proofErr w:type="spellEnd"/>
-      <w:r>
-        <w:rPr>
-          <w:rFonts w:ascii="Arial" w:eastAsia="Times New Roman" w:hAnsi="Arial" w:cs="Arial"/>
-          <w:color w:val="2E2B29"/>
-          <w:kern w:val="0"/>
-          <w:sz w:val="27"/>
-          <w:szCs w:val="27"/>
-          <w:shd w:val="clear" w:color="auto" w:fill="FCFAF8"/>
-          <w14:ligatures w14:val="none"/>
-        </w:rPr>
-        <w:t xml:space="preserve"> represents a fundamental shift from **detecting malicious activity** to **preventing malicious structure**. By retrofitting event-scoped capability enforcement onto legacy operating systems, it offers enterprises immediate protection against ransomware and insider threats without the economic impossibility of OS replacement.</w:t>
+        <w:t>IntentKernel represents a fundamental shift from **detecting malicious activity** to **preventing malicious structure**. By retrofitting event-scoped capability enforcement onto legacy operating systems, it offers enterprises immediate protection against ransomware and insider threats without the economic impossibility of OS replacement.</w:t>
       </w:r>
     </w:p>
     <w:p>
@@ -11797,99 +8119,47 @@
           <w:shd w:val="clear" w:color="auto" w:fill="FCFAF8"/>
           <w14:ligatures w14:val="none"/>
         </w:rPr>
-        <w:t xml:space="preserve">As organizations face escalating regulatory pressure and quantum threats, </w:t>
-      </w:r>
-      <w:proofErr w:type="spellStart"/>
-      <w:r>
-        <w:rPr>
-          <w:rFonts w:ascii="Arial" w:eastAsia="Times New Roman" w:hAnsi="Arial" w:cs="Arial"/>
-          <w:color w:val="2E2B29"/>
-          <w:kern w:val="0"/>
-          <w:sz w:val="27"/>
-          <w:szCs w:val="27"/>
-          <w:shd w:val="clear" w:color="auto" w:fill="FCFAF8"/>
-          <w14:ligatures w14:val="none"/>
-        </w:rPr>
-        <w:t>IntentKernel</w:t>
-      </w:r>
-      <w:proofErr w:type="spellEnd"/>
-      <w:r>
-        <w:rPr>
-          <w:rFonts w:ascii="Arial" w:eastAsia="Times New Roman" w:hAnsi="Arial" w:cs="Arial"/>
-          <w:color w:val="2E2B29"/>
-          <w:kern w:val="0"/>
-          <w:sz w:val="27"/>
-          <w:szCs w:val="27"/>
-          <w:shd w:val="clear" w:color="auto" w:fill="FCFAF8"/>
-          <w14:ligatures w14:val="none"/>
-        </w:rPr>
-        <w:t xml:space="preserve"> provides the bridge between legacy infrastructure and the post-permission future.</w:t>
-      </w:r>
-    </w:p>
-    <w:p>
-      <w:pPr>
-        <w:spacing w:after="0" w:line="240" w:lineRule="auto"/>
-        <w:rPr>
-          <w:rFonts w:ascii="Arial" w:eastAsia="Times New Roman" w:hAnsi="Arial" w:cs="Arial"/>
-          <w:color w:val="2E2B29"/>
-          <w:kern w:val="0"/>
-          <w:sz w:val="27"/>
-          <w:szCs w:val="27"/>
-          <w:shd w:val="clear" w:color="auto" w:fill="FCFAF8"/>
-          <w14:ligatures w14:val="none"/>
-        </w:rPr>
-      </w:pPr>
-    </w:p>
-    <w:p>
-      <w:pPr>
-        <w:spacing w:after="0" w:line="240" w:lineRule="auto"/>
-        <w:rPr>
-          <w:rFonts w:ascii="Arial" w:eastAsia="Times New Roman" w:hAnsi="Arial" w:cs="Arial"/>
-          <w:color w:val="2E2B29"/>
-          <w:kern w:val="0"/>
-          <w:sz w:val="27"/>
-          <w:szCs w:val="27"/>
-          <w:shd w:val="clear" w:color="auto" w:fill="FCFAF8"/>
-          <w14:ligatures w14:val="none"/>
-        </w:rPr>
-      </w:pPr>
-      <w:r>
-        <w:rPr>
-          <w:rFonts w:ascii="Arial" w:eastAsia="Times New Roman" w:hAnsi="Arial" w:cs="Arial"/>
-          <w:color w:val="2E2B29"/>
-          <w:kern w:val="0"/>
-          <w:sz w:val="27"/>
-          <w:szCs w:val="27"/>
-          <w:shd w:val="clear" w:color="auto" w:fill="FCFAF8"/>
-          <w14:ligatures w14:val="none"/>
-        </w:rPr>
-        <w:t xml:space="preserve">**The era of persistent permission is ending. The era of event-scoped authority has </w:t>
-      </w:r>
-      <w:proofErr w:type="gramStart"/>
-      <w:r>
-        <w:rPr>
-          <w:rFonts w:ascii="Arial" w:eastAsia="Times New Roman" w:hAnsi="Arial" w:cs="Arial"/>
-          <w:color w:val="2E2B29"/>
-          <w:kern w:val="0"/>
-          <w:sz w:val="27"/>
-          <w:szCs w:val="27"/>
-          <w:shd w:val="clear" w:color="auto" w:fill="FCFAF8"/>
-          <w14:ligatures w14:val="none"/>
-        </w:rPr>
-        <w:t>begun.*</w:t>
-      </w:r>
-      <w:proofErr w:type="gramEnd"/>
-      <w:r>
-        <w:rPr>
-          <w:rFonts w:ascii="Arial" w:eastAsia="Times New Roman" w:hAnsi="Arial" w:cs="Arial"/>
-          <w:color w:val="2E2B29"/>
-          <w:kern w:val="0"/>
-          <w:sz w:val="27"/>
-          <w:szCs w:val="27"/>
-          <w:shd w:val="clear" w:color="auto" w:fill="FCFAF8"/>
-          <w14:ligatures w14:val="none"/>
-        </w:rPr>
-        <w:t>*</w:t>
+        <w:t>As organizations face escalating regulatory pressure and quantum threats, IntentKernel provides the bridge between legacy infrastructure and the post-permission future.</w:t>
+      </w:r>
+    </w:p>
+    <w:p>
+      <w:pPr>
+        <w:spacing w:after="0" w:line="240" w:lineRule="auto"/>
+        <w:rPr>
+          <w:rFonts w:ascii="Arial" w:eastAsia="Times New Roman" w:hAnsi="Arial" w:cs="Arial"/>
+          <w:color w:val="2E2B29"/>
+          <w:kern w:val="0"/>
+          <w:sz w:val="27"/>
+          <w:szCs w:val="27"/>
+          <w:shd w:val="clear" w:color="auto" w:fill="FCFAF8"/>
+          <w14:ligatures w14:val="none"/>
+        </w:rPr>
+      </w:pPr>
+    </w:p>
+    <w:p>
+      <w:pPr>
+        <w:spacing w:after="0" w:line="240" w:lineRule="auto"/>
+        <w:rPr>
+          <w:rFonts w:ascii="Arial" w:eastAsia="Times New Roman" w:hAnsi="Arial" w:cs="Arial"/>
+          <w:color w:val="2E2B29"/>
+          <w:kern w:val="0"/>
+          <w:sz w:val="27"/>
+          <w:szCs w:val="27"/>
+          <w:shd w:val="clear" w:color="auto" w:fill="FCFAF8"/>
+          <w14:ligatures w14:val="none"/>
+        </w:rPr>
+      </w:pPr>
+      <w:r>
+        <w:rPr>
+          <w:rFonts w:ascii="Arial" w:eastAsia="Times New Roman" w:hAnsi="Arial" w:cs="Arial"/>
+          <w:color w:val="2E2B29"/>
+          <w:kern w:val="0"/>
+          <w:sz w:val="27"/>
+          <w:szCs w:val="27"/>
+          <w:shd w:val="clear" w:color="auto" w:fill="FCFAF8"/>
+          <w14:ligatures w14:val="none"/>
+        </w:rPr>
+        <w:t>**The era of persistent permission is ending. The era of event-scoped authority has begun.**</w:t>
       </w:r>
     </w:p>
     <w:p>
@@ -12009,74 +8279,8 @@
           <w:shd w:val="clear" w:color="auto" w:fill="FCFAF8"/>
           <w14:ligatures w14:val="none"/>
         </w:rPr>
-        <w:t>1. **</w:t>
-      </w:r>
-      <w:proofErr w:type="spellStart"/>
-      <w:r>
-        <w:rPr>
-          <w:rFonts w:ascii="Arial" w:eastAsia="Times New Roman" w:hAnsi="Arial" w:cs="Arial"/>
-          <w:color w:val="2E2B29"/>
-          <w:kern w:val="0"/>
-          <w:sz w:val="27"/>
-          <w:szCs w:val="27"/>
-          <w:shd w:val="clear" w:color="auto" w:fill="FCFAF8"/>
-          <w14:ligatures w14:val="none"/>
-        </w:rPr>
-        <w:t>IntentKernel</w:t>
-      </w:r>
-      <w:proofErr w:type="spellEnd"/>
-      <w:r>
-        <w:rPr>
-          <w:rFonts w:ascii="Arial" w:eastAsia="Times New Roman" w:hAnsi="Arial" w:cs="Arial"/>
-          <w:color w:val="2E2B29"/>
-          <w:kern w:val="0"/>
-          <w:sz w:val="27"/>
-          <w:szCs w:val="27"/>
-          <w:shd w:val="clear" w:color="auto" w:fill="FCFAF8"/>
-          <w14:ligatures w14:val="none"/>
-        </w:rPr>
-        <w:t xml:space="preserve"> Architecture Thesis** (2025). </w:t>
-      </w:r>
-      <w:proofErr w:type="spellStart"/>
-      <w:r>
-        <w:rPr>
-          <w:rFonts w:ascii="Arial" w:eastAsia="Times New Roman" w:hAnsi="Arial" w:cs="Arial"/>
-          <w:color w:val="2E2B29"/>
-          <w:kern w:val="0"/>
-          <w:sz w:val="27"/>
-          <w:szCs w:val="27"/>
-          <w:shd w:val="clear" w:color="auto" w:fill="FCFAF8"/>
-          <w14:ligatures w14:val="none"/>
-        </w:rPr>
-        <w:t>Zenodo</w:t>
-      </w:r>
-      <w:proofErr w:type="spellEnd"/>
-      <w:r>
-        <w:rPr>
-          <w:rFonts w:ascii="Arial" w:eastAsia="Times New Roman" w:hAnsi="Arial" w:cs="Arial"/>
-          <w:color w:val="2E2B29"/>
-          <w:kern w:val="0"/>
-          <w:sz w:val="27"/>
-          <w:szCs w:val="27"/>
-          <w:shd w:val="clear" w:color="auto" w:fill="FCFAF8"/>
-          <w14:ligatures w14:val="none"/>
-        </w:rPr>
-        <w:t xml:space="preserve"> DOI: 10.5281/</w:t>
-      </w:r>
-      <w:proofErr w:type="spellStart"/>
-      <w:r>
-        <w:rPr>
-          <w:rFonts w:ascii="Arial" w:eastAsia="Times New Roman" w:hAnsi="Arial" w:cs="Arial"/>
-          <w:color w:val="2E2B29"/>
-          <w:kern w:val="0"/>
-          <w:sz w:val="27"/>
-          <w:szCs w:val="27"/>
-          <w:shd w:val="clear" w:color="auto" w:fill="FCFAF8"/>
-          <w14:ligatures w14:val="none"/>
-        </w:rPr>
-        <w:t>zenodo.XXXXX</w:t>
-      </w:r>
-      <w:proofErr w:type="spellEnd"/>
+        <w:t>1. **IntentKernel Architecture Thesis** (2025). Zenodo DOI: 10.5281/zenodo.XXXXX</w:t>
+      </w:r>
     </w:p>
     <w:p>
       <w:pPr>
@@ -12275,31 +8479,17 @@
           <w14:ligatures w14:val="none"/>
         </w:rPr>
       </w:pPr>
-      <w:proofErr w:type="spellStart"/>
-      <w:r>
-        <w:rPr>
-          <w:rFonts w:ascii="Arial" w:eastAsia="Times New Roman" w:hAnsi="Arial" w:cs="Arial"/>
-          <w:color w:val="2E2B29"/>
-          <w:kern w:val="0"/>
-          <w:sz w:val="27"/>
-          <w:szCs w:val="27"/>
-          <w:shd w:val="clear" w:color="auto" w:fill="FCFAF8"/>
-          <w14:ligatures w14:val="none"/>
-        </w:rPr>
-        <w:t>IntentKernel</w:t>
-      </w:r>
-      <w:proofErr w:type="spellEnd"/>
-      <w:r>
-        <w:rPr>
-          <w:rFonts w:ascii="Arial" w:eastAsia="Times New Roman" w:hAnsi="Arial" w:cs="Arial"/>
-          <w:color w:val="2E2B29"/>
-          <w:kern w:val="0"/>
-          <w:sz w:val="27"/>
-          <w:szCs w:val="27"/>
-          <w:shd w:val="clear" w:color="auto" w:fill="FCFAF8"/>
-          <w14:ligatures w14:val="none"/>
-        </w:rPr>
-        <w:t xml:space="preserve"> Architecture Project  </w:t>
+      <w:r>
+        <w:rPr>
+          <w:rFonts w:ascii="Arial" w:eastAsia="Times New Roman" w:hAnsi="Arial" w:cs="Arial"/>
+          <w:color w:val="2E2B29"/>
+          <w:kern w:val="0"/>
+          <w:sz w:val="27"/>
+          <w:szCs w:val="27"/>
+          <w:shd w:val="clear" w:color="auto" w:fill="FCFAF8"/>
+          <w14:ligatures w14:val="none"/>
+        </w:rPr>
+        <w:t xml:space="preserve">IntentKernel Architecture Project  </w:t>
       </w:r>
     </w:p>
     <w:p>
@@ -12351,33 +8541,7 @@
           <w:shd w:val="clear" w:color="auto" w:fill="FCFAF8"/>
           <w14:ligatures w14:val="none"/>
         </w:rPr>
-        <w:t>GitHub: github.com/</w:t>
-      </w:r>
-      <w:proofErr w:type="spellStart"/>
-      <w:r>
-        <w:rPr>
-          <w:rFonts w:ascii="Arial" w:eastAsia="Times New Roman" w:hAnsi="Arial" w:cs="Arial"/>
-          <w:color w:val="2E2B29"/>
-          <w:kern w:val="0"/>
-          <w:sz w:val="27"/>
-          <w:szCs w:val="27"/>
-          <w:shd w:val="clear" w:color="auto" w:fill="FCFAF8"/>
-          <w14:ligatures w14:val="none"/>
-        </w:rPr>
-        <w:t>intentkernel</w:t>
-      </w:r>
-      <w:proofErr w:type="spellEnd"/>
-      <w:r>
-        <w:rPr>
-          <w:rFonts w:ascii="Arial" w:eastAsia="Times New Roman" w:hAnsi="Arial" w:cs="Arial"/>
-          <w:color w:val="2E2B29"/>
-          <w:kern w:val="0"/>
-          <w:sz w:val="27"/>
-          <w:szCs w:val="27"/>
-          <w:shd w:val="clear" w:color="auto" w:fill="FCFAF8"/>
-          <w14:ligatures w14:val="none"/>
-        </w:rPr>
-        <w:t xml:space="preserve">  </w:t>
+        <w:t xml:space="preserve">GitHub: github.com/intentkernel  </w:t>
       </w:r>
     </w:p>
     <w:p>
